--- a/demo/out/智慧热网系统软件/智慧热网系统软件_V1.0_说明书.docx
+++ b/demo/out/智慧热网系统软件/智慧热网系统软件_V1.0_说明书.docx
@@ -47,18 +47,6 @@
     </w:p>
     <w:p>
       <w:pPr>
-        <w:jc w:val="both"/>
-      </w:pPr>
-      <w:r>
-        <w:rPr>
-          <w:rFonts w:ascii="Times New Roman" w:hAnsi="Times New Roman" w:eastAsia="宋体"/>
-          <w:sz w:val="24"/>
-        </w:rPr>
-        <w:t>本文档是「智慧热网系统软件」（以下简称本系统）的软件说明书，用于说明本系统的设计目标、功能构成、运行环境与操作方法，作为软件著作权登记文档鉴别材料的组成部分，同时供供热企业调度与运维人员参考。</w:t>
-      </w:r>
-    </w:p>
-    <w:p>
-      <w:pPr>
         <w:keepNext/>
         <w:spacing w:before="160" w:after="120"/>
         <w:ind w:firstLine="0"/>
@@ -81,46 +69,19 @@
           <w:rFonts w:ascii="Times New Roman" w:hAnsi="Times New Roman" w:eastAsia="宋体"/>
           <w:sz w:val="24"/>
         </w:rPr>
-        <w:t>集中供热系统普遍存在换热站分散、二次网水力失衡、室温达标情况缺少量化依据、收费与运行数据脱节等问题。本系统将热源、换热站、管网、用户室温与收费数据汇聚到同一平台，使调度人员能够按需调节、按数据考核。</w:t>
+        <w:t>本文档是「智慧热网系统软件」（以下简称本系统）的软件说明书，描述系统的建设目标、总体架构、功能构成、数据结构与运行环境，作为软件著作权登记文档鉴别材料的组成部分。</w:t>
       </w:r>
     </w:p>
     <w:p>
       <w:pPr>
-        <w:spacing w:after="60"/>
-        <w:ind w:firstLine="0" w:left="480"/>
+        <w:jc w:val="both"/>
       </w:pPr>
       <w:r>
         <w:rPr>
           <w:rFonts w:ascii="Times New Roman" w:hAnsi="Times New Roman" w:eastAsia="宋体"/>
           <w:sz w:val="24"/>
         </w:rPr>
-        <w:t>· 为调度人员提供全网供热量、温度、流量与室温达标的统一视图；</w:t>
-      </w:r>
-    </w:p>
-    <w:p>
-      <w:pPr>
-        <w:spacing w:after="60"/>
-        <w:ind w:firstLine="0" w:left="480"/>
-      </w:pPr>
-      <w:r>
-        <w:rPr>
-          <w:rFonts w:ascii="Times New Roman" w:hAnsi="Times New Roman" w:eastAsia="宋体"/>
-          <w:sz w:val="24"/>
-        </w:rPr>
-        <w:t>· 为换热站运维人员提供站点实时参数与调节建议；</w:t>
-      </w:r>
-    </w:p>
-    <w:p>
-      <w:pPr>
-        <w:spacing w:after="60"/>
-        <w:ind w:firstLine="0" w:left="480"/>
-      </w:pPr>
-      <w:r>
-        <w:rPr>
-          <w:rFonts w:ascii="Times New Roman" w:hAnsi="Times New Roman" w:eastAsia="宋体"/>
-          <w:sz w:val="24"/>
-        </w:rPr>
-        <w:t>· 为经营部门提供收费进度与欠费结构分析。</w:t>
+        <w:t>本文档同时作为供热企业调度与运维人员的操作依据：调度人员可据此了解全网监视与调节方式，站务人员可据此完成站点参数查看与巡检反馈，经营人员可据此理解收费统计口径。文档中的表名与功能模块均可与源代码相互核对。</w:t>
       </w:r>
     </w:p>
     <w:p>
@@ -135,7 +96,34 @@
           <w:b/>
           <w:sz w:val="28"/>
         </w:rPr>
-        <w:t>1.2  术语与缩略语</w:t>
+        <w:t>1.2  适用范围</w:t>
+      </w:r>
+    </w:p>
+    <w:p>
+      <w:pPr>
+        <w:jc w:val="both"/>
+      </w:pPr>
+      <w:r>
+        <w:rPr>
+          <w:rFonts w:ascii="Times New Roman" w:hAnsi="Times New Roman" w:eastAsia="宋体"/>
+          <w:sz w:val="24"/>
+        </w:rPr>
+        <w:t>本文档适用于本系统的部署实施、日常调度、站点运维与经营分析。系统为 B/S 架构，通过浏览器访问，不依赖客户端插件。</w:t>
+      </w:r>
+    </w:p>
+    <w:p>
+      <w:pPr>
+        <w:keepNext/>
+        <w:spacing w:before="160" w:after="120"/>
+        <w:ind w:firstLine="0"/>
+      </w:pPr>
+      <w:r>
+        <w:rPr>
+          <w:rFonts w:ascii="黑体" w:hAnsi="黑体" w:eastAsia="黑体"/>
+          <w:b/>
+          <w:sz w:val="28"/>
+        </w:rPr>
+        <w:t>1.3  术语与缩略语</w:t>
       </w:r>
     </w:p>
     <w:tbl>
@@ -349,6 +337,70 @@
           </w:p>
         </w:tc>
       </w:tr>
+      <w:tr>
+        <w:tc>
+          <w:tcPr>
+            <w:tcW w:type="dxa" w:w="4156"/>
+          </w:tcPr>
+          <w:p>
+            <w:r/>
+            <w:r>
+              <w:rPr>
+                <w:rFonts w:ascii="Times New Roman" w:hAnsi="Times New Roman" w:eastAsia="宋体"/>
+                <w:sz w:val="21"/>
+              </w:rPr>
+              <w:t>水力平衡</w:t>
+            </w:r>
+          </w:p>
+        </w:tc>
+        <w:tc>
+          <w:tcPr>
+            <w:tcW w:type="dxa" w:w="4156"/>
+          </w:tcPr>
+          <w:p>
+            <w:r/>
+            <w:r>
+              <w:rPr>
+                <w:rFonts w:ascii="Times New Roman" w:hAnsi="Times New Roman" w:eastAsia="宋体"/>
+                <w:sz w:val="21"/>
+              </w:rPr>
+              <w:t>各支路按设计流量分配，避免近端过热远端不热</w:t>
+            </w:r>
+          </w:p>
+        </w:tc>
+      </w:tr>
+      <w:tr>
+        <w:tc>
+          <w:tcPr>
+            <w:tcW w:type="dxa" w:w="4156"/>
+          </w:tcPr>
+          <w:p>
+            <w:r/>
+            <w:r>
+              <w:rPr>
+                <w:rFonts w:ascii="Times New Roman" w:hAnsi="Times New Roman" w:eastAsia="宋体"/>
+                <w:sz w:val="21"/>
+              </w:rPr>
+              <w:t>GJ</w:t>
+            </w:r>
+          </w:p>
+        </w:tc>
+        <w:tc>
+          <w:tcPr>
+            <w:tcW w:type="dxa" w:w="4156"/>
+          </w:tcPr>
+          <w:p>
+            <w:r/>
+            <w:r>
+              <w:rPr>
+                <w:rFonts w:ascii="Times New Roman" w:hAnsi="Times New Roman" w:eastAsia="宋体"/>
+                <w:sz w:val="21"/>
+              </w:rPr>
+              <w:t>吉焦，热量的计量单位</w:t>
+            </w:r>
+          </w:p>
+        </w:tc>
+      </w:tr>
     </w:tbl>
     <w:p>
       <w:pPr>
@@ -373,18 +425,6 @@
     </w:p>
     <w:p>
       <w:pPr>
-        <w:jc w:val="both"/>
-      </w:pPr>
-      <w:r>
-        <w:rPr>
-          <w:rFonts w:ascii="Times New Roman" w:hAnsi="Times New Roman" w:eastAsia="宋体"/>
-          <w:sz w:val="24"/>
-        </w:rPr>
-        <w:t>本系统由供热总览、换热站监控、管网调节、收费管理、巡检管理、告警中心与运行报表等模块组成，各模块共用同一套站点与用户主数据，避免同一换热站在监控、收费与巡检中出现口径差异。</w:t>
-      </w:r>
-    </w:p>
-    <w:p>
-      <w:pPr>
         <w:keepNext/>
         <w:spacing w:before="160" w:after="120"/>
         <w:ind w:firstLine="0"/>
@@ -407,7 +447,19 @@
           <w:rFonts w:ascii="Times New Roman" w:hAnsi="Times New Roman" w:eastAsia="宋体"/>
           <w:sz w:val="24"/>
         </w:rPr>
-        <w:t>系统定位于供热企业生产调度与经营管理的协同平台。运行数据来自既有自控系统与室温采集装置，通过接口同步；收费数据来自营业收费业务；两者按站点与小区维度关联，形成从热源到用户的分析链路。</w:t>
+        <w:t>本系统定位于供热企业生产调度与经营管理的协同平台，把热源、换热站、管网、用户室温与收费数据汇聚到同一视图之下，解决站点分散、二次网失衡、室温缺少量化依据、经营数据与运行数据脱节等问题。</w:t>
+      </w:r>
+    </w:p>
+    <w:p>
+      <w:pPr>
+        <w:jc w:val="both"/>
+      </w:pPr>
+      <w:r>
+        <w:rPr>
+          <w:rFonts w:ascii="Times New Roman" w:hAnsi="Times New Roman" w:eastAsia="宋体"/>
+          <w:sz w:val="24"/>
+        </w:rPr>
+        <w:t>系统不直接控制现场设备：调节指令以任务形式下发，由站务人员确认执行；运行参数通过既有自控系统接口同步。这样在不替换现有自动化系统的前提下完成管理层的态势汇聚。</w:t>
       </w:r>
     </w:p>
     <w:p>
@@ -422,7 +474,151 @@
           <w:b/>
           <w:sz w:val="28"/>
         </w:rPr>
-        <w:t>2.2  用户角色</w:t>
+        <w:t>2.2  总体架构</w:t>
+      </w:r>
+    </w:p>
+    <w:p>
+      <w:pPr>
+        <w:jc w:val="both"/>
+      </w:pPr>
+      <w:r>
+        <w:rPr>
+          <w:rFonts w:ascii="Times New Roman" w:hAnsi="Times New Roman" w:eastAsia="宋体"/>
+          <w:sz w:val="24"/>
+        </w:rPr>
+        <w:t>系统采用 B/S 架构与前后端分离设计。前端按模块组织页面，后端提供接口服务，数据层存储站点、用户、收费与运行数据。运行数据按分钟级采集入库，报表按日预聚合。</w:t>
+      </w:r>
+    </w:p>
+    <w:p>
+      <w:pPr>
+        <w:jc w:val="both"/>
+      </w:pPr>
+      <w:r>
+        <w:rPr>
+          <w:rFonts w:ascii="Times New Roman" w:hAnsi="Times New Roman" w:eastAsia="宋体"/>
+          <w:sz w:val="24"/>
+        </w:rPr>
+        <w:t>站点与小区为全局主数据，监控、收费、巡检三个模块通过同一标识关联，避免同名站点在不同模块中被当成两个对象。</w:t>
+      </w:r>
+    </w:p>
+    <w:p>
+      <w:pPr>
+        <w:keepNext/>
+        <w:spacing w:before="160" w:after="120"/>
+        <w:ind w:firstLine="0"/>
+      </w:pPr>
+      <w:r>
+        <w:rPr>
+          <w:rFonts w:ascii="黑体" w:hAnsi="黑体" w:eastAsia="黑体"/>
+          <w:b/>
+          <w:sz w:val="28"/>
+        </w:rPr>
+        <w:t>2.3  业务流程</w:t>
+      </w:r>
+    </w:p>
+    <w:p>
+      <w:pPr>
+        <w:jc w:val="both"/>
+      </w:pPr>
+      <w:r>
+        <w:rPr>
+          <w:rFonts w:ascii="Times New Roman" w:hAnsi="Times New Roman" w:eastAsia="宋体"/>
+          <w:sz w:val="24"/>
+        </w:rPr>
+        <w:t>系统的核心业务围绕「热源—站点—用户」展开，典型流程如下。</w:t>
+      </w:r>
+    </w:p>
+    <w:p>
+      <w:pPr>
+        <w:spacing w:after="60"/>
+        <w:ind w:firstLine="0" w:left="576"/>
+      </w:pPr>
+      <w:r>
+        <w:rPr>
+          <w:rFonts w:ascii="Times New Roman" w:hAnsi="Times New Roman" w:eastAsia="宋体"/>
+          <w:sz w:val="24"/>
+        </w:rPr>
+        <w:t>1. 采暖季前完成站点与小区档案建档，绑定收费户号；</w:t>
+      </w:r>
+    </w:p>
+    <w:p>
+      <w:pPr>
+        <w:spacing w:after="60"/>
+        <w:ind w:firstLine="0" w:left="576"/>
+      </w:pPr>
+      <w:r>
+        <w:rPr>
+          <w:rFonts w:ascii="Times New Roman" w:hAnsi="Times New Roman" w:eastAsia="宋体"/>
+          <w:sz w:val="24"/>
+        </w:rPr>
+        <w:t>2. 采暖季开始，自控系统向平台推送站点运行参数；</w:t>
+      </w:r>
+    </w:p>
+    <w:p>
+      <w:pPr>
+        <w:spacing w:after="60"/>
+        <w:ind w:firstLine="0" w:left="576"/>
+      </w:pPr>
+      <w:r>
+        <w:rPr>
+          <w:rFonts w:ascii="Times New Roman" w:hAnsi="Times New Roman" w:eastAsia="宋体"/>
+          <w:sz w:val="24"/>
+        </w:rPr>
+        <w:t>3. 调度人员根据室温与供温偏差下达调节指令；</w:t>
+      </w:r>
+    </w:p>
+    <w:p>
+      <w:pPr>
+        <w:spacing w:after="60"/>
+        <w:ind w:firstLine="0" w:left="576"/>
+      </w:pPr>
+      <w:r>
+        <w:rPr>
+          <w:rFonts w:ascii="Times New Roman" w:hAnsi="Times New Roman" w:eastAsia="宋体"/>
+          <w:sz w:val="24"/>
+        </w:rPr>
+        <w:t>4. 站务人员执行调节并反馈执行结果；</w:t>
+      </w:r>
+    </w:p>
+    <w:p>
+      <w:pPr>
+        <w:spacing w:after="60"/>
+        <w:ind w:firstLine="0" w:left="576"/>
+      </w:pPr>
+      <w:r>
+        <w:rPr>
+          <w:rFonts w:ascii="Times New Roman" w:hAnsi="Times New Roman" w:eastAsia="宋体"/>
+          <w:sz w:val="24"/>
+        </w:rPr>
+        <w:t>5. 巡检人员按区段巡检管网与站房，发现隐患转处置；</w:t>
+      </w:r>
+    </w:p>
+    <w:p>
+      <w:pPr>
+        <w:spacing w:after="60"/>
+        <w:ind w:firstLine="0" w:left="576"/>
+      </w:pPr>
+      <w:r>
+        <w:rPr>
+          <w:rFonts w:ascii="Times New Roman" w:hAnsi="Times New Roman" w:eastAsia="宋体"/>
+          <w:sz w:val="24"/>
+        </w:rPr>
+        <w:t>6. 采暖季结束后按站点与小区结算收费并出具报表。</w:t>
+      </w:r>
+    </w:p>
+    <w:p>
+      <w:pPr>
+        <w:keepNext/>
+        <w:spacing w:before="160" w:after="120"/>
+        <w:ind w:firstLine="0"/>
+      </w:pPr>
+      <w:r>
+        <w:rPr>
+          <w:rFonts w:ascii="黑体" w:hAnsi="黑体" w:eastAsia="黑体"/>
+          <w:b/>
+          <w:sz w:val="28"/>
+        </w:rPr>
+        <w:t>2.4  用户角色</w:t>
       </w:r>
     </w:p>
     <w:tbl>
@@ -523,7 +719,7 @@
                 <w:rFonts w:ascii="Times New Roman" w:hAnsi="Times New Roman" w:eastAsia="宋体"/>
                 <w:sz w:val="21"/>
               </w:rPr>
-              <w:t>组织机构、角色权限、站点与小区档案维护</w:t>
+              <w:t>组织、角色、站点与小区档案维护</w:t>
             </w:r>
           </w:p>
         </w:tc>
@@ -570,7 +766,7 @@
                 <w:rFonts w:ascii="Times New Roman" w:hAnsi="Times New Roman" w:eastAsia="宋体"/>
                 <w:sz w:val="21"/>
               </w:rPr>
-              <w:t>全网运行监视、温度与流量调节、调度指令下达</w:t>
+              <w:t>全网监视、参数调节、调度指令下达</w:t>
             </w:r>
           </w:p>
         </w:tc>
@@ -617,7 +813,7 @@
                 <w:rFonts w:ascii="Times New Roman" w:hAnsi="Times New Roman" w:eastAsia="宋体"/>
                 <w:sz w:val="21"/>
               </w:rPr>
-              <w:t>本站参数查看、设备操作与巡检反馈</w:t>
+              <w:t>本站参数查看、设备操作与反馈</w:t>
             </w:r>
           </w:p>
         </w:tc>
@@ -711,7 +907,7 @@
                 <w:rFonts w:ascii="Times New Roman" w:hAnsi="Times New Roman" w:eastAsia="宋体"/>
                 <w:sz w:val="21"/>
               </w:rPr>
-              <w:t>收费率、欠费率与经营报表查看</w:t>
+              <w:t>收费率、欠费率与经营报表</w:t>
             </w:r>
           </w:p>
         </w:tc>
@@ -740,6 +936,22 @@
     <w:p>
       <w:pPr>
         <w:keepNext/>
+        <w:spacing w:before="240" w:after="120"/>
+        <w:ind w:firstLine="0"/>
+        <w:jc w:val="left"/>
+      </w:pPr>
+      <w:r>
+        <w:rPr>
+          <w:rFonts w:ascii="黑体" w:hAnsi="黑体" w:eastAsia="黑体"/>
+          <w:b/>
+          <w:sz w:val="32"/>
+        </w:rPr>
+        <w:t>3  运行环境</w:t>
+      </w:r>
+    </w:p>
+    <w:p>
+      <w:pPr>
+        <w:keepNext/>
         <w:spacing w:before="160" w:after="120"/>
         <w:ind w:firstLine="0"/>
       </w:pPr>
@@ -749,7 +961,7 @@
           <w:b/>
           <w:sz w:val="28"/>
         </w:rPr>
-        <w:t>2.3  运行环境</w:t>
+        <w:t>3.1  服务端环境</w:t>
       </w:r>
     </w:p>
     <w:tbl>
@@ -815,7 +1027,7 @@
                 <w:rFonts w:ascii="Times New Roman" w:hAnsi="Times New Roman" w:eastAsia="宋体"/>
                 <w:sz w:val="21"/>
               </w:rPr>
-              <w:t>服务器操作系统</w:t>
+              <w:t>操作系统</w:t>
             </w:r>
           </w:p>
         </w:tc>
@@ -879,6 +1091,38 @@
                 <w:rFonts w:ascii="Times New Roman" w:hAnsi="Times New Roman" w:eastAsia="宋体"/>
                 <w:sz w:val="21"/>
               </w:rPr>
+              <w:t>缓存</w:t>
+            </w:r>
+          </w:p>
+        </w:tc>
+        <w:tc>
+          <w:tcPr>
+            <w:tcW w:type="dxa" w:w="4156"/>
+          </w:tcPr>
+          <w:p>
+            <w:r/>
+            <w:r>
+              <w:rPr>
+                <w:rFonts w:ascii="Times New Roman" w:hAnsi="Times New Roman" w:eastAsia="宋体"/>
+                <w:sz w:val="21"/>
+              </w:rPr>
+              <w:t>Redis 6 及以上</w:t>
+            </w:r>
+          </w:p>
+        </w:tc>
+      </w:tr>
+      <w:tr>
+        <w:tc>
+          <w:tcPr>
+            <w:tcW w:type="dxa" w:w="4156"/>
+          </w:tcPr>
+          <w:p>
+            <w:r/>
+            <w:r>
+              <w:rPr>
+                <w:rFonts w:ascii="Times New Roman" w:hAnsi="Times New Roman" w:eastAsia="宋体"/>
+                <w:sz w:val="21"/>
+              </w:rPr>
               <w:t>Web 服务器</w:t>
             </w:r>
           </w:p>
@@ -911,39 +1155,7 @@
                 <w:rFonts w:ascii="Times New Roman" w:hAnsi="Times New Roman" w:eastAsia="宋体"/>
                 <w:sz w:val="21"/>
               </w:rPr>
-              <w:t>客户端浏览器</w:t>
-            </w:r>
-          </w:p>
-        </w:tc>
-        <w:tc>
-          <w:tcPr>
-            <w:tcW w:type="dxa" w:w="4156"/>
-          </w:tcPr>
-          <w:p>
-            <w:r/>
-            <w:r>
-              <w:rPr>
-                <w:rFonts w:ascii="Times New Roman" w:hAnsi="Times New Roman" w:eastAsia="宋体"/>
-                <w:sz w:val="21"/>
-              </w:rPr>
-              <w:t>Chrome 100+ / Edge 100+，建议 1920×1080 分辨率</w:t>
-            </w:r>
-          </w:p>
-        </w:tc>
-      </w:tr>
-      <w:tr>
-        <w:tc>
-          <w:tcPr>
-            <w:tcW w:type="dxa" w:w="4156"/>
-          </w:tcPr>
-          <w:p>
-            <w:r/>
-            <w:r>
-              <w:rPr>
-                <w:rFonts w:ascii="Times New Roman" w:hAnsi="Times New Roman" w:eastAsia="宋体"/>
-                <w:sz w:val="21"/>
-              </w:rPr>
-              <w:t>数据接口</w:t>
+              <w:t>接口</w:t>
             </w:r>
           </w:p>
         </w:tc>
@@ -972,6 +1184,174 @@
     <w:p>
       <w:pPr>
         <w:keepNext/>
+        <w:spacing w:before="160" w:after="120"/>
+        <w:ind w:firstLine="0"/>
+      </w:pPr>
+      <w:r>
+        <w:rPr>
+          <w:rFonts w:ascii="黑体" w:hAnsi="黑体" w:eastAsia="黑体"/>
+          <w:b/>
+          <w:sz w:val="28"/>
+        </w:rPr>
+        <w:t>3.2  客户端环境</w:t>
+      </w:r>
+    </w:p>
+    <w:tbl>
+      <w:tblPr>
+        <w:tblStyle w:val="TableGrid"/>
+        <w:tblW w:type="auto" w:w="0"/>
+        <w:jc w:val="center"/>
+        <w:tblLook w:firstColumn="1" w:firstRow="1" w:lastColumn="0" w:lastRow="0" w:noHBand="0" w:noVBand="1" w:val="04A0"/>
+      </w:tblPr>
+      <w:tblGrid>
+        <w:gridCol w:w="4156"/>
+        <w:gridCol w:w="4156"/>
+      </w:tblGrid>
+      <w:tr>
+        <w:tc>
+          <w:tcPr>
+            <w:tcW w:type="dxa" w:w="4156"/>
+          </w:tcPr>
+          <w:p>
+            <w:pPr>
+              <w:jc w:val="center"/>
+            </w:pPr>
+            <w:r/>
+            <w:r>
+              <w:rPr>
+                <w:rFonts w:ascii="黑体" w:hAnsi="黑体" w:eastAsia="黑体"/>
+                <w:b/>
+                <w:sz w:val="21"/>
+              </w:rPr>
+              <w:t>项目</w:t>
+            </w:r>
+          </w:p>
+        </w:tc>
+        <w:tc>
+          <w:tcPr>
+            <w:tcW w:type="dxa" w:w="4156"/>
+          </w:tcPr>
+          <w:p>
+            <w:pPr>
+              <w:jc w:val="center"/>
+            </w:pPr>
+            <w:r/>
+            <w:r>
+              <w:rPr>
+                <w:rFonts w:ascii="黑体" w:hAnsi="黑体" w:eastAsia="黑体"/>
+                <w:b/>
+                <w:sz w:val="21"/>
+              </w:rPr>
+              <w:t>要求</w:t>
+            </w:r>
+          </w:p>
+        </w:tc>
+      </w:tr>
+      <w:tr>
+        <w:tc>
+          <w:tcPr>
+            <w:tcW w:type="dxa" w:w="4156"/>
+          </w:tcPr>
+          <w:p>
+            <w:r/>
+            <w:r>
+              <w:rPr>
+                <w:rFonts w:ascii="Times New Roman" w:hAnsi="Times New Roman" w:eastAsia="宋体"/>
+                <w:sz w:val="21"/>
+              </w:rPr>
+              <w:t>浏览器</w:t>
+            </w:r>
+          </w:p>
+        </w:tc>
+        <w:tc>
+          <w:tcPr>
+            <w:tcW w:type="dxa" w:w="4156"/>
+          </w:tcPr>
+          <w:p>
+            <w:r/>
+            <w:r>
+              <w:rPr>
+                <w:rFonts w:ascii="Times New Roman" w:hAnsi="Times New Roman" w:eastAsia="宋体"/>
+                <w:sz w:val="21"/>
+              </w:rPr>
+              <w:t>Chrome 100+ / Edge 100+</w:t>
+            </w:r>
+          </w:p>
+        </w:tc>
+      </w:tr>
+      <w:tr>
+        <w:tc>
+          <w:tcPr>
+            <w:tcW w:type="dxa" w:w="4156"/>
+          </w:tcPr>
+          <w:p>
+            <w:r/>
+            <w:r>
+              <w:rPr>
+                <w:rFonts w:ascii="Times New Roman" w:hAnsi="Times New Roman" w:eastAsia="宋体"/>
+                <w:sz w:val="21"/>
+              </w:rPr>
+              <w:t>分辨率</w:t>
+            </w:r>
+          </w:p>
+        </w:tc>
+        <w:tc>
+          <w:tcPr>
+            <w:tcW w:type="dxa" w:w="4156"/>
+          </w:tcPr>
+          <w:p>
+            <w:r/>
+            <w:r>
+              <w:rPr>
+                <w:rFonts w:ascii="Times New Roman" w:hAnsi="Times New Roman" w:eastAsia="宋体"/>
+                <w:sz w:val="21"/>
+              </w:rPr>
+              <w:t>建议 1920×1080（大屏场景可用 2560×1440）</w:t>
+            </w:r>
+          </w:p>
+        </w:tc>
+      </w:tr>
+      <w:tr>
+        <w:tc>
+          <w:tcPr>
+            <w:tcW w:type="dxa" w:w="4156"/>
+          </w:tcPr>
+          <w:p>
+            <w:r/>
+            <w:r>
+              <w:rPr>
+                <w:rFonts w:ascii="Times New Roman" w:hAnsi="Times New Roman" w:eastAsia="宋体"/>
+                <w:sz w:val="21"/>
+              </w:rPr>
+              <w:t>网络</w:t>
+            </w:r>
+          </w:p>
+        </w:tc>
+        <w:tc>
+          <w:tcPr>
+            <w:tcW w:type="dxa" w:w="4156"/>
+          </w:tcPr>
+          <w:p>
+            <w:r/>
+            <w:r>
+              <w:rPr>
+                <w:rFonts w:ascii="Times New Roman" w:hAnsi="Times New Roman" w:eastAsia="宋体"/>
+                <w:sz w:val="21"/>
+              </w:rPr>
+              <w:t>厂区专网或 VPN</w:t>
+            </w:r>
+          </w:p>
+        </w:tc>
+      </w:tr>
+    </w:tbl>
+    <w:p>
+      <w:pPr>
+        <w:spacing w:after="120"/>
+      </w:pPr>
+    </w:p>
+    <w:p>
+      <w:pPr>
+        <w:keepNext/>
         <w:spacing w:before="240" w:after="120"/>
         <w:ind w:firstLine="0"/>
         <w:jc w:val="left"/>
@@ -982,19 +1362,7 @@
           <w:b/>
           <w:sz w:val="32"/>
         </w:rPr>
-        <w:t>3  功能说明</w:t>
-      </w:r>
-    </w:p>
-    <w:p>
-      <w:pPr>
-        <w:jc w:val="both"/>
-      </w:pPr>
-      <w:r>
-        <w:rPr>
-          <w:rFonts w:ascii="Times New Roman" w:hAnsi="Times New Roman" w:eastAsia="宋体"/>
-          <w:sz w:val="24"/>
-        </w:rPr>
-        <w:t>本章按模块说明系统提供的主要功能。各模块入口位于左侧导航栏，登录后默认进入供热总览。</w:t>
+        <w:t>4  功能说明</w:t>
       </w:r>
     </w:p>
     <w:p>
@@ -1009,7 +1377,7 @@
           <w:b/>
           <w:sz w:val="28"/>
         </w:rPr>
-        <w:t>3.1  供热总览</w:t>
+        <w:t>4.1  功能构成</w:t>
       </w:r>
     </w:p>
     <w:p>
@@ -1021,7 +1389,381 @@
           <w:rFonts w:ascii="Times New Roman" w:hAnsi="Times New Roman" w:eastAsia="宋体"/>
           <w:sz w:val="24"/>
         </w:rPr>
-        <w:t>供热总览汇总全网供热面积、换热站投运数量、一次侧供回水温度与室温达标率，并列出各换热站运行状态、待处理告警与当日调度指令，使调度人员在一屏内掌握全网运行态势。</w:t>
+        <w:t>系统由供热总览、换热站监控、收费管理、巡检管理、告警中心与运行报表六个模块组成，另有系统设置承载组织、角色与站点档案维护。</w:t>
+      </w:r>
+    </w:p>
+    <w:tbl>
+      <w:tblPr>
+        <w:tblStyle w:val="TableGrid"/>
+        <w:tblW w:type="auto" w:w="0"/>
+        <w:jc w:val="center"/>
+        <w:tblLook w:firstColumn="1" w:firstRow="1" w:lastColumn="0" w:lastRow="0" w:noHBand="0" w:noVBand="1" w:val="04A0"/>
+      </w:tblPr>
+      <w:tblGrid>
+        <w:gridCol w:w="2771"/>
+        <w:gridCol w:w="2771"/>
+        <w:gridCol w:w="2771"/>
+      </w:tblGrid>
+      <w:tr>
+        <w:tc>
+          <w:tcPr>
+            <w:tcW w:type="dxa" w:w="2771"/>
+          </w:tcPr>
+          <w:p>
+            <w:pPr>
+              <w:jc w:val="center"/>
+            </w:pPr>
+            <w:r/>
+            <w:r>
+              <w:rPr>
+                <w:rFonts w:ascii="黑体" w:hAnsi="黑体" w:eastAsia="黑体"/>
+                <w:b/>
+                <w:sz w:val="21"/>
+              </w:rPr>
+              <w:t>功能模块</w:t>
+            </w:r>
+          </w:p>
+        </w:tc>
+        <w:tc>
+          <w:tcPr>
+            <w:tcW w:type="dxa" w:w="2771"/>
+          </w:tcPr>
+          <w:p>
+            <w:pPr>
+              <w:jc w:val="center"/>
+            </w:pPr>
+            <w:r/>
+            <w:r>
+              <w:rPr>
+                <w:rFonts w:ascii="黑体" w:hAnsi="黑体" w:eastAsia="黑体"/>
+                <w:b/>
+                <w:sz w:val="21"/>
+              </w:rPr>
+              <w:t>主要能力</w:t>
+            </w:r>
+          </w:p>
+        </w:tc>
+        <w:tc>
+          <w:tcPr>
+            <w:tcW w:type="dxa" w:w="2771"/>
+          </w:tcPr>
+          <w:p>
+            <w:pPr>
+              <w:jc w:val="center"/>
+            </w:pPr>
+            <w:r/>
+            <w:r>
+              <w:rPr>
+                <w:rFonts w:ascii="黑体" w:hAnsi="黑体" w:eastAsia="黑体"/>
+                <w:b/>
+                <w:sz w:val="21"/>
+              </w:rPr>
+              <w:t>主要使用者</w:t>
+            </w:r>
+          </w:p>
+        </w:tc>
+      </w:tr>
+      <w:tr>
+        <w:tc>
+          <w:tcPr>
+            <w:tcW w:type="dxa" w:w="2771"/>
+          </w:tcPr>
+          <w:p>
+            <w:r/>
+            <w:r>
+              <w:rPr>
+                <w:rFonts w:ascii="Times New Roman" w:hAnsi="Times New Roman" w:eastAsia="宋体"/>
+                <w:sz w:val="21"/>
+              </w:rPr>
+              <w:t>供热总览</w:t>
+            </w:r>
+          </w:p>
+        </w:tc>
+        <w:tc>
+          <w:tcPr>
+            <w:tcW w:type="dxa" w:w="2771"/>
+          </w:tcPr>
+          <w:p>
+            <w:r/>
+            <w:r>
+              <w:rPr>
+                <w:rFonts w:ascii="Times New Roman" w:hAnsi="Times New Roman" w:eastAsia="宋体"/>
+                <w:sz w:val="21"/>
+              </w:rPr>
+              <w:t>全网指标、站点状态、告警与调度指令</w:t>
+            </w:r>
+          </w:p>
+        </w:tc>
+        <w:tc>
+          <w:tcPr>
+            <w:tcW w:type="dxa" w:w="2771"/>
+          </w:tcPr>
+          <w:p>
+            <w:r/>
+            <w:r>
+              <w:rPr>
+                <w:rFonts w:ascii="Times New Roman" w:hAnsi="Times New Roman" w:eastAsia="宋体"/>
+                <w:sz w:val="21"/>
+              </w:rPr>
+              <w:t>调度员</w:t>
+            </w:r>
+          </w:p>
+        </w:tc>
+      </w:tr>
+      <w:tr>
+        <w:tc>
+          <w:tcPr>
+            <w:tcW w:type="dxa" w:w="2771"/>
+          </w:tcPr>
+          <w:p>
+            <w:r/>
+            <w:r>
+              <w:rPr>
+                <w:rFonts w:ascii="Times New Roman" w:hAnsi="Times New Roman" w:eastAsia="宋体"/>
+                <w:sz w:val="21"/>
+              </w:rPr>
+              <w:t>换热站监控</w:t>
+            </w:r>
+          </w:p>
+        </w:tc>
+        <w:tc>
+          <w:tcPr>
+            <w:tcW w:type="dxa" w:w="2771"/>
+          </w:tcPr>
+          <w:p>
+            <w:r/>
+            <w:r>
+              <w:rPr>
+                <w:rFonts w:ascii="Times New Roman" w:hAnsi="Times New Roman" w:eastAsia="宋体"/>
+                <w:sz w:val="21"/>
+              </w:rPr>
+              <w:t>站点参数、单站详情、趋势与调节建议</w:t>
+            </w:r>
+          </w:p>
+        </w:tc>
+        <w:tc>
+          <w:tcPr>
+            <w:tcW w:type="dxa" w:w="2771"/>
+          </w:tcPr>
+          <w:p>
+            <w:r/>
+            <w:r>
+              <w:rPr>
+                <w:rFonts w:ascii="Times New Roman" w:hAnsi="Times New Roman" w:eastAsia="宋体"/>
+                <w:sz w:val="21"/>
+              </w:rPr>
+              <w:t>调度员、站务员</w:t>
+            </w:r>
+          </w:p>
+        </w:tc>
+      </w:tr>
+      <w:tr>
+        <w:tc>
+          <w:tcPr>
+            <w:tcW w:type="dxa" w:w="2771"/>
+          </w:tcPr>
+          <w:p>
+            <w:r/>
+            <w:r>
+              <w:rPr>
+                <w:rFonts w:ascii="Times New Roman" w:hAnsi="Times New Roman" w:eastAsia="宋体"/>
+                <w:sz w:val="21"/>
+              </w:rPr>
+              <w:t>收费管理</w:t>
+            </w:r>
+          </w:p>
+        </w:tc>
+        <w:tc>
+          <w:tcPr>
+            <w:tcW w:type="dxa" w:w="2771"/>
+          </w:tcPr>
+          <w:p>
+            <w:r/>
+            <w:r>
+              <w:rPr>
+                <w:rFonts w:ascii="Times New Roman" w:hAnsi="Times New Roman" w:eastAsia="宋体"/>
+                <w:sz w:val="21"/>
+              </w:rPr>
+              <w:t>应收实收、缴费记录、欠费提醒</w:t>
+            </w:r>
+          </w:p>
+        </w:tc>
+        <w:tc>
+          <w:tcPr>
+            <w:tcW w:type="dxa" w:w="2771"/>
+          </w:tcPr>
+          <w:p>
+            <w:r/>
+            <w:r>
+              <w:rPr>
+                <w:rFonts w:ascii="Times New Roman" w:hAnsi="Times New Roman" w:eastAsia="宋体"/>
+                <w:sz w:val="21"/>
+              </w:rPr>
+              <w:t>收费员、经营主管</w:t>
+            </w:r>
+          </w:p>
+        </w:tc>
+      </w:tr>
+      <w:tr>
+        <w:tc>
+          <w:tcPr>
+            <w:tcW w:type="dxa" w:w="2771"/>
+          </w:tcPr>
+          <w:p>
+            <w:r/>
+            <w:r>
+              <w:rPr>
+                <w:rFonts w:ascii="Times New Roman" w:hAnsi="Times New Roman" w:eastAsia="宋体"/>
+                <w:sz w:val="21"/>
+              </w:rPr>
+              <w:t>巡检管理</w:t>
+            </w:r>
+          </w:p>
+        </w:tc>
+        <w:tc>
+          <w:tcPr>
+            <w:tcW w:type="dxa" w:w="2771"/>
+          </w:tcPr>
+          <w:p>
+            <w:r/>
+            <w:r>
+              <w:rPr>
+                <w:rFonts w:ascii="Times New Roman" w:hAnsi="Times New Roman" w:eastAsia="宋体"/>
+                <w:sz w:val="21"/>
+              </w:rPr>
+              <w:t>任务编制、执行登记、隐患闭环</w:t>
+            </w:r>
+          </w:p>
+        </w:tc>
+        <w:tc>
+          <w:tcPr>
+            <w:tcW w:type="dxa" w:w="2771"/>
+          </w:tcPr>
+          <w:p>
+            <w:r/>
+            <w:r>
+              <w:rPr>
+                <w:rFonts w:ascii="Times New Roman" w:hAnsi="Times New Roman" w:eastAsia="宋体"/>
+                <w:sz w:val="21"/>
+              </w:rPr>
+              <w:t>巡检人员</w:t>
+            </w:r>
+          </w:p>
+        </w:tc>
+      </w:tr>
+      <w:tr>
+        <w:tc>
+          <w:tcPr>
+            <w:tcW w:type="dxa" w:w="2771"/>
+          </w:tcPr>
+          <w:p>
+            <w:r/>
+            <w:r>
+              <w:rPr>
+                <w:rFonts w:ascii="Times New Roman" w:hAnsi="Times New Roman" w:eastAsia="宋体"/>
+                <w:sz w:val="21"/>
+              </w:rPr>
+              <w:t>告警中心</w:t>
+            </w:r>
+          </w:p>
+        </w:tc>
+        <w:tc>
+          <w:tcPr>
+            <w:tcW w:type="dxa" w:w="2771"/>
+          </w:tcPr>
+          <w:p>
+            <w:r/>
+            <w:r>
+              <w:rPr>
+                <w:rFonts w:ascii="Times New Roman" w:hAnsi="Times New Roman" w:eastAsia="宋体"/>
+                <w:sz w:val="21"/>
+              </w:rPr>
+              <w:t>告警分级、确认、转单与闭环</w:t>
+            </w:r>
+          </w:p>
+        </w:tc>
+        <w:tc>
+          <w:tcPr>
+            <w:tcW w:type="dxa" w:w="2771"/>
+          </w:tcPr>
+          <w:p>
+            <w:r/>
+            <w:r>
+              <w:rPr>
+                <w:rFonts w:ascii="Times New Roman" w:hAnsi="Times New Roman" w:eastAsia="宋体"/>
+                <w:sz w:val="21"/>
+              </w:rPr>
+              <w:t>值班人员</w:t>
+            </w:r>
+          </w:p>
+        </w:tc>
+      </w:tr>
+      <w:tr>
+        <w:tc>
+          <w:tcPr>
+            <w:tcW w:type="dxa" w:w="2771"/>
+          </w:tcPr>
+          <w:p>
+            <w:r/>
+            <w:r>
+              <w:rPr>
+                <w:rFonts w:ascii="Times New Roman" w:hAnsi="Times New Roman" w:eastAsia="宋体"/>
+                <w:sz w:val="21"/>
+              </w:rPr>
+              <w:t>运行报表</w:t>
+            </w:r>
+          </w:p>
+        </w:tc>
+        <w:tc>
+          <w:tcPr>
+            <w:tcW w:type="dxa" w:w="2771"/>
+          </w:tcPr>
+          <w:p>
+            <w:r/>
+            <w:r>
+              <w:rPr>
+                <w:rFonts w:ascii="Times New Roman" w:hAnsi="Times New Roman" w:eastAsia="宋体"/>
+                <w:sz w:val="21"/>
+              </w:rPr>
+              <w:t>供热量、能耗、补水率与投诉统计</w:t>
+            </w:r>
+          </w:p>
+        </w:tc>
+        <w:tc>
+          <w:tcPr>
+            <w:tcW w:type="dxa" w:w="2771"/>
+          </w:tcPr>
+          <w:p>
+            <w:r/>
+            <w:r>
+              <w:rPr>
+                <w:rFonts w:ascii="Times New Roman" w:hAnsi="Times New Roman" w:eastAsia="宋体"/>
+                <w:sz w:val="21"/>
+              </w:rPr>
+              <w:t>经营主管</w:t>
+            </w:r>
+          </w:p>
+        </w:tc>
+      </w:tr>
+    </w:tbl>
+    <w:p>
+      <w:pPr>
+        <w:spacing w:after="120"/>
+      </w:pPr>
+    </w:p>
+    <w:p>
+      <w:pPr>
+        <w:keepNext/>
+        <w:spacing w:before="160" w:after="120"/>
+        <w:ind w:firstLine="0"/>
+      </w:pPr>
+      <w:r>
+        <w:rPr>
+          <w:rFonts w:ascii="黑体" w:hAnsi="黑体" w:eastAsia="黑体"/>
+          <w:b/>
+          <w:sz w:val="28"/>
+        </w:rPr>
+        <w:t>4.2  供热总览</w:t>
       </w:r>
     </w:p>
     <w:p>
@@ -1089,9 +1831,9 @@
         <w:rPr>
           <w:rFonts w:ascii="黑体" w:hAnsi="黑体" w:eastAsia="黑体"/>
           <w:b/>
-          <w:sz w:val="28"/>
+          <w:sz w:val="24"/>
         </w:rPr>
-        <w:t>3.2  换热站监控</w:t>
+        <w:t>4.2.1  功能描述</w:t>
       </w:r>
     </w:p>
     <w:p>
@@ -1103,46 +1845,494 @@
           <w:rFonts w:ascii="Times New Roman" w:hAnsi="Times New Roman" w:eastAsia="宋体"/>
           <w:sz w:val="24"/>
         </w:rPr>
-        <w:t>换热站监控按站点展示一次侧与二次侧的供回水温度、循环流量、调节阀开度与补水情况，并提供单站参数详情与近期温度趋势。对二次侧供水温度偏离设定值超过阀值的站点，系统给出调平或提流量的调节建议。</w:t>
+        <w:t>供热总览汇总全网供热面积、换热站投运数量、一次侧供回水温度与室温达标率，并同时呈现站点运行状态、待处理告警、近七日供热量、室温达标情况与当日调度指令。</w:t>
       </w:r>
     </w:p>
     <w:p>
       <w:pPr>
-        <w:spacing w:after="60"/>
-        <w:ind w:firstLine="0" w:left="480"/>
+        <w:jc w:val="both"/>
       </w:pPr>
       <w:r>
         <w:rPr>
           <w:rFonts w:ascii="Times New Roman" w:hAnsi="Times New Roman" w:eastAsia="宋体"/>
           <w:sz w:val="24"/>
         </w:rPr>
-        <w:t>· 站点参数按采集周期自动刷新，异常值以颜色标注；</w:t>
+        <w:t>该模块面向调度人员，目标是一屏掌握全网是否按计划供热、哪些站点偏离设定、哪些小区温度不达标，并据此下达调度指令。</w:t>
       </w:r>
     </w:p>
     <w:p>
       <w:pPr>
-        <w:spacing w:after="60"/>
-        <w:ind w:firstLine="0" w:left="480"/>
+        <w:keepNext/>
+        <w:spacing w:before="160" w:after="120"/>
+        <w:ind w:firstLine="0"/>
+      </w:pPr>
+      <w:r>
+        <w:rPr>
+          <w:rFonts w:ascii="黑体" w:hAnsi="黑体" w:eastAsia="黑体"/>
+          <w:b/>
+          <w:sz w:val="24"/>
+        </w:rPr>
+        <w:t>4.2.2  界面说明</w:t>
+      </w:r>
+    </w:p>
+    <w:p>
+      <w:pPr>
+        <w:jc w:val="both"/>
       </w:pPr>
       <w:r>
         <w:rPr>
           <w:rFonts w:ascii="Times New Roman" w:hAnsi="Times New Roman" w:eastAsia="宋体"/>
           <w:sz w:val="24"/>
         </w:rPr>
-        <w:t>· 支持按小区、状态筛选站点，并导出参数明细；</w:t>
+        <w:t>左侧导航、顶部面包屑与右侧用户信息；主体区为指标卡、站点状态表与告警列表、趋势图与调度指令列表。</w:t>
       </w:r>
     </w:p>
     <w:p>
       <w:pPr>
+        <w:keepNext/>
+        <w:spacing w:before="160" w:after="120"/>
+        <w:ind w:firstLine="0"/>
+      </w:pPr>
+      <w:r>
+        <w:rPr>
+          <w:rFonts w:ascii="黑体" w:hAnsi="黑体" w:eastAsia="黑体"/>
+          <w:b/>
+          <w:sz w:val="24"/>
+        </w:rPr>
+        <w:t>4.2.3  主要字段</w:t>
+      </w:r>
+    </w:p>
+    <w:tbl>
+      <w:tblPr>
+        <w:tblStyle w:val="TableGrid"/>
+        <w:tblW w:type="auto" w:w="0"/>
+        <w:jc w:val="center"/>
+        <w:tblLook w:firstColumn="1" w:firstRow="1" w:lastColumn="0" w:lastRow="0" w:noHBand="0" w:noVBand="1" w:val="04A0"/>
+      </w:tblPr>
+      <w:tblGrid>
+        <w:gridCol w:w="2771"/>
+        <w:gridCol w:w="2771"/>
+        <w:gridCol w:w="2771"/>
+      </w:tblGrid>
+      <w:tr>
+        <w:tc>
+          <w:tcPr>
+            <w:tcW w:type="dxa" w:w="2771"/>
+          </w:tcPr>
+          <w:p>
+            <w:pPr>
+              <w:jc w:val="center"/>
+            </w:pPr>
+            <w:r/>
+            <w:r>
+              <w:rPr>
+                <w:rFonts w:ascii="黑体" w:hAnsi="黑体" w:eastAsia="黑体"/>
+                <w:b/>
+                <w:sz w:val="21"/>
+              </w:rPr>
+              <w:t>字段</w:t>
+            </w:r>
+          </w:p>
+        </w:tc>
+        <w:tc>
+          <w:tcPr>
+            <w:tcW w:type="dxa" w:w="2771"/>
+          </w:tcPr>
+          <w:p>
+            <w:pPr>
+              <w:jc w:val="center"/>
+            </w:pPr>
+            <w:r/>
+            <w:r>
+              <w:rPr>
+                <w:rFonts w:ascii="黑体" w:hAnsi="黑体" w:eastAsia="黑体"/>
+                <w:b/>
+                <w:sz w:val="21"/>
+              </w:rPr>
+              <w:t>类型</w:t>
+            </w:r>
+          </w:p>
+        </w:tc>
+        <w:tc>
+          <w:tcPr>
+            <w:tcW w:type="dxa" w:w="2771"/>
+          </w:tcPr>
+          <w:p>
+            <w:pPr>
+              <w:jc w:val="center"/>
+            </w:pPr>
+            <w:r/>
+            <w:r>
+              <w:rPr>
+                <w:rFonts w:ascii="黑体" w:hAnsi="黑体" w:eastAsia="黑体"/>
+                <w:b/>
+                <w:sz w:val="21"/>
+              </w:rPr>
+              <w:t>说明</w:t>
+            </w:r>
+          </w:p>
+        </w:tc>
+      </w:tr>
+      <w:tr>
+        <w:tc>
+          <w:tcPr>
+            <w:tcW w:type="dxa" w:w="2771"/>
+          </w:tcPr>
+          <w:p>
+            <w:r/>
+            <w:r>
+              <w:rPr>
+                <w:rFonts w:ascii="Times New Roman" w:hAnsi="Times New Roman" w:eastAsia="宋体"/>
+                <w:sz w:val="21"/>
+              </w:rPr>
+              <w:t>供热面积</w:t>
+            </w:r>
+          </w:p>
+        </w:tc>
+        <w:tc>
+          <w:tcPr>
+            <w:tcW w:type="dxa" w:w="2771"/>
+          </w:tcPr>
+          <w:p>
+            <w:r/>
+            <w:r>
+              <w:rPr>
+                <w:rFonts w:ascii="Times New Roman" w:hAnsi="Times New Roman" w:eastAsia="宋体"/>
+                <w:sz w:val="21"/>
+              </w:rPr>
+              <w:t>数值</w:t>
+            </w:r>
+          </w:p>
+        </w:tc>
+        <w:tc>
+          <w:tcPr>
+            <w:tcW w:type="dxa" w:w="2771"/>
+          </w:tcPr>
+          <w:p>
+            <w:r/>
+            <w:r>
+              <w:rPr>
+                <w:rFonts w:ascii="Times New Roman" w:hAnsi="Times New Roman" w:eastAsia="宋体"/>
+                <w:sz w:val="21"/>
+              </w:rPr>
+              <w:t>接入小区面积之和，单位万㎡</w:t>
+            </w:r>
+          </w:p>
+        </w:tc>
+      </w:tr>
+      <w:tr>
+        <w:tc>
+          <w:tcPr>
+            <w:tcW w:type="dxa" w:w="2771"/>
+          </w:tcPr>
+          <w:p>
+            <w:r/>
+            <w:r>
+              <w:rPr>
+                <w:rFonts w:ascii="Times New Roman" w:hAnsi="Times New Roman" w:eastAsia="宋体"/>
+                <w:sz w:val="21"/>
+              </w:rPr>
+              <w:t>换热站</w:t>
+            </w:r>
+          </w:p>
+        </w:tc>
+        <w:tc>
+          <w:tcPr>
+            <w:tcW w:type="dxa" w:w="2771"/>
+          </w:tcPr>
+          <w:p>
+            <w:r/>
+            <w:r>
+              <w:rPr>
+                <w:rFonts w:ascii="Times New Roman" w:hAnsi="Times New Roman" w:eastAsia="宋体"/>
+                <w:sz w:val="21"/>
+              </w:rPr>
+              <w:t>整数</w:t>
+            </w:r>
+          </w:p>
+        </w:tc>
+        <w:tc>
+          <w:tcPr>
+            <w:tcW w:type="dxa" w:w="2771"/>
+          </w:tcPr>
+          <w:p>
+            <w:r/>
+            <w:r>
+              <w:rPr>
+                <w:rFonts w:ascii="Times New Roman" w:hAnsi="Times New Roman" w:eastAsia="宋体"/>
+                <w:sz w:val="21"/>
+              </w:rPr>
+              <w:t>投运与检修站点数量</w:t>
+            </w:r>
+          </w:p>
+        </w:tc>
+      </w:tr>
+      <w:tr>
+        <w:tc>
+          <w:tcPr>
+            <w:tcW w:type="dxa" w:w="2771"/>
+          </w:tcPr>
+          <w:p>
+            <w:r/>
+            <w:r>
+              <w:rPr>
+                <w:rFonts w:ascii="Times New Roman" w:hAnsi="Times New Roman" w:eastAsia="宋体"/>
+                <w:sz w:val="21"/>
+              </w:rPr>
+              <w:t>供/回水温度</w:t>
+            </w:r>
+          </w:p>
+        </w:tc>
+        <w:tc>
+          <w:tcPr>
+            <w:tcW w:type="dxa" w:w="2771"/>
+          </w:tcPr>
+          <w:p>
+            <w:r/>
+            <w:r>
+              <w:rPr>
+                <w:rFonts w:ascii="Times New Roman" w:hAnsi="Times New Roman" w:eastAsia="宋体"/>
+                <w:sz w:val="21"/>
+              </w:rPr>
+              <w:t>数值</w:t>
+            </w:r>
+          </w:p>
+        </w:tc>
+        <w:tc>
+          <w:tcPr>
+            <w:tcW w:type="dxa" w:w="2771"/>
+          </w:tcPr>
+          <w:p>
+            <w:r/>
+            <w:r>
+              <w:rPr>
+                <w:rFonts w:ascii="Times New Roman" w:hAnsi="Times New Roman" w:eastAsia="宋体"/>
+                <w:sz w:val="21"/>
+              </w:rPr>
+              <w:t>一次侧供回水温度，单位℃</w:t>
+            </w:r>
+          </w:p>
+        </w:tc>
+      </w:tr>
+      <w:tr>
+        <w:tc>
+          <w:tcPr>
+            <w:tcW w:type="dxa" w:w="2771"/>
+          </w:tcPr>
+          <w:p>
+            <w:r/>
+            <w:r>
+              <w:rPr>
+                <w:rFonts w:ascii="Times New Roman" w:hAnsi="Times New Roman" w:eastAsia="宋体"/>
+                <w:sz w:val="21"/>
+              </w:rPr>
+              <w:t>室温达标率</w:t>
+            </w:r>
+          </w:p>
+        </w:tc>
+        <w:tc>
+          <w:tcPr>
+            <w:tcW w:type="dxa" w:w="2771"/>
+          </w:tcPr>
+          <w:p>
+            <w:r/>
+            <w:r>
+              <w:rPr>
+                <w:rFonts w:ascii="Times New Roman" w:hAnsi="Times New Roman" w:eastAsia="宋体"/>
+                <w:sz w:val="21"/>
+              </w:rPr>
+              <w:t>百分比</w:t>
+            </w:r>
+          </w:p>
+        </w:tc>
+        <w:tc>
+          <w:tcPr>
+            <w:tcW w:type="dxa" w:w="2771"/>
+          </w:tcPr>
+          <w:p>
+            <w:r/>
+            <w:r>
+              <w:rPr>
+                <w:rFonts w:ascii="Times New Roman" w:hAnsi="Times New Roman" w:eastAsia="宋体"/>
+                <w:sz w:val="21"/>
+              </w:rPr>
+              <w:t>达标户数 / 采集户数</w:t>
+            </w:r>
+          </w:p>
+        </w:tc>
+      </w:tr>
+      <w:tr>
+        <w:tc>
+          <w:tcPr>
+            <w:tcW w:type="dxa" w:w="2771"/>
+          </w:tcPr>
+          <w:p>
+            <w:r/>
+            <w:r>
+              <w:rPr>
+                <w:rFonts w:ascii="Times New Roman" w:hAnsi="Times New Roman" w:eastAsia="宋体"/>
+                <w:sz w:val="21"/>
+              </w:rPr>
+              <w:t>瞬时热量</w:t>
+            </w:r>
+          </w:p>
+        </w:tc>
+        <w:tc>
+          <w:tcPr>
+            <w:tcW w:type="dxa" w:w="2771"/>
+          </w:tcPr>
+          <w:p>
+            <w:r/>
+            <w:r>
+              <w:rPr>
+                <w:rFonts w:ascii="Times New Roman" w:hAnsi="Times New Roman" w:eastAsia="宋体"/>
+                <w:sz w:val="21"/>
+              </w:rPr>
+              <w:t>数值</w:t>
+            </w:r>
+          </w:p>
+        </w:tc>
+        <w:tc>
+          <w:tcPr>
+            <w:tcW w:type="dxa" w:w="2771"/>
+          </w:tcPr>
+          <w:p>
+            <w:r/>
+            <w:r>
+              <w:rPr>
+                <w:rFonts w:ascii="Times New Roman" w:hAnsi="Times New Roman" w:eastAsia="宋体"/>
+                <w:sz w:val="21"/>
+              </w:rPr>
+              <w:t>站点瞬时热量，单位 kW</w:t>
+            </w:r>
+          </w:p>
+        </w:tc>
+      </w:tr>
+    </w:tbl>
+    <w:p>
+      <w:pPr>
+        <w:spacing w:after="120"/>
+      </w:pPr>
+    </w:p>
+    <w:p>
+      <w:pPr>
+        <w:keepNext/>
+        <w:spacing w:before="160" w:after="120"/>
+        <w:ind w:firstLine="0"/>
+      </w:pPr>
+      <w:r>
+        <w:rPr>
+          <w:rFonts w:ascii="黑体" w:hAnsi="黑体" w:eastAsia="黑体"/>
+          <w:b/>
+          <w:sz w:val="24"/>
+        </w:rPr>
+        <w:t>4.2.4  操作步骤</w:t>
+      </w:r>
+    </w:p>
+    <w:p>
+      <w:pPr>
         <w:spacing w:after="60"/>
-        <w:ind w:firstLine="0" w:left="480"/>
+        <w:ind w:firstLine="0" w:left="576"/>
       </w:pPr>
       <w:r>
         <w:rPr>
           <w:rFonts w:ascii="Times New Roman" w:hAnsi="Times New Roman" w:eastAsia="宋体"/>
           <w:sz w:val="24"/>
         </w:rPr>
-        <w:t>· 可查看单站历史曲线，辅助判断设备与水力工况。</w:t>
+        <w:t>1. 登录后默认进入供热总览；</w:t>
+      </w:r>
+    </w:p>
+    <w:p>
+      <w:pPr>
+        <w:spacing w:after="60"/>
+        <w:ind w:firstLine="0" w:left="576"/>
+      </w:pPr>
+      <w:r>
+        <w:rPr>
+          <w:rFonts w:ascii="Times New Roman" w:hAnsi="Times New Roman" w:eastAsia="宋体"/>
+          <w:sz w:val="24"/>
+        </w:rPr>
+        <w:t>2. 查看指标卡与站点状态表定位异常站点；</w:t>
+      </w:r>
+    </w:p>
+    <w:p>
+      <w:pPr>
+        <w:spacing w:after="60"/>
+        <w:ind w:firstLine="0" w:left="576"/>
+      </w:pPr>
+      <w:r>
+        <w:rPr>
+          <w:rFonts w:ascii="Times New Roman" w:hAnsi="Times New Roman" w:eastAsia="宋体"/>
+          <w:sz w:val="24"/>
+        </w:rPr>
+        <w:t>3. 点击站点行进入单站详情；</w:t>
+      </w:r>
+    </w:p>
+    <w:p>
+      <w:pPr>
+        <w:spacing w:after="60"/>
+        <w:ind w:firstLine="0" w:left="576"/>
+      </w:pPr>
+      <w:r>
+        <w:rPr>
+          <w:rFonts w:ascii="Times New Roman" w:hAnsi="Times New Roman" w:eastAsia="宋体"/>
+          <w:sz w:val="24"/>
+        </w:rPr>
+        <w:t>4. 在调度指令区新建指令并下发；</w:t>
+      </w:r>
+    </w:p>
+    <w:p>
+      <w:pPr>
+        <w:spacing w:after="60"/>
+        <w:ind w:firstLine="0" w:left="576"/>
+      </w:pPr>
+      <w:r>
+        <w:rPr>
+          <w:rFonts w:ascii="Times New Roman" w:hAnsi="Times New Roman" w:eastAsia="宋体"/>
+          <w:sz w:val="24"/>
+        </w:rPr>
+        <w:t>5. 指令执行后回填结果，形成闭环记录。</w:t>
+      </w:r>
+    </w:p>
+    <w:p>
+      <w:pPr>
+        <w:keepNext/>
+        <w:spacing w:before="160" w:after="120"/>
+        <w:ind w:firstLine="0"/>
+      </w:pPr>
+      <w:r>
+        <w:rPr>
+          <w:rFonts w:ascii="黑体" w:hAnsi="黑体" w:eastAsia="黑体"/>
+          <w:b/>
+          <w:sz w:val="24"/>
+        </w:rPr>
+        <w:t>4.2.5  业务规则</w:t>
+      </w:r>
+    </w:p>
+    <w:p>
+      <w:pPr>
+        <w:spacing w:after="60"/>
+        <w:ind w:firstLine="0" w:left="480"/>
+      </w:pPr>
+      <w:r>
+        <w:rPr>
+          <w:rFonts w:ascii="Times New Roman" w:hAnsi="Times New Roman" w:eastAsia="宋体"/>
+          <w:sz w:val="24"/>
+        </w:rPr>
+        <w:t>· 室温达标率按分钟级采集计算，不采用人工抽样。</w:t>
+      </w:r>
+    </w:p>
+    <w:p>
+      <w:pPr>
+        <w:spacing w:after="60"/>
+        <w:ind w:firstLine="0" w:left="480"/>
+      </w:pPr>
+      <w:r>
+        <w:rPr>
+          <w:rFonts w:ascii="Times New Roman" w:hAnsi="Times New Roman" w:eastAsia="宋体"/>
+          <w:sz w:val="24"/>
+        </w:rPr>
+        <w:t>· 调度指令下发后 30 分钟内未确认时提醒调度主管。</w:t>
       </w:r>
     </w:p>
     <w:p>
@@ -1156,6 +2346,76 @@
           <wp:inline xmlns:a="http://schemas.openxmlformats.org/drawingml/2006/main" xmlns:pic="http://schemas.openxmlformats.org/drawingml/2006/picture">
             <wp:extent cx="5040000" cy="3150000"/>
             <wp:docPr id="2" name="Picture 2"/>
+            <wp:cNvGraphicFramePr>
+              <a:graphicFrameLocks noChangeAspect="1"/>
+            </wp:cNvGraphicFramePr>
+            <a:graphic>
+              <a:graphicData uri="http://schemas.openxmlformats.org/drawingml/2006/picture">
+                <pic:pic>
+                  <pic:nvPicPr>
+                    <pic:cNvPr id="0" name="01-总览-供热总览.png"/>
+                    <pic:cNvPicPr/>
+                  </pic:nvPicPr>
+                  <pic:blipFill>
+                    <a:blip r:embed="rId10"/>
+                    <a:stretch>
+                      <a:fillRect/>
+                    </a:stretch>
+                  </pic:blipFill>
+                  <pic:spPr>
+                    <a:xfrm>
+                      <a:off x="0" y="0"/>
+                      <a:ext cx="5040000" cy="3150000"/>
+                    </a:xfrm>
+                    <a:prstGeom prst="rect"/>
+                  </pic:spPr>
+                </pic:pic>
+              </a:graphicData>
+            </a:graphic>
+          </wp:inline>
+        </w:drawing>
+      </w:r>
+    </w:p>
+    <w:p>
+      <w:pPr>
+        <w:spacing w:after="160"/>
+        <w:ind w:firstLine="0"/>
+        <w:jc w:val="center"/>
+      </w:pPr>
+      <w:r>
+        <w:rPr>
+          <w:rFonts w:ascii="Times New Roman" w:hAnsi="Times New Roman" w:eastAsia="宋体"/>
+          <w:sz w:val="21"/>
+        </w:rPr>
+        <w:t>图 1  供热总览页面</w:t>
+      </w:r>
+    </w:p>
+    <w:p>
+      <w:pPr>
+        <w:keepNext/>
+        <w:spacing w:before="160" w:after="120"/>
+        <w:ind w:firstLine="0"/>
+      </w:pPr>
+      <w:r>
+        <w:rPr>
+          <w:rFonts w:ascii="黑体" w:hAnsi="黑体" w:eastAsia="黑体"/>
+          <w:b/>
+          <w:sz w:val="28"/>
+        </w:rPr>
+        <w:t>4.3  换热站监控</w:t>
+      </w:r>
+    </w:p>
+    <w:p>
+      <w:pPr>
+        <w:spacing w:before="120" w:after="40"/>
+        <w:ind w:firstLine="0"/>
+        <w:jc w:val="center"/>
+      </w:pPr>
+      <w:r>
+        <w:drawing>
+          <wp:inline xmlns:a="http://schemas.openxmlformats.org/drawingml/2006/main" xmlns:pic="http://schemas.openxmlformats.org/drawingml/2006/picture">
+            <wp:extent cx="5040000" cy="3150000"/>
+            <wp:docPr id="3" name="Picture 3"/>
             <wp:cNvGraphicFramePr>
               <a:graphicFrameLocks noChangeAspect="1"/>
             </wp:cNvGraphicFramePr>
@@ -1210,9 +2470,9 @@
         <w:rPr>
           <w:rFonts w:ascii="黑体" w:hAnsi="黑体" w:eastAsia="黑体"/>
           <w:b/>
-          <w:sz w:val="28"/>
+          <w:sz w:val="24"/>
         </w:rPr>
-        <w:t>3.3  收费管理</w:t>
+        <w:t>4.3.1  功能描述</w:t>
       </w:r>
     </w:p>
     <w:p>
@@ -1224,7 +2484,541 @@
           <w:rFonts w:ascii="Times New Roman" w:hAnsi="Times New Roman" w:eastAsia="宋体"/>
           <w:sz w:val="24"/>
         </w:rPr>
-        <w:t>收费管理按采暖季统计应收、实收与欠费，记录每笔缴费的户号、小区、金额、方式与到账状态，并按小区计算收费率，对欠费率偏高的小区生成催缴提醒。</w:t>
+        <w:t>换热站监控按站点展示一次侧与二次侧的供回水温度、循环流量、调节阀开度与补水情况，并提供单站参数详情与近期温度趋势。</w:t>
+      </w:r>
+    </w:p>
+    <w:p>
+      <w:pPr>
+        <w:jc w:val="both"/>
+      </w:pPr>
+      <w:r>
+        <w:rPr>
+          <w:rFonts w:ascii="Times New Roman" w:hAnsi="Times New Roman" w:eastAsia="宋体"/>
+          <w:sz w:val="24"/>
+        </w:rPr>
+        <w:t>对二次侧供水温度偏离设定值超过阈值的站点，系统给出调平或提高一网流量的调节建议，供调度人员判断。</w:t>
+      </w:r>
+    </w:p>
+    <w:p>
+      <w:pPr>
+        <w:keepNext/>
+        <w:spacing w:before="160" w:after="120"/>
+        <w:ind w:firstLine="0"/>
+      </w:pPr>
+      <w:r>
+        <w:rPr>
+          <w:rFonts w:ascii="黑体" w:hAnsi="黑体" w:eastAsia="黑体"/>
+          <w:b/>
+          <w:sz w:val="24"/>
+        </w:rPr>
+        <w:t>4.3.2  界面说明</w:t>
+      </w:r>
+    </w:p>
+    <w:p>
+      <w:pPr>
+        <w:jc w:val="both"/>
+      </w:pPr>
+      <w:r>
+        <w:rPr>
+          <w:rFonts w:ascii="Times New Roman" w:hAnsi="Times New Roman" w:eastAsia="宋体"/>
+          <w:sz w:val="24"/>
+        </w:rPr>
+        <w:t>上部为站点总体指标，中部为站点参数表与单站详情卡，下部为单站供温趋势与运行评价。</w:t>
+      </w:r>
+    </w:p>
+    <w:p>
+      <w:pPr>
+        <w:keepNext/>
+        <w:spacing w:before="160" w:after="120"/>
+        <w:ind w:firstLine="0"/>
+      </w:pPr>
+      <w:r>
+        <w:rPr>
+          <w:rFonts w:ascii="黑体" w:hAnsi="黑体" w:eastAsia="黑体"/>
+          <w:b/>
+          <w:sz w:val="24"/>
+        </w:rPr>
+        <w:t>4.3.3  主要字段</w:t>
+      </w:r>
+    </w:p>
+    <w:tbl>
+      <w:tblPr>
+        <w:tblStyle w:val="TableGrid"/>
+        <w:tblW w:type="auto" w:w="0"/>
+        <w:jc w:val="center"/>
+        <w:tblLook w:firstColumn="1" w:firstRow="1" w:lastColumn="0" w:lastRow="0" w:noHBand="0" w:noVBand="1" w:val="04A0"/>
+      </w:tblPr>
+      <w:tblGrid>
+        <w:gridCol w:w="2771"/>
+        <w:gridCol w:w="2771"/>
+        <w:gridCol w:w="2771"/>
+      </w:tblGrid>
+      <w:tr>
+        <w:tc>
+          <w:tcPr>
+            <w:tcW w:type="dxa" w:w="2771"/>
+          </w:tcPr>
+          <w:p>
+            <w:pPr>
+              <w:jc w:val="center"/>
+            </w:pPr>
+            <w:r/>
+            <w:r>
+              <w:rPr>
+                <w:rFonts w:ascii="黑体" w:hAnsi="黑体" w:eastAsia="黑体"/>
+                <w:b/>
+                <w:sz w:val="21"/>
+              </w:rPr>
+              <w:t>字段</w:t>
+            </w:r>
+          </w:p>
+        </w:tc>
+        <w:tc>
+          <w:tcPr>
+            <w:tcW w:type="dxa" w:w="2771"/>
+          </w:tcPr>
+          <w:p>
+            <w:pPr>
+              <w:jc w:val="center"/>
+            </w:pPr>
+            <w:r/>
+            <w:r>
+              <w:rPr>
+                <w:rFonts w:ascii="黑体" w:hAnsi="黑体" w:eastAsia="黑体"/>
+                <w:b/>
+                <w:sz w:val="21"/>
+              </w:rPr>
+              <w:t>类型</w:t>
+            </w:r>
+          </w:p>
+        </w:tc>
+        <w:tc>
+          <w:tcPr>
+            <w:tcW w:type="dxa" w:w="2771"/>
+          </w:tcPr>
+          <w:p>
+            <w:pPr>
+              <w:jc w:val="center"/>
+            </w:pPr>
+            <w:r/>
+            <w:r>
+              <w:rPr>
+                <w:rFonts w:ascii="黑体" w:hAnsi="黑体" w:eastAsia="黑体"/>
+                <w:b/>
+                <w:sz w:val="21"/>
+              </w:rPr>
+              <w:t>说明</w:t>
+            </w:r>
+          </w:p>
+        </w:tc>
+      </w:tr>
+      <w:tr>
+        <w:tc>
+          <w:tcPr>
+            <w:tcW w:type="dxa" w:w="2771"/>
+          </w:tcPr>
+          <w:p>
+            <w:r/>
+            <w:r>
+              <w:rPr>
+                <w:rFonts w:ascii="Times New Roman" w:hAnsi="Times New Roman" w:eastAsia="宋体"/>
+                <w:sz w:val="21"/>
+              </w:rPr>
+              <w:t>站号</w:t>
+            </w:r>
+          </w:p>
+        </w:tc>
+        <w:tc>
+          <w:tcPr>
+            <w:tcW w:type="dxa" w:w="2771"/>
+          </w:tcPr>
+          <w:p>
+            <w:r/>
+            <w:r>
+              <w:rPr>
+                <w:rFonts w:ascii="Times New Roman" w:hAnsi="Times New Roman" w:eastAsia="宋体"/>
+                <w:sz w:val="21"/>
+              </w:rPr>
+              <w:t>字符串</w:t>
+            </w:r>
+          </w:p>
+        </w:tc>
+        <w:tc>
+          <w:tcPr>
+            <w:tcW w:type="dxa" w:w="2771"/>
+          </w:tcPr>
+          <w:p>
+            <w:r/>
+            <w:r>
+              <w:rPr>
+                <w:rFonts w:ascii="Times New Roman" w:hAnsi="Times New Roman" w:eastAsia="宋体"/>
+                <w:sz w:val="21"/>
+              </w:rPr>
+              <w:t>站点唯一编码</w:t>
+            </w:r>
+          </w:p>
+        </w:tc>
+      </w:tr>
+      <w:tr>
+        <w:tc>
+          <w:tcPr>
+            <w:tcW w:type="dxa" w:w="2771"/>
+          </w:tcPr>
+          <w:p>
+            <w:r/>
+            <w:r>
+              <w:rPr>
+                <w:rFonts w:ascii="Times New Roman" w:hAnsi="Times New Roman" w:eastAsia="宋体"/>
+                <w:sz w:val="21"/>
+              </w:rPr>
+              <w:t>一次供/回</w:t>
+            </w:r>
+          </w:p>
+        </w:tc>
+        <w:tc>
+          <w:tcPr>
+            <w:tcW w:type="dxa" w:w="2771"/>
+          </w:tcPr>
+          <w:p>
+            <w:r/>
+            <w:r>
+              <w:rPr>
+                <w:rFonts w:ascii="Times New Roman" w:hAnsi="Times New Roman" w:eastAsia="宋体"/>
+                <w:sz w:val="21"/>
+              </w:rPr>
+              <w:t>数值</w:t>
+            </w:r>
+          </w:p>
+        </w:tc>
+        <w:tc>
+          <w:tcPr>
+            <w:tcW w:type="dxa" w:w="2771"/>
+          </w:tcPr>
+          <w:p>
+            <w:r/>
+            <w:r>
+              <w:rPr>
+                <w:rFonts w:ascii="Times New Roman" w:hAnsi="Times New Roman" w:eastAsia="宋体"/>
+                <w:sz w:val="21"/>
+              </w:rPr>
+              <w:t>一次侧供回水温度</w:t>
+            </w:r>
+          </w:p>
+        </w:tc>
+      </w:tr>
+      <w:tr>
+        <w:tc>
+          <w:tcPr>
+            <w:tcW w:type="dxa" w:w="2771"/>
+          </w:tcPr>
+          <w:p>
+            <w:r/>
+            <w:r>
+              <w:rPr>
+                <w:rFonts w:ascii="Times New Roman" w:hAnsi="Times New Roman" w:eastAsia="宋体"/>
+                <w:sz w:val="21"/>
+              </w:rPr>
+              <w:t>二次供/回</w:t>
+            </w:r>
+          </w:p>
+        </w:tc>
+        <w:tc>
+          <w:tcPr>
+            <w:tcW w:type="dxa" w:w="2771"/>
+          </w:tcPr>
+          <w:p>
+            <w:r/>
+            <w:r>
+              <w:rPr>
+                <w:rFonts w:ascii="Times New Roman" w:hAnsi="Times New Roman" w:eastAsia="宋体"/>
+                <w:sz w:val="21"/>
+              </w:rPr>
+              <w:t>数值</w:t>
+            </w:r>
+          </w:p>
+        </w:tc>
+        <w:tc>
+          <w:tcPr>
+            <w:tcW w:type="dxa" w:w="2771"/>
+          </w:tcPr>
+          <w:p>
+            <w:r/>
+            <w:r>
+              <w:rPr>
+                <w:rFonts w:ascii="Times New Roman" w:hAnsi="Times New Roman" w:eastAsia="宋体"/>
+                <w:sz w:val="21"/>
+              </w:rPr>
+              <w:t>二次侧供回水温度</w:t>
+            </w:r>
+          </w:p>
+        </w:tc>
+      </w:tr>
+      <w:tr>
+        <w:tc>
+          <w:tcPr>
+            <w:tcW w:type="dxa" w:w="2771"/>
+          </w:tcPr>
+          <w:p>
+            <w:r/>
+            <w:r>
+              <w:rPr>
+                <w:rFonts w:ascii="Times New Roman" w:hAnsi="Times New Roman" w:eastAsia="宋体"/>
+                <w:sz w:val="21"/>
+              </w:rPr>
+              <w:t>流量</w:t>
+            </w:r>
+          </w:p>
+        </w:tc>
+        <w:tc>
+          <w:tcPr>
+            <w:tcW w:type="dxa" w:w="2771"/>
+          </w:tcPr>
+          <w:p>
+            <w:r/>
+            <w:r>
+              <w:rPr>
+                <w:rFonts w:ascii="Times New Roman" w:hAnsi="Times New Roman" w:eastAsia="宋体"/>
+                <w:sz w:val="21"/>
+              </w:rPr>
+              <w:t>数值</w:t>
+            </w:r>
+          </w:p>
+        </w:tc>
+        <w:tc>
+          <w:tcPr>
+            <w:tcW w:type="dxa" w:w="2771"/>
+          </w:tcPr>
+          <w:p>
+            <w:r/>
+            <w:r>
+              <w:rPr>
+                <w:rFonts w:ascii="Times New Roman" w:hAnsi="Times New Roman" w:eastAsia="宋体"/>
+                <w:sz w:val="21"/>
+              </w:rPr>
+              <w:t>二次侧循环流量，单位 t/h</w:t>
+            </w:r>
+          </w:p>
+        </w:tc>
+      </w:tr>
+      <w:tr>
+        <w:tc>
+          <w:tcPr>
+            <w:tcW w:type="dxa" w:w="2771"/>
+          </w:tcPr>
+          <w:p>
+            <w:r/>
+            <w:r>
+              <w:rPr>
+                <w:rFonts w:ascii="Times New Roman" w:hAnsi="Times New Roman" w:eastAsia="宋体"/>
+                <w:sz w:val="21"/>
+              </w:rPr>
+              <w:t>阀门开度</w:t>
+            </w:r>
+          </w:p>
+        </w:tc>
+        <w:tc>
+          <w:tcPr>
+            <w:tcW w:type="dxa" w:w="2771"/>
+          </w:tcPr>
+          <w:p>
+            <w:r/>
+            <w:r>
+              <w:rPr>
+                <w:rFonts w:ascii="Times New Roman" w:hAnsi="Times New Roman" w:eastAsia="宋体"/>
+                <w:sz w:val="21"/>
+              </w:rPr>
+              <w:t>百分比</w:t>
+            </w:r>
+          </w:p>
+        </w:tc>
+        <w:tc>
+          <w:tcPr>
+            <w:tcW w:type="dxa" w:w="2771"/>
+          </w:tcPr>
+          <w:p>
+            <w:r/>
+            <w:r>
+              <w:rPr>
+                <w:rFonts w:ascii="Times New Roman" w:hAnsi="Times New Roman" w:eastAsia="宋体"/>
+                <w:sz w:val="21"/>
+              </w:rPr>
+              <w:t>调节阀当前开度</w:t>
+            </w:r>
+          </w:p>
+        </w:tc>
+      </w:tr>
+      <w:tr>
+        <w:tc>
+          <w:tcPr>
+            <w:tcW w:type="dxa" w:w="2771"/>
+          </w:tcPr>
+          <w:p>
+            <w:r/>
+            <w:r>
+              <w:rPr>
+                <w:rFonts w:ascii="Times New Roman" w:hAnsi="Times New Roman" w:eastAsia="宋体"/>
+                <w:sz w:val="21"/>
+              </w:rPr>
+              <w:t>补水量</w:t>
+            </w:r>
+          </w:p>
+        </w:tc>
+        <w:tc>
+          <w:tcPr>
+            <w:tcW w:type="dxa" w:w="2771"/>
+          </w:tcPr>
+          <w:p>
+            <w:r/>
+            <w:r>
+              <w:rPr>
+                <w:rFonts w:ascii="Times New Roman" w:hAnsi="Times New Roman" w:eastAsia="宋体"/>
+                <w:sz w:val="21"/>
+              </w:rPr>
+              <w:t>数值</w:t>
+            </w:r>
+          </w:p>
+        </w:tc>
+        <w:tc>
+          <w:tcPr>
+            <w:tcW w:type="dxa" w:w="2771"/>
+          </w:tcPr>
+          <w:p>
+            <w:r/>
+            <w:r>
+              <w:rPr>
+                <w:rFonts w:ascii="Times New Roman" w:hAnsi="Times New Roman" w:eastAsia="宋体"/>
+                <w:sz w:val="21"/>
+              </w:rPr>
+              <w:t>站点补水量，单位 t/h</w:t>
+            </w:r>
+          </w:p>
+        </w:tc>
+      </w:tr>
+    </w:tbl>
+    <w:p>
+      <w:pPr>
+        <w:spacing w:after="120"/>
+      </w:pPr>
+    </w:p>
+    <w:p>
+      <w:pPr>
+        <w:keepNext/>
+        <w:spacing w:before="160" w:after="120"/>
+        <w:ind w:firstLine="0"/>
+      </w:pPr>
+      <w:r>
+        <w:rPr>
+          <w:rFonts w:ascii="黑体" w:hAnsi="黑体" w:eastAsia="黑体"/>
+          <w:b/>
+          <w:sz w:val="24"/>
+        </w:rPr>
+        <w:t>4.3.4  操作步骤</w:t>
+      </w:r>
+    </w:p>
+    <w:p>
+      <w:pPr>
+        <w:spacing w:after="60"/>
+        <w:ind w:firstLine="0" w:left="576"/>
+      </w:pPr>
+      <w:r>
+        <w:rPr>
+          <w:rFonts w:ascii="Times New Roman" w:hAnsi="Times New Roman" w:eastAsia="宋体"/>
+          <w:sz w:val="24"/>
+        </w:rPr>
+        <w:t>1. 进入换热站监控查看站点列表；</w:t>
+      </w:r>
+    </w:p>
+    <w:p>
+      <w:pPr>
+        <w:spacing w:after="60"/>
+        <w:ind w:firstLine="0" w:left="576"/>
+      </w:pPr>
+      <w:r>
+        <w:rPr>
+          <w:rFonts w:ascii="Times New Roman" w:hAnsi="Times New Roman" w:eastAsia="宋体"/>
+          <w:sz w:val="24"/>
+        </w:rPr>
+        <w:t>2. 按小区或状态筛选目标站点；</w:t>
+      </w:r>
+    </w:p>
+    <w:p>
+      <w:pPr>
+        <w:spacing w:after="60"/>
+        <w:ind w:firstLine="0" w:left="576"/>
+      </w:pPr>
+      <w:r>
+        <w:rPr>
+          <w:rFonts w:ascii="Times New Roman" w:hAnsi="Times New Roman" w:eastAsia="宋体"/>
+          <w:sz w:val="24"/>
+        </w:rPr>
+        <w:t>3. 点击站点查看参数详情与趋势；</w:t>
+      </w:r>
+    </w:p>
+    <w:p>
+      <w:pPr>
+        <w:spacing w:after="60"/>
+        <w:ind w:firstLine="0" w:left="576"/>
+      </w:pPr>
+      <w:r>
+        <w:rPr>
+          <w:rFonts w:ascii="Times New Roman" w:hAnsi="Times New Roman" w:eastAsia="宋体"/>
+          <w:sz w:val="24"/>
+        </w:rPr>
+        <w:t>4. 按建议调整二次供温设定或阀门开度；</w:t>
+      </w:r>
+    </w:p>
+    <w:p>
+      <w:pPr>
+        <w:spacing w:after="60"/>
+        <w:ind w:firstLine="0" w:left="576"/>
+      </w:pPr>
+      <w:r>
+        <w:rPr>
+          <w:rFonts w:ascii="Times New Roman" w:hAnsi="Times New Roman" w:eastAsia="宋体"/>
+          <w:sz w:val="24"/>
+        </w:rPr>
+        <w:t>5. 保存后系统记录调整人与时间。</w:t>
+      </w:r>
+    </w:p>
+    <w:p>
+      <w:pPr>
+        <w:keepNext/>
+        <w:spacing w:before="160" w:after="120"/>
+        <w:ind w:firstLine="0"/>
+      </w:pPr>
+      <w:r>
+        <w:rPr>
+          <w:rFonts w:ascii="黑体" w:hAnsi="黑体" w:eastAsia="黑体"/>
+          <w:b/>
+          <w:sz w:val="24"/>
+        </w:rPr>
+        <w:t>4.3.5  业务规则</w:t>
+      </w:r>
+    </w:p>
+    <w:p>
+      <w:pPr>
+        <w:spacing w:after="60"/>
+        <w:ind w:firstLine="0" w:left="480"/>
+      </w:pPr>
+      <w:r>
+        <w:rPr>
+          <w:rFonts w:ascii="Times New Roman" w:hAnsi="Times New Roman" w:eastAsia="宋体"/>
+          <w:sz w:val="24"/>
+        </w:rPr>
+        <w:t>· 参数采集失败超过 10 分钟的站点标记为通讯异常。</w:t>
+      </w:r>
+    </w:p>
+    <w:p>
+      <w:pPr>
+        <w:spacing w:after="60"/>
+        <w:ind w:firstLine="0" w:left="480"/>
+      </w:pPr>
+      <w:r>
+        <w:rPr>
+          <w:rFonts w:ascii="Times New Roman" w:hAnsi="Times New Roman" w:eastAsia="宋体"/>
+          <w:sz w:val="24"/>
+        </w:rPr>
+        <w:t>· 阀门开度超过设定上限时禁止继续开大，需人工确认。</w:t>
       </w:r>
     </w:p>
     <w:p>
@@ -1237,7 +3031,77 @@
         <w:drawing>
           <wp:inline xmlns:a="http://schemas.openxmlformats.org/drawingml/2006/main" xmlns:pic="http://schemas.openxmlformats.org/drawingml/2006/picture">
             <wp:extent cx="5040000" cy="3150000"/>
-            <wp:docPr id="3" name="Picture 3"/>
+            <wp:docPr id="4" name="Picture 4"/>
+            <wp:cNvGraphicFramePr>
+              <a:graphicFrameLocks noChangeAspect="1"/>
+            </wp:cNvGraphicFramePr>
+            <a:graphic>
+              <a:graphicData uri="http://schemas.openxmlformats.org/drawingml/2006/picture">
+                <pic:pic>
+                  <pic:nvPicPr>
+                    <pic:cNvPr id="0" name="02-监控-换热站监控.png"/>
+                    <pic:cNvPicPr/>
+                  </pic:nvPicPr>
+                  <pic:blipFill>
+                    <a:blip r:embed="rId11"/>
+                    <a:stretch>
+                      <a:fillRect/>
+                    </a:stretch>
+                  </pic:blipFill>
+                  <pic:spPr>
+                    <a:xfrm>
+                      <a:off x="0" y="0"/>
+                      <a:ext cx="5040000" cy="3150000"/>
+                    </a:xfrm>
+                    <a:prstGeom prst="rect"/>
+                  </pic:spPr>
+                </pic:pic>
+              </a:graphicData>
+            </a:graphic>
+          </wp:inline>
+        </w:drawing>
+      </w:r>
+    </w:p>
+    <w:p>
+      <w:pPr>
+        <w:spacing w:after="160"/>
+        <w:ind w:firstLine="0"/>
+        <w:jc w:val="center"/>
+      </w:pPr>
+      <w:r>
+        <w:rPr>
+          <w:rFonts w:ascii="Times New Roman" w:hAnsi="Times New Roman" w:eastAsia="宋体"/>
+          <w:sz w:val="21"/>
+        </w:rPr>
+        <w:t>图 2  换热站监控页面</w:t>
+      </w:r>
+    </w:p>
+    <w:p>
+      <w:pPr>
+        <w:keepNext/>
+        <w:spacing w:before="160" w:after="120"/>
+        <w:ind w:firstLine="0"/>
+      </w:pPr>
+      <w:r>
+        <w:rPr>
+          <w:rFonts w:ascii="黑体" w:hAnsi="黑体" w:eastAsia="黑体"/>
+          <w:b/>
+          <w:sz w:val="28"/>
+        </w:rPr>
+        <w:t>4.4  收费管理</w:t>
+      </w:r>
+    </w:p>
+    <w:p>
+      <w:pPr>
+        <w:spacing w:before="120" w:after="40"/>
+        <w:ind w:firstLine="0"/>
+        <w:jc w:val="center"/>
+      </w:pPr>
+      <w:r>
+        <w:drawing>
+          <wp:inline xmlns:a="http://schemas.openxmlformats.org/drawingml/2006/main" xmlns:pic="http://schemas.openxmlformats.org/drawingml/2006/picture">
+            <wp:extent cx="5040000" cy="3150000"/>
+            <wp:docPr id="5" name="Picture 5"/>
             <wp:cNvGraphicFramePr>
               <a:graphicFrameLocks noChangeAspect="1"/>
             </wp:cNvGraphicFramePr>
@@ -1292,9 +3156,9 @@
         <w:rPr>
           <w:rFonts w:ascii="黑体" w:hAnsi="黑体" w:eastAsia="黑体"/>
           <w:b/>
-          <w:sz w:val="28"/>
+          <w:sz w:val="24"/>
         </w:rPr>
-        <w:t>3.4  巡检管理</w:t>
+        <w:t>4.4.1  功能描述</w:t>
       </w:r>
     </w:p>
     <w:p>
@@ -1306,7 +3170,61 @@
           <w:rFonts w:ascii="Times New Roman" w:hAnsi="Times New Roman" w:eastAsia="宋体"/>
           <w:sz w:val="24"/>
         </w:rPr>
-        <w:t>巡检管理按一次网区段与站房编制巡检任务，巡检人员现场执行后登记结果与照片，发现隐患时转入隐患台账并进入处置流程，处置完成后回填结果并归档，形成可追溯的巡检与隐患闭环记录。</w:t>
+        <w:t>收费管理按采暖季统计应收、实收与欠费，记录每笔缴费的户号、小区、金额、方式与到账状态，并按小区计算收费率。</w:t>
+      </w:r>
+    </w:p>
+    <w:p>
+      <w:pPr>
+        <w:jc w:val="both"/>
+      </w:pPr>
+      <w:r>
+        <w:rPr>
+          <w:rFonts w:ascii="Times New Roman" w:hAnsi="Times New Roman" w:eastAsia="宋体"/>
+          <w:sz w:val="24"/>
+        </w:rPr>
+        <w:t>对欠费率偏高的小区生成催缴提醒，支持按小区、楼栋与户号下钻，便于收费员逐户跟进。</w:t>
+      </w:r>
+    </w:p>
+    <w:p>
+      <w:pPr>
+        <w:keepNext/>
+        <w:spacing w:before="160" w:after="120"/>
+        <w:ind w:firstLine="0"/>
+      </w:pPr>
+      <w:r>
+        <w:rPr>
+          <w:rFonts w:ascii="黑体" w:hAnsi="黑体" w:eastAsia="黑体"/>
+          <w:b/>
+          <w:sz w:val="24"/>
+        </w:rPr>
+        <w:t>4.4.2  界面说明</w:t>
+      </w:r>
+    </w:p>
+    <w:p>
+      <w:pPr>
+        <w:jc w:val="both"/>
+      </w:pPr>
+      <w:r>
+        <w:rPr>
+          <w:rFonts w:ascii="Times New Roman" w:hAnsi="Times New Roman" w:eastAsia="宋体"/>
+          <w:sz w:val="24"/>
+        </w:rPr>
+        <w:t>上部为应收实收指标卡，中部为缴费记录表与小区收费率，下部为欠费提醒、收费进度与缴费方式分布。</w:t>
+      </w:r>
+    </w:p>
+    <w:p>
+      <w:pPr>
+        <w:keepNext/>
+        <w:spacing w:before="160" w:after="120"/>
+        <w:ind w:firstLine="0"/>
+      </w:pPr>
+      <w:r>
+        <w:rPr>
+          <w:rFonts w:ascii="黑体" w:hAnsi="黑体" w:eastAsia="黑体"/>
+          <w:b/>
+          <w:sz w:val="24"/>
+        </w:rPr>
+        <w:t>4.4.3  主要字段</w:t>
       </w:r>
     </w:p>
     <w:tbl>
@@ -1317,13 +3235,14 @@
         <w:tblLook w:firstColumn="1" w:firstRow="1" w:lastColumn="0" w:lastRow="0" w:noHBand="0" w:noVBand="1" w:val="04A0"/>
       </w:tblPr>
       <w:tblGrid>
-        <w:gridCol w:w="4156"/>
-        <w:gridCol w:w="4156"/>
+        <w:gridCol w:w="2771"/>
+        <w:gridCol w:w="2771"/>
+        <w:gridCol w:w="2771"/>
       </w:tblGrid>
       <w:tr>
         <w:tc>
           <w:tcPr>
-            <w:tcW w:type="dxa" w:w="4156"/>
+            <w:tcW w:type="dxa" w:w="2771"/>
           </w:tcPr>
           <w:p>
             <w:pPr>
@@ -1336,13 +3255,32 @@
                 <w:b/>
                 <w:sz w:val="21"/>
               </w:rPr>
-              <w:t>功能</w:t>
+              <w:t>字段</w:t>
             </w:r>
           </w:p>
         </w:tc>
         <w:tc>
           <w:tcPr>
-            <w:tcW w:type="dxa" w:w="4156"/>
+            <w:tcW w:type="dxa" w:w="2771"/>
+          </w:tcPr>
+          <w:p>
+            <w:pPr>
+              <w:jc w:val="center"/>
+            </w:pPr>
+            <w:r/>
+            <w:r>
+              <w:rPr>
+                <w:rFonts w:ascii="黑体" w:hAnsi="黑体" w:eastAsia="黑体"/>
+                <w:b/>
+                <w:sz w:val="21"/>
+              </w:rPr>
+              <w:t>类型</w:t>
+            </w:r>
+          </w:p>
+        </w:tc>
+        <w:tc>
+          <w:tcPr>
+            <w:tcW w:type="dxa" w:w="2771"/>
           </w:tcPr>
           <w:p>
             <w:pPr>
@@ -1363,7 +3301,7 @@
       <w:tr>
         <w:tc>
           <w:tcPr>
-            <w:tcW w:type="dxa" w:w="4156"/>
+            <w:tcW w:type="dxa" w:w="2771"/>
           </w:tcPr>
           <w:p>
             <w:r/>
@@ -1372,13 +3310,13 @@
                 <w:rFonts w:ascii="Times New Roman" w:hAnsi="Times New Roman" w:eastAsia="宋体"/>
                 <w:sz w:val="21"/>
               </w:rPr>
-              <w:t>任务编制</w:t>
+              <w:t>户号</w:t>
             </w:r>
           </w:p>
         </w:tc>
         <w:tc>
           <w:tcPr>
-            <w:tcW w:type="dxa" w:w="4156"/>
+            <w:tcW w:type="dxa" w:w="2771"/>
           </w:tcPr>
           <w:p>
             <w:r/>
@@ -1387,15 +3325,13 @@
                 <w:rFonts w:ascii="Times New Roman" w:hAnsi="Times New Roman" w:eastAsia="宋体"/>
                 <w:sz w:val="21"/>
               </w:rPr>
-              <w:t>按区段与周期生成任务并指定巡检人</w:t>
+              <w:t>字符串</w:t>
             </w:r>
           </w:p>
         </w:tc>
-      </w:tr>
-      <w:tr>
         <w:tc>
           <w:tcPr>
-            <w:tcW w:type="dxa" w:w="4156"/>
+            <w:tcW w:type="dxa" w:w="2771"/>
           </w:tcPr>
           <w:p>
             <w:r/>
@@ -1404,13 +3340,15 @@
                 <w:rFonts w:ascii="Times New Roman" w:hAnsi="Times New Roman" w:eastAsia="宋体"/>
                 <w:sz w:val="21"/>
               </w:rPr>
-              <w:t>执行登记</w:t>
+              <w:t>用户唯一编号</w:t>
             </w:r>
           </w:p>
         </w:tc>
+      </w:tr>
+      <w:tr>
         <w:tc>
           <w:tcPr>
-            <w:tcW w:type="dxa" w:w="4156"/>
+            <w:tcW w:type="dxa" w:w="2771"/>
           </w:tcPr>
           <w:p>
             <w:r/>
@@ -1419,15 +3357,13 @@
                 <w:rFonts w:ascii="Times New Roman" w:hAnsi="Times New Roman" w:eastAsia="宋体"/>
                 <w:sz w:val="21"/>
               </w:rPr>
-              <w:t>登记巡检项结果、现场照片与定位</w:t>
+              <w:t>小区</w:t>
             </w:r>
           </w:p>
         </w:tc>
-      </w:tr>
-      <w:tr>
         <w:tc>
           <w:tcPr>
-            <w:tcW w:type="dxa" w:w="4156"/>
+            <w:tcW w:type="dxa" w:w="2771"/>
           </w:tcPr>
           <w:p>
             <w:r/>
@@ -1436,13 +3372,13 @@
                 <w:rFonts w:ascii="Times New Roman" w:hAnsi="Times New Roman" w:eastAsia="宋体"/>
                 <w:sz w:val="21"/>
               </w:rPr>
-              <w:t>隐患处置</w:t>
+              <w:t>字符串</w:t>
             </w:r>
           </w:p>
         </w:tc>
         <w:tc>
           <w:tcPr>
-            <w:tcW w:type="dxa" w:w="4156"/>
+            <w:tcW w:type="dxa" w:w="2771"/>
           </w:tcPr>
           <w:p>
             <w:r/>
@@ -1451,7 +3387,7 @@
                 <w:rFonts w:ascii="Times New Roman" w:hAnsi="Times New Roman" w:eastAsia="宋体"/>
                 <w:sz w:val="21"/>
               </w:rPr>
-              <w:t>上报 → 定级 → 派发 → 处置 → 验收</w:t>
+              <w:t>所属小区与楼栋房号</w:t>
             </w:r>
           </w:p>
         </w:tc>
@@ -1459,7 +3395,7 @@
       <w:tr>
         <w:tc>
           <w:tcPr>
-            <w:tcW w:type="dxa" w:w="4156"/>
+            <w:tcW w:type="dxa" w:w="2771"/>
           </w:tcPr>
           <w:p>
             <w:r/>
@@ -1468,13 +3404,13 @@
                 <w:rFonts w:ascii="Times New Roman" w:hAnsi="Times New Roman" w:eastAsia="宋体"/>
                 <w:sz w:val="21"/>
               </w:rPr>
-              <w:t>统计分析</w:t>
+              <w:t>缴费金额</w:t>
             </w:r>
           </w:p>
         </w:tc>
         <w:tc>
           <w:tcPr>
-            <w:tcW w:type="dxa" w:w="4156"/>
+            <w:tcW w:type="dxa" w:w="2771"/>
           </w:tcPr>
           <w:p>
             <w:r/>
@@ -1483,7 +3419,116 @@
                 <w:rFonts w:ascii="Times New Roman" w:hAnsi="Times New Roman" w:eastAsia="宋体"/>
                 <w:sz w:val="21"/>
               </w:rPr>
-              <w:t>完成率、隐患闭环率按月度汇总</w:t>
+              <w:t>金额</w:t>
+            </w:r>
+          </w:p>
+        </w:tc>
+        <w:tc>
+          <w:tcPr>
+            <w:tcW w:type="dxa" w:w="2771"/>
+          </w:tcPr>
+          <w:p>
+            <w:r/>
+            <w:r>
+              <w:rPr>
+                <w:rFonts w:ascii="Times New Roman" w:hAnsi="Times New Roman" w:eastAsia="宋体"/>
+                <w:sz w:val="21"/>
+              </w:rPr>
+              <w:t>本次缴费金额</w:t>
+            </w:r>
+          </w:p>
+        </w:tc>
+      </w:tr>
+      <w:tr>
+        <w:tc>
+          <w:tcPr>
+            <w:tcW w:type="dxa" w:w="2771"/>
+          </w:tcPr>
+          <w:p>
+            <w:r/>
+            <w:r>
+              <w:rPr>
+                <w:rFonts w:ascii="Times New Roman" w:hAnsi="Times New Roman" w:eastAsia="宋体"/>
+                <w:sz w:val="21"/>
+              </w:rPr>
+              <w:t>缴费方式</w:t>
+            </w:r>
+          </w:p>
+        </w:tc>
+        <w:tc>
+          <w:tcPr>
+            <w:tcW w:type="dxa" w:w="2771"/>
+          </w:tcPr>
+          <w:p>
+            <w:r/>
+            <w:r>
+              <w:rPr>
+                <w:rFonts w:ascii="Times New Roman" w:hAnsi="Times New Roman" w:eastAsia="宋体"/>
+                <w:sz w:val="21"/>
+              </w:rPr>
+              <w:t>枚举</w:t>
+            </w:r>
+          </w:p>
+        </w:tc>
+        <w:tc>
+          <w:tcPr>
+            <w:tcW w:type="dxa" w:w="2771"/>
+          </w:tcPr>
+          <w:p>
+            <w:r/>
+            <w:r>
+              <w:rPr>
+                <w:rFonts w:ascii="Times New Roman" w:hAnsi="Times New Roman" w:eastAsia="宋体"/>
+                <w:sz w:val="21"/>
+              </w:rPr>
+              <w:t>微信、支付宝、银行代扣、柜台</w:t>
+            </w:r>
+          </w:p>
+        </w:tc>
+      </w:tr>
+      <w:tr>
+        <w:tc>
+          <w:tcPr>
+            <w:tcW w:type="dxa" w:w="2771"/>
+          </w:tcPr>
+          <w:p>
+            <w:r/>
+            <w:r>
+              <w:rPr>
+                <w:rFonts w:ascii="Times New Roman" w:hAnsi="Times New Roman" w:eastAsia="宋体"/>
+                <w:sz w:val="21"/>
+              </w:rPr>
+              <w:t>状态</w:t>
+            </w:r>
+          </w:p>
+        </w:tc>
+        <w:tc>
+          <w:tcPr>
+            <w:tcW w:type="dxa" w:w="2771"/>
+          </w:tcPr>
+          <w:p>
+            <w:r/>
+            <w:r>
+              <w:rPr>
+                <w:rFonts w:ascii="Times New Roman" w:hAnsi="Times New Roman" w:eastAsia="宋体"/>
+                <w:sz w:val="21"/>
+              </w:rPr>
+              <w:t>枚举</w:t>
+            </w:r>
+          </w:p>
+        </w:tc>
+        <w:tc>
+          <w:tcPr>
+            <w:tcW w:type="dxa" w:w="2771"/>
+          </w:tcPr>
+          <w:p>
+            <w:r/>
+            <w:r>
+              <w:rPr>
+                <w:rFonts w:ascii="Times New Roman" w:hAnsi="Times New Roman" w:eastAsia="宋体"/>
+                <w:sz w:val="21"/>
+              </w:rPr>
+              <w:t>已到账、待扣款、退费</w:t>
             </w:r>
           </w:p>
         </w:tc>
@@ -1496,6 +3541,127 @@
     </w:p>
     <w:p>
       <w:pPr>
+        <w:keepNext/>
+        <w:spacing w:before="160" w:after="120"/>
+        <w:ind w:firstLine="0"/>
+      </w:pPr>
+      <w:r>
+        <w:rPr>
+          <w:rFonts w:ascii="黑体" w:hAnsi="黑体" w:eastAsia="黑体"/>
+          <w:b/>
+          <w:sz w:val="24"/>
+        </w:rPr>
+        <w:t>4.4.4  操作步骤</w:t>
+      </w:r>
+    </w:p>
+    <w:p>
+      <w:pPr>
+        <w:spacing w:after="60"/>
+        <w:ind w:firstLine="0" w:left="576"/>
+      </w:pPr>
+      <w:r>
+        <w:rPr>
+          <w:rFonts w:ascii="Times New Roman" w:hAnsi="Times New Roman" w:eastAsia="宋体"/>
+          <w:sz w:val="24"/>
+        </w:rPr>
+        <w:t>1. 进入收费管理查看当日缴费记录；</w:t>
+      </w:r>
+    </w:p>
+    <w:p>
+      <w:pPr>
+        <w:spacing w:after="60"/>
+        <w:ind w:firstLine="0" w:left="576"/>
+      </w:pPr>
+      <w:r>
+        <w:rPr>
+          <w:rFonts w:ascii="Times New Roman" w:hAnsi="Times New Roman" w:eastAsia="宋体"/>
+          <w:sz w:val="24"/>
+        </w:rPr>
+        <w:t>2. 新增缴费时输入户号并核对应收金额；</w:t>
+      </w:r>
+    </w:p>
+    <w:p>
+      <w:pPr>
+        <w:spacing w:after="60"/>
+        <w:ind w:firstLine="0" w:left="576"/>
+      </w:pPr>
+      <w:r>
+        <w:rPr>
+          <w:rFonts w:ascii="Times New Roman" w:hAnsi="Times New Roman" w:eastAsia="宋体"/>
+          <w:sz w:val="24"/>
+        </w:rPr>
+        <w:t>3. 选择缴费方式并提交；</w:t>
+      </w:r>
+    </w:p>
+    <w:p>
+      <w:pPr>
+        <w:spacing w:after="60"/>
+        <w:ind w:firstLine="0" w:left="576"/>
+      </w:pPr>
+      <w:r>
+        <w:rPr>
+          <w:rFonts w:ascii="Times New Roman" w:hAnsi="Times New Roman" w:eastAsia="宋体"/>
+          <w:sz w:val="24"/>
+        </w:rPr>
+        <w:t>4. 系统回写支付结果并更新收费率；</w:t>
+      </w:r>
+    </w:p>
+    <w:p>
+      <w:pPr>
+        <w:spacing w:after="60"/>
+        <w:ind w:firstLine="0" w:left="576"/>
+      </w:pPr>
+      <w:r>
+        <w:rPr>
+          <w:rFonts w:ascii="Times New Roman" w:hAnsi="Times New Roman" w:eastAsia="宋体"/>
+          <w:sz w:val="24"/>
+        </w:rPr>
+        <w:t>5. 对欠费户生成催缴清单并发送短信。</w:t>
+      </w:r>
+    </w:p>
+    <w:p>
+      <w:pPr>
+        <w:keepNext/>
+        <w:spacing w:before="160" w:after="120"/>
+        <w:ind w:firstLine="0"/>
+      </w:pPr>
+      <w:r>
+        <w:rPr>
+          <w:rFonts w:ascii="黑体" w:hAnsi="黑体" w:eastAsia="黑体"/>
+          <w:b/>
+          <w:sz w:val="24"/>
+        </w:rPr>
+        <w:t>4.4.5  业务规则</w:t>
+      </w:r>
+    </w:p>
+    <w:p>
+      <w:pPr>
+        <w:spacing w:after="60"/>
+        <w:ind w:firstLine="0" w:left="480"/>
+      </w:pPr>
+      <w:r>
+        <w:rPr>
+          <w:rFonts w:ascii="Times New Roman" w:hAnsi="Times New Roman" w:eastAsia="宋体"/>
+          <w:sz w:val="24"/>
+        </w:rPr>
+        <w:t>· 退费需经营主管审批，退费后重新计入应收。</w:t>
+      </w:r>
+    </w:p>
+    <w:p>
+      <w:pPr>
+        <w:spacing w:after="60"/>
+        <w:ind w:firstLine="0" w:left="480"/>
+      </w:pPr>
+      <w:r>
+        <w:rPr>
+          <w:rFonts w:ascii="Times New Roman" w:hAnsi="Times New Roman" w:eastAsia="宋体"/>
+          <w:sz w:val="24"/>
+        </w:rPr>
+        <w:t>· 同一户号同一采暖季不允许重复全额缴费。</w:t>
+      </w:r>
+    </w:p>
+    <w:p>
+      <w:pPr>
         <w:spacing w:before="120" w:after="40"/>
         <w:ind w:firstLine="0"/>
         <w:jc w:val="center"/>
@@ -1504,7 +3670,77 @@
         <w:drawing>
           <wp:inline xmlns:a="http://schemas.openxmlformats.org/drawingml/2006/main" xmlns:pic="http://schemas.openxmlformats.org/drawingml/2006/picture">
             <wp:extent cx="5040000" cy="3150000"/>
-            <wp:docPr id="4" name="Picture 4"/>
+            <wp:docPr id="6" name="Picture 6"/>
+            <wp:cNvGraphicFramePr>
+              <a:graphicFrameLocks noChangeAspect="1"/>
+            </wp:cNvGraphicFramePr>
+            <a:graphic>
+              <a:graphicData uri="http://schemas.openxmlformats.org/drawingml/2006/picture">
+                <pic:pic>
+                  <pic:nvPicPr>
+                    <pic:cNvPr id="0" name="03-收费-收费管理.png"/>
+                    <pic:cNvPicPr/>
+                  </pic:nvPicPr>
+                  <pic:blipFill>
+                    <a:blip r:embed="rId12"/>
+                    <a:stretch>
+                      <a:fillRect/>
+                    </a:stretch>
+                  </pic:blipFill>
+                  <pic:spPr>
+                    <a:xfrm>
+                      <a:off x="0" y="0"/>
+                      <a:ext cx="5040000" cy="3150000"/>
+                    </a:xfrm>
+                    <a:prstGeom prst="rect"/>
+                  </pic:spPr>
+                </pic:pic>
+              </a:graphicData>
+            </a:graphic>
+          </wp:inline>
+        </w:drawing>
+      </w:r>
+    </w:p>
+    <w:p>
+      <w:pPr>
+        <w:spacing w:after="160"/>
+        <w:ind w:firstLine="0"/>
+        <w:jc w:val="center"/>
+      </w:pPr>
+      <w:r>
+        <w:rPr>
+          <w:rFonts w:ascii="Times New Roman" w:hAnsi="Times New Roman" w:eastAsia="宋体"/>
+          <w:sz w:val="21"/>
+        </w:rPr>
+        <w:t>图 3  收费管理页面</w:t>
+      </w:r>
+    </w:p>
+    <w:p>
+      <w:pPr>
+        <w:keepNext/>
+        <w:spacing w:before="160" w:after="120"/>
+        <w:ind w:firstLine="0"/>
+      </w:pPr>
+      <w:r>
+        <w:rPr>
+          <w:rFonts w:ascii="黑体" w:hAnsi="黑体" w:eastAsia="黑体"/>
+          <w:b/>
+          <w:sz w:val="28"/>
+        </w:rPr>
+        <w:t>4.5  巡检管理</w:t>
+      </w:r>
+    </w:p>
+    <w:p>
+      <w:pPr>
+        <w:spacing w:before="120" w:after="40"/>
+        <w:ind w:firstLine="0"/>
+        <w:jc w:val="center"/>
+      </w:pPr>
+      <w:r>
+        <w:drawing>
+          <wp:inline xmlns:a="http://schemas.openxmlformats.org/drawingml/2006/main" xmlns:pic="http://schemas.openxmlformats.org/drawingml/2006/picture">
+            <wp:extent cx="5040000" cy="3150000"/>
+            <wp:docPr id="7" name="Picture 7"/>
             <wp:cNvGraphicFramePr>
               <a:graphicFrameLocks noChangeAspect="1"/>
             </wp:cNvGraphicFramePr>
@@ -1559,9 +3795,9 @@
         <w:rPr>
           <w:rFonts w:ascii="黑体" w:hAnsi="黑体" w:eastAsia="黑体"/>
           <w:b/>
-          <w:sz w:val="28"/>
+          <w:sz w:val="24"/>
         </w:rPr>
-        <w:t>3.5  运行报表</w:t>
+        <w:t>4.5.1  功能描述</w:t>
       </w:r>
     </w:p>
     <w:p>
@@ -1573,7 +3809,494 @@
           <w:rFonts w:ascii="Times New Roman" w:hAnsi="Times New Roman" w:eastAsia="宋体"/>
           <w:sz w:val="24"/>
         </w:rPr>
-        <w:t>运行报表按采暖季汇总供热量、单位面积能耗、补水率与投诉工单，按月份与小区下钻，用于能耗考核与经营分析。报表支持导出，供上报与归档使用。</w:t>
+        <w:t>巡检管理按一次网区段与站房编制巡检任务，巡检人员现场执行后登记结果与照片，发现隐患时转入隐患台账并进入处置流程。</w:t>
+      </w:r>
+    </w:p>
+    <w:p>
+      <w:pPr>
+        <w:jc w:val="both"/>
+      </w:pPr>
+      <w:r>
+        <w:rPr>
+          <w:rFonts w:ascii="Times New Roman" w:hAnsi="Times New Roman" w:eastAsia="宋体"/>
+          <w:sz w:val="24"/>
+        </w:rPr>
+        <w:t>处置完成后回填结果并归档，形成可追溯的巡检与隐患闭环记录，支撑月度考核。</w:t>
+      </w:r>
+    </w:p>
+    <w:p>
+      <w:pPr>
+        <w:keepNext/>
+        <w:spacing w:before="160" w:after="120"/>
+        <w:ind w:firstLine="0"/>
+      </w:pPr>
+      <w:r>
+        <w:rPr>
+          <w:rFonts w:ascii="黑体" w:hAnsi="黑体" w:eastAsia="黑体"/>
+          <w:b/>
+          <w:sz w:val="24"/>
+        </w:rPr>
+        <w:t>4.5.2  界面说明</w:t>
+      </w:r>
+    </w:p>
+    <w:p>
+      <w:pPr>
+        <w:jc w:val="both"/>
+      </w:pPr>
+      <w:r>
+        <w:rPr>
+          <w:rFonts w:ascii="Times New Roman" w:hAnsi="Times New Roman" w:eastAsia="宋体"/>
+          <w:sz w:val="24"/>
+        </w:rPr>
+        <w:t>上部为任务指标，中部为巡检任务表与隐患处置时间轴，下部为隐患台账与本月完成情况。</w:t>
+      </w:r>
+    </w:p>
+    <w:p>
+      <w:pPr>
+        <w:keepNext/>
+        <w:spacing w:before="160" w:after="120"/>
+        <w:ind w:firstLine="0"/>
+      </w:pPr>
+      <w:r>
+        <w:rPr>
+          <w:rFonts w:ascii="黑体" w:hAnsi="黑体" w:eastAsia="黑体"/>
+          <w:b/>
+          <w:sz w:val="24"/>
+        </w:rPr>
+        <w:t>4.5.3  主要字段</w:t>
+      </w:r>
+    </w:p>
+    <w:tbl>
+      <w:tblPr>
+        <w:tblStyle w:val="TableGrid"/>
+        <w:tblW w:type="auto" w:w="0"/>
+        <w:jc w:val="center"/>
+        <w:tblLook w:firstColumn="1" w:firstRow="1" w:lastColumn="0" w:lastRow="0" w:noHBand="0" w:noVBand="1" w:val="04A0"/>
+      </w:tblPr>
+      <w:tblGrid>
+        <w:gridCol w:w="2771"/>
+        <w:gridCol w:w="2771"/>
+        <w:gridCol w:w="2771"/>
+      </w:tblGrid>
+      <w:tr>
+        <w:tc>
+          <w:tcPr>
+            <w:tcW w:type="dxa" w:w="2771"/>
+          </w:tcPr>
+          <w:p>
+            <w:pPr>
+              <w:jc w:val="center"/>
+            </w:pPr>
+            <w:r/>
+            <w:r>
+              <w:rPr>
+                <w:rFonts w:ascii="黑体" w:hAnsi="黑体" w:eastAsia="黑体"/>
+                <w:b/>
+                <w:sz w:val="21"/>
+              </w:rPr>
+              <w:t>字段</w:t>
+            </w:r>
+          </w:p>
+        </w:tc>
+        <w:tc>
+          <w:tcPr>
+            <w:tcW w:type="dxa" w:w="2771"/>
+          </w:tcPr>
+          <w:p>
+            <w:pPr>
+              <w:jc w:val="center"/>
+            </w:pPr>
+            <w:r/>
+            <w:r>
+              <w:rPr>
+                <w:rFonts w:ascii="黑体" w:hAnsi="黑体" w:eastAsia="黑体"/>
+                <w:b/>
+                <w:sz w:val="21"/>
+              </w:rPr>
+              <w:t>类型</w:t>
+            </w:r>
+          </w:p>
+        </w:tc>
+        <w:tc>
+          <w:tcPr>
+            <w:tcW w:type="dxa" w:w="2771"/>
+          </w:tcPr>
+          <w:p>
+            <w:pPr>
+              <w:jc w:val="center"/>
+            </w:pPr>
+            <w:r/>
+            <w:r>
+              <w:rPr>
+                <w:rFonts w:ascii="黑体" w:hAnsi="黑体" w:eastAsia="黑体"/>
+                <w:b/>
+                <w:sz w:val="21"/>
+              </w:rPr>
+              <w:t>说明</w:t>
+            </w:r>
+          </w:p>
+        </w:tc>
+      </w:tr>
+      <w:tr>
+        <w:tc>
+          <w:tcPr>
+            <w:tcW w:type="dxa" w:w="2771"/>
+          </w:tcPr>
+          <w:p>
+            <w:r/>
+            <w:r>
+              <w:rPr>
+                <w:rFonts w:ascii="Times New Roman" w:hAnsi="Times New Roman" w:eastAsia="宋体"/>
+                <w:sz w:val="21"/>
+              </w:rPr>
+              <w:t>任务号</w:t>
+            </w:r>
+          </w:p>
+        </w:tc>
+        <w:tc>
+          <w:tcPr>
+            <w:tcW w:type="dxa" w:w="2771"/>
+          </w:tcPr>
+          <w:p>
+            <w:r/>
+            <w:r>
+              <w:rPr>
+                <w:rFonts w:ascii="Times New Roman" w:hAnsi="Times New Roman" w:eastAsia="宋体"/>
+                <w:sz w:val="21"/>
+              </w:rPr>
+              <w:t>字符串</w:t>
+            </w:r>
+          </w:p>
+        </w:tc>
+        <w:tc>
+          <w:tcPr>
+            <w:tcW w:type="dxa" w:w="2771"/>
+          </w:tcPr>
+          <w:p>
+            <w:r/>
+            <w:r>
+              <w:rPr>
+                <w:rFonts w:ascii="Times New Roman" w:hAnsi="Times New Roman" w:eastAsia="宋体"/>
+                <w:sz w:val="21"/>
+              </w:rPr>
+              <w:t>按日期与序号生成</w:t>
+            </w:r>
+          </w:p>
+        </w:tc>
+      </w:tr>
+      <w:tr>
+        <w:tc>
+          <w:tcPr>
+            <w:tcW w:type="dxa" w:w="2771"/>
+          </w:tcPr>
+          <w:p>
+            <w:r/>
+            <w:r>
+              <w:rPr>
+                <w:rFonts w:ascii="Times New Roman" w:hAnsi="Times New Roman" w:eastAsia="宋体"/>
+                <w:sz w:val="21"/>
+              </w:rPr>
+              <w:t>巡线区段</w:t>
+            </w:r>
+          </w:p>
+        </w:tc>
+        <w:tc>
+          <w:tcPr>
+            <w:tcW w:type="dxa" w:w="2771"/>
+          </w:tcPr>
+          <w:p>
+            <w:r/>
+            <w:r>
+              <w:rPr>
+                <w:rFonts w:ascii="Times New Roman" w:hAnsi="Times New Roman" w:eastAsia="宋体"/>
+                <w:sz w:val="21"/>
+              </w:rPr>
+              <w:t>字符串</w:t>
+            </w:r>
+          </w:p>
+        </w:tc>
+        <w:tc>
+          <w:tcPr>
+            <w:tcW w:type="dxa" w:w="2771"/>
+          </w:tcPr>
+          <w:p>
+            <w:r/>
+            <w:r>
+              <w:rPr>
+                <w:rFonts w:ascii="Times New Roman" w:hAnsi="Times New Roman" w:eastAsia="宋体"/>
+                <w:sz w:val="21"/>
+              </w:rPr>
+              <w:t>一次网区段或站房</w:t>
+            </w:r>
+          </w:p>
+        </w:tc>
+      </w:tr>
+      <w:tr>
+        <w:tc>
+          <w:tcPr>
+            <w:tcW w:type="dxa" w:w="2771"/>
+          </w:tcPr>
+          <w:p>
+            <w:r/>
+            <w:r>
+              <w:rPr>
+                <w:rFonts w:ascii="Times New Roman" w:hAnsi="Times New Roman" w:eastAsia="宋体"/>
+                <w:sz w:val="21"/>
+              </w:rPr>
+              <w:t>巡检项</w:t>
+            </w:r>
+          </w:p>
+        </w:tc>
+        <w:tc>
+          <w:tcPr>
+            <w:tcW w:type="dxa" w:w="2771"/>
+          </w:tcPr>
+          <w:p>
+            <w:r/>
+            <w:r>
+              <w:rPr>
+                <w:rFonts w:ascii="Times New Roman" w:hAnsi="Times New Roman" w:eastAsia="宋体"/>
+                <w:sz w:val="21"/>
+              </w:rPr>
+              <w:t>字符串</w:t>
+            </w:r>
+          </w:p>
+        </w:tc>
+        <w:tc>
+          <w:tcPr>
+            <w:tcW w:type="dxa" w:w="2771"/>
+          </w:tcPr>
+          <w:p>
+            <w:r/>
+            <w:r>
+              <w:rPr>
+                <w:rFonts w:ascii="Times New Roman" w:hAnsi="Times New Roman" w:eastAsia="宋体"/>
+                <w:sz w:val="21"/>
+              </w:rPr>
+              <w:t>本次检查的具体内容</w:t>
+            </w:r>
+          </w:p>
+        </w:tc>
+      </w:tr>
+      <w:tr>
+        <w:tc>
+          <w:tcPr>
+            <w:tcW w:type="dxa" w:w="2771"/>
+          </w:tcPr>
+          <w:p>
+            <w:r/>
+            <w:r>
+              <w:rPr>
+                <w:rFonts w:ascii="Times New Roman" w:hAnsi="Times New Roman" w:eastAsia="宋体"/>
+                <w:sz w:val="21"/>
+              </w:rPr>
+              <w:t>状态</w:t>
+            </w:r>
+          </w:p>
+        </w:tc>
+        <w:tc>
+          <w:tcPr>
+            <w:tcW w:type="dxa" w:w="2771"/>
+          </w:tcPr>
+          <w:p>
+            <w:r/>
+            <w:r>
+              <w:rPr>
+                <w:rFonts w:ascii="Times New Roman" w:hAnsi="Times New Roman" w:eastAsia="宋体"/>
+                <w:sz w:val="21"/>
+              </w:rPr>
+              <w:t>枚举</w:t>
+            </w:r>
+          </w:p>
+        </w:tc>
+        <w:tc>
+          <w:tcPr>
+            <w:tcW w:type="dxa" w:w="2771"/>
+          </w:tcPr>
+          <w:p>
+            <w:r/>
+            <w:r>
+              <w:rPr>
+                <w:rFonts w:ascii="Times New Roman" w:hAnsi="Times New Roman" w:eastAsia="宋体"/>
+                <w:sz w:val="21"/>
+              </w:rPr>
+              <w:t>待执行、执行中、已完成</w:t>
+            </w:r>
+          </w:p>
+        </w:tc>
+      </w:tr>
+      <w:tr>
+        <w:tc>
+          <w:tcPr>
+            <w:tcW w:type="dxa" w:w="2771"/>
+          </w:tcPr>
+          <w:p>
+            <w:r/>
+            <w:r>
+              <w:rPr>
+                <w:rFonts w:ascii="Times New Roman" w:hAnsi="Times New Roman" w:eastAsia="宋体"/>
+                <w:sz w:val="21"/>
+              </w:rPr>
+              <w:t>隐患等级</w:t>
+            </w:r>
+          </w:p>
+        </w:tc>
+        <w:tc>
+          <w:tcPr>
+            <w:tcW w:type="dxa" w:w="2771"/>
+          </w:tcPr>
+          <w:p>
+            <w:r/>
+            <w:r>
+              <w:rPr>
+                <w:rFonts w:ascii="Times New Roman" w:hAnsi="Times New Roman" w:eastAsia="宋体"/>
+                <w:sz w:val="21"/>
+              </w:rPr>
+              <w:t>枚举</w:t>
+            </w:r>
+          </w:p>
+        </w:tc>
+        <w:tc>
+          <w:tcPr>
+            <w:tcW w:type="dxa" w:w="2771"/>
+          </w:tcPr>
+          <w:p>
+            <w:r/>
+            <w:r>
+              <w:rPr>
+                <w:rFonts w:ascii="Times New Roman" w:hAnsi="Times New Roman" w:eastAsia="宋体"/>
+                <w:sz w:val="21"/>
+              </w:rPr>
+              <w:t>一般、较大、重大</w:t>
+            </w:r>
+          </w:p>
+        </w:tc>
+      </w:tr>
+    </w:tbl>
+    <w:p>
+      <w:pPr>
+        <w:spacing w:after="120"/>
+      </w:pPr>
+    </w:p>
+    <w:p>
+      <w:pPr>
+        <w:keepNext/>
+        <w:spacing w:before="160" w:after="120"/>
+        <w:ind w:firstLine="0"/>
+      </w:pPr>
+      <w:r>
+        <w:rPr>
+          <w:rFonts w:ascii="黑体" w:hAnsi="黑体" w:eastAsia="黑体"/>
+          <w:b/>
+          <w:sz w:val="24"/>
+        </w:rPr>
+        <w:t>4.5.4  操作步骤</w:t>
+      </w:r>
+    </w:p>
+    <w:p>
+      <w:pPr>
+        <w:spacing w:after="60"/>
+        <w:ind w:firstLine="0" w:left="576"/>
+      </w:pPr>
+      <w:r>
+        <w:rPr>
+          <w:rFonts w:ascii="Times New Roman" w:hAnsi="Times New Roman" w:eastAsia="宋体"/>
+          <w:sz w:val="24"/>
+        </w:rPr>
+        <w:t>1. 按区段与周期编制巡检任务；</w:t>
+      </w:r>
+    </w:p>
+    <w:p>
+      <w:pPr>
+        <w:spacing w:after="60"/>
+        <w:ind w:firstLine="0" w:left="576"/>
+      </w:pPr>
+      <w:r>
+        <w:rPr>
+          <w:rFonts w:ascii="Times New Roman" w:hAnsi="Times New Roman" w:eastAsia="宋体"/>
+          <w:sz w:val="24"/>
+        </w:rPr>
+        <w:t>2. 巡检人员领取任务并到现场执行；</w:t>
+      </w:r>
+    </w:p>
+    <w:p>
+      <w:pPr>
+        <w:spacing w:after="60"/>
+        <w:ind w:firstLine="0" w:left="576"/>
+      </w:pPr>
+      <w:r>
+        <w:rPr>
+          <w:rFonts w:ascii="Times New Roman" w:hAnsi="Times New Roman" w:eastAsia="宋体"/>
+          <w:sz w:val="24"/>
+        </w:rPr>
+        <w:t>3. 登记结果与照片，发现隐患时上报；</w:t>
+      </w:r>
+    </w:p>
+    <w:p>
+      <w:pPr>
+        <w:spacing w:after="60"/>
+        <w:ind w:firstLine="0" w:left="576"/>
+      </w:pPr>
+      <w:r>
+        <w:rPr>
+          <w:rFonts w:ascii="Times New Roman" w:hAnsi="Times New Roman" w:eastAsia="宋体"/>
+          <w:sz w:val="24"/>
+        </w:rPr>
+        <w:t>4. 调度确认等级并派发处置；</w:t>
+      </w:r>
+    </w:p>
+    <w:p>
+      <w:pPr>
+        <w:spacing w:after="60"/>
+        <w:ind w:firstLine="0" w:left="576"/>
+      </w:pPr>
+      <w:r>
+        <w:rPr>
+          <w:rFonts w:ascii="Times New Roman" w:hAnsi="Times New Roman" w:eastAsia="宋体"/>
+          <w:sz w:val="24"/>
+        </w:rPr>
+        <w:t>5. 处置完成后回填并由班长验收归档。</w:t>
+      </w:r>
+    </w:p>
+    <w:p>
+      <w:pPr>
+        <w:keepNext/>
+        <w:spacing w:before="160" w:after="120"/>
+        <w:ind w:firstLine="0"/>
+      </w:pPr>
+      <w:r>
+        <w:rPr>
+          <w:rFonts w:ascii="黑体" w:hAnsi="黑体" w:eastAsia="黑体"/>
+          <w:b/>
+          <w:sz w:val="24"/>
+        </w:rPr>
+        <w:t>4.5.5  业务规则</w:t>
+      </w:r>
+    </w:p>
+    <w:p>
+      <w:pPr>
+        <w:spacing w:after="60"/>
+        <w:ind w:firstLine="0" w:left="480"/>
+      </w:pPr>
+      <w:r>
+        <w:rPr>
+          <w:rFonts w:ascii="Times New Roman" w:hAnsi="Times New Roman" w:eastAsia="宋体"/>
+          <w:sz w:val="24"/>
+        </w:rPr>
+        <w:t>· 隐患超过 24 小时未派发时升级提醒调度主管。</w:t>
+      </w:r>
+    </w:p>
+    <w:p>
+      <w:pPr>
+        <w:spacing w:after="60"/>
+        <w:ind w:firstLine="0" w:left="480"/>
+      </w:pPr>
+      <w:r>
+        <w:rPr>
+          <w:rFonts w:ascii="Times New Roman" w:hAnsi="Times New Roman" w:eastAsia="宋体"/>
+          <w:sz w:val="24"/>
+        </w:rPr>
+        <w:t>· 同一区段重复出现同类隐患时在台账中标记为频发。</w:t>
       </w:r>
     </w:p>
     <w:p>
@@ -1586,7 +4309,593 @@
         <w:drawing>
           <wp:inline xmlns:a="http://schemas.openxmlformats.org/drawingml/2006/main" xmlns:pic="http://schemas.openxmlformats.org/drawingml/2006/picture">
             <wp:extent cx="5040000" cy="3150000"/>
-            <wp:docPr id="5" name="Picture 5"/>
+            <wp:docPr id="8" name="Picture 8"/>
+            <wp:cNvGraphicFramePr>
+              <a:graphicFrameLocks noChangeAspect="1"/>
+            </wp:cNvGraphicFramePr>
+            <a:graphic>
+              <a:graphicData uri="http://schemas.openxmlformats.org/drawingml/2006/picture">
+                <pic:pic>
+                  <pic:nvPicPr>
+                    <pic:cNvPr id="0" name="04-巡检-巡检管理.png"/>
+                    <pic:cNvPicPr/>
+                  </pic:nvPicPr>
+                  <pic:blipFill>
+                    <a:blip r:embed="rId13"/>
+                    <a:stretch>
+                      <a:fillRect/>
+                    </a:stretch>
+                  </pic:blipFill>
+                  <pic:spPr>
+                    <a:xfrm>
+                      <a:off x="0" y="0"/>
+                      <a:ext cx="5040000" cy="3150000"/>
+                    </a:xfrm>
+                    <a:prstGeom prst="rect"/>
+                  </pic:spPr>
+                </pic:pic>
+              </a:graphicData>
+            </a:graphic>
+          </wp:inline>
+        </w:drawing>
+      </w:r>
+    </w:p>
+    <w:p>
+      <w:pPr>
+        <w:spacing w:after="160"/>
+        <w:ind w:firstLine="0"/>
+        <w:jc w:val="center"/>
+      </w:pPr>
+      <w:r>
+        <w:rPr>
+          <w:rFonts w:ascii="Times New Roman" w:hAnsi="Times New Roman" w:eastAsia="宋体"/>
+          <w:sz w:val="21"/>
+        </w:rPr>
+        <w:t>图 4  巡检管理页面</w:t>
+      </w:r>
+    </w:p>
+    <w:p>
+      <w:pPr>
+        <w:keepNext/>
+        <w:spacing w:before="160" w:after="120"/>
+        <w:ind w:firstLine="0"/>
+      </w:pPr>
+      <w:r>
+        <w:rPr>
+          <w:rFonts w:ascii="黑体" w:hAnsi="黑体" w:eastAsia="黑体"/>
+          <w:b/>
+          <w:sz w:val="28"/>
+        </w:rPr>
+        <w:t>4.6  告警中心</w:t>
+      </w:r>
+    </w:p>
+    <w:p>
+      <w:pPr>
+        <w:keepNext/>
+        <w:spacing w:before="160" w:after="120"/>
+        <w:ind w:firstLine="0"/>
+      </w:pPr>
+      <w:r>
+        <w:rPr>
+          <w:rFonts w:ascii="黑体" w:hAnsi="黑体" w:eastAsia="黑体"/>
+          <w:b/>
+          <w:sz w:val="24"/>
+        </w:rPr>
+        <w:t>4.6.1  功能描述</w:t>
+      </w:r>
+    </w:p>
+    <w:p>
+      <w:pPr>
+        <w:jc w:val="both"/>
+      </w:pPr>
+      <w:r>
+        <w:rPr>
+          <w:rFonts w:ascii="Times New Roman" w:hAnsi="Times New Roman" w:eastAsia="宋体"/>
+          <w:sz w:val="24"/>
+        </w:rPr>
+        <w:t>告警中心汇总来自站点运行数据、室温采集与巡检上报的告警，按紧急程度分为紧急与一般两级。</w:t>
+      </w:r>
+    </w:p>
+    <w:p>
+      <w:pPr>
+        <w:jc w:val="both"/>
+      </w:pPr>
+      <w:r>
+        <w:rPr>
+          <w:rFonts w:ascii="Times New Roman" w:hAnsi="Times New Roman" w:eastAsia="宋体"/>
+          <w:sz w:val="24"/>
+        </w:rPr>
+        <w:t>告警支持确认、转工单与人工闭环，并记录闭环原因，避免长期挂起。</w:t>
+      </w:r>
+    </w:p>
+    <w:p>
+      <w:pPr>
+        <w:keepNext/>
+        <w:spacing w:before="160" w:after="120"/>
+        <w:ind w:firstLine="0"/>
+      </w:pPr>
+      <w:r>
+        <w:rPr>
+          <w:rFonts w:ascii="黑体" w:hAnsi="黑体" w:eastAsia="黑体"/>
+          <w:b/>
+          <w:sz w:val="24"/>
+        </w:rPr>
+        <w:t>4.6.2  界面说明</w:t>
+      </w:r>
+    </w:p>
+    <w:p>
+      <w:pPr>
+        <w:jc w:val="both"/>
+      </w:pPr>
+      <w:r>
+        <w:rPr>
+          <w:rFonts w:ascii="Times New Roman" w:hAnsi="Times New Roman" w:eastAsia="宋体"/>
+          <w:sz w:val="24"/>
+        </w:rPr>
+        <w:t>列表按时间倒序，紧急告警置顶；详情区展示来源、触发条件与关联站点。</w:t>
+      </w:r>
+    </w:p>
+    <w:p>
+      <w:pPr>
+        <w:keepNext/>
+        <w:spacing w:before="160" w:after="120"/>
+        <w:ind w:firstLine="0"/>
+      </w:pPr>
+      <w:r>
+        <w:rPr>
+          <w:rFonts w:ascii="黑体" w:hAnsi="黑体" w:eastAsia="黑体"/>
+          <w:b/>
+          <w:sz w:val="24"/>
+        </w:rPr>
+        <w:t>4.6.3  主要字段</w:t>
+      </w:r>
+    </w:p>
+    <w:tbl>
+      <w:tblPr>
+        <w:tblStyle w:val="TableGrid"/>
+        <w:tblW w:type="auto" w:w="0"/>
+        <w:jc w:val="center"/>
+        <w:tblLook w:firstColumn="1" w:firstRow="1" w:lastColumn="0" w:lastRow="0" w:noHBand="0" w:noVBand="1" w:val="04A0"/>
+      </w:tblPr>
+      <w:tblGrid>
+        <w:gridCol w:w="2771"/>
+        <w:gridCol w:w="2771"/>
+        <w:gridCol w:w="2771"/>
+      </w:tblGrid>
+      <w:tr>
+        <w:tc>
+          <w:tcPr>
+            <w:tcW w:type="dxa" w:w="2771"/>
+          </w:tcPr>
+          <w:p>
+            <w:pPr>
+              <w:jc w:val="center"/>
+            </w:pPr>
+            <w:r/>
+            <w:r>
+              <w:rPr>
+                <w:rFonts w:ascii="黑体" w:hAnsi="黑体" w:eastAsia="黑体"/>
+                <w:b/>
+                <w:sz w:val="21"/>
+              </w:rPr>
+              <w:t>字段</w:t>
+            </w:r>
+          </w:p>
+        </w:tc>
+        <w:tc>
+          <w:tcPr>
+            <w:tcW w:type="dxa" w:w="2771"/>
+          </w:tcPr>
+          <w:p>
+            <w:pPr>
+              <w:jc w:val="center"/>
+            </w:pPr>
+            <w:r/>
+            <w:r>
+              <w:rPr>
+                <w:rFonts w:ascii="黑体" w:hAnsi="黑体" w:eastAsia="黑体"/>
+                <w:b/>
+                <w:sz w:val="21"/>
+              </w:rPr>
+              <w:t>类型</w:t>
+            </w:r>
+          </w:p>
+        </w:tc>
+        <w:tc>
+          <w:tcPr>
+            <w:tcW w:type="dxa" w:w="2771"/>
+          </w:tcPr>
+          <w:p>
+            <w:pPr>
+              <w:jc w:val="center"/>
+            </w:pPr>
+            <w:r/>
+            <w:r>
+              <w:rPr>
+                <w:rFonts w:ascii="黑体" w:hAnsi="黑体" w:eastAsia="黑体"/>
+                <w:b/>
+                <w:sz w:val="21"/>
+              </w:rPr>
+              <w:t>说明</w:t>
+            </w:r>
+          </w:p>
+        </w:tc>
+      </w:tr>
+      <w:tr>
+        <w:tc>
+          <w:tcPr>
+            <w:tcW w:type="dxa" w:w="2771"/>
+          </w:tcPr>
+          <w:p>
+            <w:r/>
+            <w:r>
+              <w:rPr>
+                <w:rFonts w:ascii="Times New Roman" w:hAnsi="Times New Roman" w:eastAsia="宋体"/>
+                <w:sz w:val="21"/>
+              </w:rPr>
+              <w:t>告警编号</w:t>
+            </w:r>
+          </w:p>
+        </w:tc>
+        <w:tc>
+          <w:tcPr>
+            <w:tcW w:type="dxa" w:w="2771"/>
+          </w:tcPr>
+          <w:p>
+            <w:r/>
+            <w:r>
+              <w:rPr>
+                <w:rFonts w:ascii="Times New Roman" w:hAnsi="Times New Roman" w:eastAsia="宋体"/>
+                <w:sz w:val="21"/>
+              </w:rPr>
+              <w:t>字符串</w:t>
+            </w:r>
+          </w:p>
+        </w:tc>
+        <w:tc>
+          <w:tcPr>
+            <w:tcW w:type="dxa" w:w="2771"/>
+          </w:tcPr>
+          <w:p>
+            <w:r/>
+            <w:r>
+              <w:rPr>
+                <w:rFonts w:ascii="Times New Roman" w:hAnsi="Times New Roman" w:eastAsia="宋体"/>
+                <w:sz w:val="21"/>
+              </w:rPr>
+              <w:t>系统生成的唯一标识</w:t>
+            </w:r>
+          </w:p>
+        </w:tc>
+      </w:tr>
+      <w:tr>
+        <w:tc>
+          <w:tcPr>
+            <w:tcW w:type="dxa" w:w="2771"/>
+          </w:tcPr>
+          <w:p>
+            <w:r/>
+            <w:r>
+              <w:rPr>
+                <w:rFonts w:ascii="Times New Roman" w:hAnsi="Times New Roman" w:eastAsia="宋体"/>
+                <w:sz w:val="21"/>
+              </w:rPr>
+              <w:t>来源</w:t>
+            </w:r>
+          </w:p>
+        </w:tc>
+        <w:tc>
+          <w:tcPr>
+            <w:tcW w:type="dxa" w:w="2771"/>
+          </w:tcPr>
+          <w:p>
+            <w:r/>
+            <w:r>
+              <w:rPr>
+                <w:rFonts w:ascii="Times New Roman" w:hAnsi="Times New Roman" w:eastAsia="宋体"/>
+                <w:sz w:val="21"/>
+              </w:rPr>
+              <w:t>枚举</w:t>
+            </w:r>
+          </w:p>
+        </w:tc>
+        <w:tc>
+          <w:tcPr>
+            <w:tcW w:type="dxa" w:w="2771"/>
+          </w:tcPr>
+          <w:p>
+            <w:r/>
+            <w:r>
+              <w:rPr>
+                <w:rFonts w:ascii="Times New Roman" w:hAnsi="Times New Roman" w:eastAsia="宋体"/>
+                <w:sz w:val="21"/>
+              </w:rPr>
+              <w:t>运行数据、室温采集、巡检上报</w:t>
+            </w:r>
+          </w:p>
+        </w:tc>
+      </w:tr>
+      <w:tr>
+        <w:tc>
+          <w:tcPr>
+            <w:tcW w:type="dxa" w:w="2771"/>
+          </w:tcPr>
+          <w:p>
+            <w:r/>
+            <w:r>
+              <w:rPr>
+                <w:rFonts w:ascii="Times New Roman" w:hAnsi="Times New Roman" w:eastAsia="宋体"/>
+                <w:sz w:val="21"/>
+              </w:rPr>
+              <w:t>级别</w:t>
+            </w:r>
+          </w:p>
+        </w:tc>
+        <w:tc>
+          <w:tcPr>
+            <w:tcW w:type="dxa" w:w="2771"/>
+          </w:tcPr>
+          <w:p>
+            <w:r/>
+            <w:r>
+              <w:rPr>
+                <w:rFonts w:ascii="Times New Roman" w:hAnsi="Times New Roman" w:eastAsia="宋体"/>
+                <w:sz w:val="21"/>
+              </w:rPr>
+              <w:t>枚举</w:t>
+            </w:r>
+          </w:p>
+        </w:tc>
+        <w:tc>
+          <w:tcPr>
+            <w:tcW w:type="dxa" w:w="2771"/>
+          </w:tcPr>
+          <w:p>
+            <w:r/>
+            <w:r>
+              <w:rPr>
+                <w:rFonts w:ascii="Times New Roman" w:hAnsi="Times New Roman" w:eastAsia="宋体"/>
+                <w:sz w:val="21"/>
+              </w:rPr>
+              <w:t>紧急、一般</w:t>
+            </w:r>
+          </w:p>
+        </w:tc>
+      </w:tr>
+      <w:tr>
+        <w:tc>
+          <w:tcPr>
+            <w:tcW w:type="dxa" w:w="2771"/>
+          </w:tcPr>
+          <w:p>
+            <w:r/>
+            <w:r>
+              <w:rPr>
+                <w:rFonts w:ascii="Times New Roman" w:hAnsi="Times New Roman" w:eastAsia="宋体"/>
+                <w:sz w:val="21"/>
+              </w:rPr>
+              <w:t>触发条件</w:t>
+            </w:r>
+          </w:p>
+        </w:tc>
+        <w:tc>
+          <w:tcPr>
+            <w:tcW w:type="dxa" w:w="2771"/>
+          </w:tcPr>
+          <w:p>
+            <w:r/>
+            <w:r>
+              <w:rPr>
+                <w:rFonts w:ascii="Times New Roman" w:hAnsi="Times New Roman" w:eastAsia="宋体"/>
+                <w:sz w:val="21"/>
+              </w:rPr>
+              <w:t>文本</w:t>
+            </w:r>
+          </w:p>
+        </w:tc>
+        <w:tc>
+          <w:tcPr>
+            <w:tcW w:type="dxa" w:w="2771"/>
+          </w:tcPr>
+          <w:p>
+            <w:r/>
+            <w:r>
+              <w:rPr>
+                <w:rFonts w:ascii="Times New Roman" w:hAnsi="Times New Roman" w:eastAsia="宋体"/>
+                <w:sz w:val="21"/>
+              </w:rPr>
+              <w:t>阈值与实测值对比</w:t>
+            </w:r>
+          </w:p>
+        </w:tc>
+      </w:tr>
+      <w:tr>
+        <w:tc>
+          <w:tcPr>
+            <w:tcW w:type="dxa" w:w="2771"/>
+          </w:tcPr>
+          <w:p>
+            <w:r/>
+            <w:r>
+              <w:rPr>
+                <w:rFonts w:ascii="Times New Roman" w:hAnsi="Times New Roman" w:eastAsia="宋体"/>
+                <w:sz w:val="21"/>
+              </w:rPr>
+              <w:t>状态</w:t>
+            </w:r>
+          </w:p>
+        </w:tc>
+        <w:tc>
+          <w:tcPr>
+            <w:tcW w:type="dxa" w:w="2771"/>
+          </w:tcPr>
+          <w:p>
+            <w:r/>
+            <w:r>
+              <w:rPr>
+                <w:rFonts w:ascii="Times New Roman" w:hAnsi="Times New Roman" w:eastAsia="宋体"/>
+                <w:sz w:val="21"/>
+              </w:rPr>
+              <w:t>枚举</w:t>
+            </w:r>
+          </w:p>
+        </w:tc>
+        <w:tc>
+          <w:tcPr>
+            <w:tcW w:type="dxa" w:w="2771"/>
+          </w:tcPr>
+          <w:p>
+            <w:r/>
+            <w:r>
+              <w:rPr>
+                <w:rFonts w:ascii="Times New Roman" w:hAnsi="Times New Roman" w:eastAsia="宋体"/>
+                <w:sz w:val="21"/>
+              </w:rPr>
+              <w:t>待确认、处理中、已闭环</w:t>
+            </w:r>
+          </w:p>
+        </w:tc>
+      </w:tr>
+    </w:tbl>
+    <w:p>
+      <w:pPr>
+        <w:spacing w:after="120"/>
+      </w:pPr>
+    </w:p>
+    <w:p>
+      <w:pPr>
+        <w:keepNext/>
+        <w:spacing w:before="160" w:after="120"/>
+        <w:ind w:firstLine="0"/>
+      </w:pPr>
+      <w:r>
+        <w:rPr>
+          <w:rFonts w:ascii="黑体" w:hAnsi="黑体" w:eastAsia="黑体"/>
+          <w:b/>
+          <w:sz w:val="24"/>
+        </w:rPr>
+        <w:t>4.6.4  操作步骤</w:t>
+      </w:r>
+    </w:p>
+    <w:p>
+      <w:pPr>
+        <w:spacing w:after="60"/>
+        <w:ind w:firstLine="0" w:left="576"/>
+      </w:pPr>
+      <w:r>
+        <w:rPr>
+          <w:rFonts w:ascii="Times New Roman" w:hAnsi="Times New Roman" w:eastAsia="宋体"/>
+          <w:sz w:val="24"/>
+        </w:rPr>
+        <w:t>1. 告警触发后进入待确认列表；</w:t>
+      </w:r>
+    </w:p>
+    <w:p>
+      <w:pPr>
+        <w:spacing w:after="60"/>
+        <w:ind w:firstLine="0" w:left="576"/>
+      </w:pPr>
+      <w:r>
+        <w:rPr>
+          <w:rFonts w:ascii="Times New Roman" w:hAnsi="Times New Roman" w:eastAsia="宋体"/>
+          <w:sz w:val="24"/>
+        </w:rPr>
+        <w:t>2. 值班人员确认并判断影响范围；</w:t>
+      </w:r>
+    </w:p>
+    <w:p>
+      <w:pPr>
+        <w:spacing w:after="60"/>
+        <w:ind w:firstLine="0" w:left="576"/>
+      </w:pPr>
+      <w:r>
+        <w:rPr>
+          <w:rFonts w:ascii="Times New Roman" w:hAnsi="Times New Roman" w:eastAsia="宋体"/>
+          <w:sz w:val="24"/>
+        </w:rPr>
+        <w:t>3. 需要处置时转为调度指令或工单；</w:t>
+      </w:r>
+    </w:p>
+    <w:p>
+      <w:pPr>
+        <w:spacing w:after="60"/>
+        <w:ind w:firstLine="0" w:left="576"/>
+      </w:pPr>
+      <w:r>
+        <w:rPr>
+          <w:rFonts w:ascii="Times New Roman" w:hAnsi="Times New Roman" w:eastAsia="宋体"/>
+          <w:sz w:val="24"/>
+        </w:rPr>
+        <w:t>4. 无需处置时填写原因后闭环。</w:t>
+      </w:r>
+    </w:p>
+    <w:p>
+      <w:pPr>
+        <w:keepNext/>
+        <w:spacing w:before="160" w:after="120"/>
+        <w:ind w:firstLine="0"/>
+      </w:pPr>
+      <w:r>
+        <w:rPr>
+          <w:rFonts w:ascii="黑体" w:hAnsi="黑体" w:eastAsia="黑体"/>
+          <w:b/>
+          <w:sz w:val="24"/>
+        </w:rPr>
+        <w:t>4.6.5  业务规则</w:t>
+      </w:r>
+    </w:p>
+    <w:p>
+      <w:pPr>
+        <w:spacing w:after="60"/>
+        <w:ind w:firstLine="0" w:left="480"/>
+      </w:pPr>
+      <w:r>
+        <w:rPr>
+          <w:rFonts w:ascii="Times New Roman" w:hAnsi="Times New Roman" w:eastAsia="宋体"/>
+          <w:sz w:val="24"/>
+        </w:rPr>
+        <w:t>· 紧急告警 30 分钟未确认时通知调度主管。</w:t>
+      </w:r>
+    </w:p>
+    <w:p>
+      <w:pPr>
+        <w:spacing w:after="60"/>
+        <w:ind w:firstLine="0" w:left="480"/>
+      </w:pPr>
+      <w:r>
+        <w:rPr>
+          <w:rFonts w:ascii="Times New Roman" w:hAnsi="Times New Roman" w:eastAsia="宋体"/>
+          <w:sz w:val="24"/>
+        </w:rPr>
+        <w:t>· 同一站点同类告警在 24 小时内合并计数。</w:t>
+      </w:r>
+    </w:p>
+    <w:p>
+      <w:pPr>
+        <w:keepNext/>
+        <w:spacing w:before="160" w:after="120"/>
+        <w:ind w:firstLine="0"/>
+      </w:pPr>
+      <w:r>
+        <w:rPr>
+          <w:rFonts w:ascii="黑体" w:hAnsi="黑体" w:eastAsia="黑体"/>
+          <w:b/>
+          <w:sz w:val="28"/>
+        </w:rPr>
+        <w:t>4.7  运行报表</w:t>
+      </w:r>
+    </w:p>
+    <w:p>
+      <w:pPr>
+        <w:spacing w:before="120" w:after="40"/>
+        <w:ind w:firstLine="0"/>
+        <w:jc w:val="center"/>
+      </w:pPr>
+      <w:r>
+        <w:drawing>
+          <wp:inline xmlns:a="http://schemas.openxmlformats.org/drawingml/2006/main" xmlns:pic="http://schemas.openxmlformats.org/drawingml/2006/picture">
+            <wp:extent cx="5040000" cy="3150000"/>
+            <wp:docPr id="9" name="Picture 9"/>
             <wp:cNvGraphicFramePr>
               <a:graphicFrameLocks noChangeAspect="1"/>
             </wp:cNvGraphicFramePr>
@@ -1634,6 +4943,515 @@
     <w:p>
       <w:pPr>
         <w:keepNext/>
+        <w:spacing w:before="160" w:after="120"/>
+        <w:ind w:firstLine="0"/>
+      </w:pPr>
+      <w:r>
+        <w:rPr>
+          <w:rFonts w:ascii="黑体" w:hAnsi="黑体" w:eastAsia="黑体"/>
+          <w:b/>
+          <w:sz w:val="24"/>
+        </w:rPr>
+        <w:t>4.7.1  功能描述</w:t>
+      </w:r>
+    </w:p>
+    <w:p>
+      <w:pPr>
+        <w:jc w:val="both"/>
+      </w:pPr>
+      <w:r>
+        <w:rPr>
+          <w:rFonts w:ascii="Times New Roman" w:hAnsi="Times New Roman" w:eastAsia="宋体"/>
+          <w:sz w:val="24"/>
+        </w:rPr>
+        <w:t>运行报表按采暖季汇总供热量、单位面积能耗、补水率与投诉工单，按月份与小区下钻，用于能耗考核与经营分析。</w:t>
+      </w:r>
+    </w:p>
+    <w:p>
+      <w:pPr>
+        <w:jc w:val="both"/>
+      </w:pPr>
+      <w:r>
+        <w:rPr>
+          <w:rFonts w:ascii="Times New Roman" w:hAnsi="Times New Roman" w:eastAsia="宋体"/>
+          <w:sz w:val="24"/>
+        </w:rPr>
+        <w:t>报表支持导出，供上报与归档使用；指标口径在文档中固定，避免不同期间自行解释。</w:t>
+      </w:r>
+    </w:p>
+    <w:p>
+      <w:pPr>
+        <w:keepNext/>
+        <w:spacing w:before="160" w:after="120"/>
+        <w:ind w:firstLine="0"/>
+      </w:pPr>
+      <w:r>
+        <w:rPr>
+          <w:rFonts w:ascii="黑体" w:hAnsi="黑体" w:eastAsia="黑体"/>
+          <w:b/>
+          <w:sz w:val="24"/>
+        </w:rPr>
+        <w:t>4.7.2  界面说明</w:t>
+      </w:r>
+    </w:p>
+    <w:p>
+      <w:pPr>
+        <w:jc w:val="both"/>
+      </w:pPr>
+      <w:r>
+        <w:rPr>
+          <w:rFonts w:ascii="Times New Roman" w:hAnsi="Times New Roman" w:eastAsia="宋体"/>
+          <w:sz w:val="24"/>
+        </w:rPr>
+        <w:t>上部为关键指标，中部为供热量与投诉类型分布，下部为月度指标明细与目标达成情况。</w:t>
+      </w:r>
+    </w:p>
+    <w:p>
+      <w:pPr>
+        <w:keepNext/>
+        <w:spacing w:before="160" w:after="120"/>
+        <w:ind w:firstLine="0"/>
+      </w:pPr>
+      <w:r>
+        <w:rPr>
+          <w:rFonts w:ascii="黑体" w:hAnsi="黑体" w:eastAsia="黑体"/>
+          <w:b/>
+          <w:sz w:val="24"/>
+        </w:rPr>
+        <w:t>4.7.3  主要字段</w:t>
+      </w:r>
+    </w:p>
+    <w:tbl>
+      <w:tblPr>
+        <w:tblStyle w:val="TableGrid"/>
+        <w:tblW w:type="auto" w:w="0"/>
+        <w:jc w:val="center"/>
+        <w:tblLook w:firstColumn="1" w:firstRow="1" w:lastColumn="0" w:lastRow="0" w:noHBand="0" w:noVBand="1" w:val="04A0"/>
+      </w:tblPr>
+      <w:tblGrid>
+        <w:gridCol w:w="2771"/>
+        <w:gridCol w:w="2771"/>
+        <w:gridCol w:w="2771"/>
+      </w:tblGrid>
+      <w:tr>
+        <w:tc>
+          <w:tcPr>
+            <w:tcW w:type="dxa" w:w="2771"/>
+          </w:tcPr>
+          <w:p>
+            <w:pPr>
+              <w:jc w:val="center"/>
+            </w:pPr>
+            <w:r/>
+            <w:r>
+              <w:rPr>
+                <w:rFonts w:ascii="黑体" w:hAnsi="黑体" w:eastAsia="黑体"/>
+                <w:b/>
+                <w:sz w:val="21"/>
+              </w:rPr>
+              <w:t>字段</w:t>
+            </w:r>
+          </w:p>
+        </w:tc>
+        <w:tc>
+          <w:tcPr>
+            <w:tcW w:type="dxa" w:w="2771"/>
+          </w:tcPr>
+          <w:p>
+            <w:pPr>
+              <w:jc w:val="center"/>
+            </w:pPr>
+            <w:r/>
+            <w:r>
+              <w:rPr>
+                <w:rFonts w:ascii="黑体" w:hAnsi="黑体" w:eastAsia="黑体"/>
+                <w:b/>
+                <w:sz w:val="21"/>
+              </w:rPr>
+              <w:t>类型</w:t>
+            </w:r>
+          </w:p>
+        </w:tc>
+        <w:tc>
+          <w:tcPr>
+            <w:tcW w:type="dxa" w:w="2771"/>
+          </w:tcPr>
+          <w:p>
+            <w:pPr>
+              <w:jc w:val="center"/>
+            </w:pPr>
+            <w:r/>
+            <w:r>
+              <w:rPr>
+                <w:rFonts w:ascii="黑体" w:hAnsi="黑体" w:eastAsia="黑体"/>
+                <w:b/>
+                <w:sz w:val="21"/>
+              </w:rPr>
+              <w:t>说明</w:t>
+            </w:r>
+          </w:p>
+        </w:tc>
+      </w:tr>
+      <w:tr>
+        <w:tc>
+          <w:tcPr>
+            <w:tcW w:type="dxa" w:w="2771"/>
+          </w:tcPr>
+          <w:p>
+            <w:r/>
+            <w:r>
+              <w:rPr>
+                <w:rFonts w:ascii="Times New Roman" w:hAnsi="Times New Roman" w:eastAsia="宋体"/>
+                <w:sz w:val="21"/>
+              </w:rPr>
+              <w:t>供热量</w:t>
+            </w:r>
+          </w:p>
+        </w:tc>
+        <w:tc>
+          <w:tcPr>
+            <w:tcW w:type="dxa" w:w="2771"/>
+          </w:tcPr>
+          <w:p>
+            <w:r/>
+            <w:r>
+              <w:rPr>
+                <w:rFonts w:ascii="Times New Roman" w:hAnsi="Times New Roman" w:eastAsia="宋体"/>
+                <w:sz w:val="21"/>
+              </w:rPr>
+              <w:t>数值</w:t>
+            </w:r>
+          </w:p>
+        </w:tc>
+        <w:tc>
+          <w:tcPr>
+            <w:tcW w:type="dxa" w:w="2771"/>
+          </w:tcPr>
+          <w:p>
+            <w:r/>
+            <w:r>
+              <w:rPr>
+                <w:rFonts w:ascii="Times New Roman" w:hAnsi="Times New Roman" w:eastAsia="宋体"/>
+                <w:sz w:val="21"/>
+              </w:rPr>
+              <w:t>采暖季累计供热量，单位万 GJ</w:t>
+            </w:r>
+          </w:p>
+        </w:tc>
+      </w:tr>
+      <w:tr>
+        <w:tc>
+          <w:tcPr>
+            <w:tcW w:type="dxa" w:w="2771"/>
+          </w:tcPr>
+          <w:p>
+            <w:r/>
+            <w:r>
+              <w:rPr>
+                <w:rFonts w:ascii="Times New Roman" w:hAnsi="Times New Roman" w:eastAsia="宋体"/>
+                <w:sz w:val="21"/>
+              </w:rPr>
+              <w:t>单位面积能耗</w:t>
+            </w:r>
+          </w:p>
+        </w:tc>
+        <w:tc>
+          <w:tcPr>
+            <w:tcW w:type="dxa" w:w="2771"/>
+          </w:tcPr>
+          <w:p>
+            <w:r/>
+            <w:r>
+              <w:rPr>
+                <w:rFonts w:ascii="Times New Roman" w:hAnsi="Times New Roman" w:eastAsia="宋体"/>
+                <w:sz w:val="21"/>
+              </w:rPr>
+              <w:t>数值</w:t>
+            </w:r>
+          </w:p>
+        </w:tc>
+        <w:tc>
+          <w:tcPr>
+            <w:tcW w:type="dxa" w:w="2771"/>
+          </w:tcPr>
+          <w:p>
+            <w:r/>
+            <w:r>
+              <w:rPr>
+                <w:rFonts w:ascii="Times New Roman" w:hAnsi="Times New Roman" w:eastAsia="宋体"/>
+                <w:sz w:val="21"/>
+              </w:rPr>
+              <w:t>供热量 / 供热面积</w:t>
+            </w:r>
+          </w:p>
+        </w:tc>
+      </w:tr>
+      <w:tr>
+        <w:tc>
+          <w:tcPr>
+            <w:tcW w:type="dxa" w:w="2771"/>
+          </w:tcPr>
+          <w:p>
+            <w:r/>
+            <w:r>
+              <w:rPr>
+                <w:rFonts w:ascii="Times New Roman" w:hAnsi="Times New Roman" w:eastAsia="宋体"/>
+                <w:sz w:val="21"/>
+              </w:rPr>
+              <w:t>补水率</w:t>
+            </w:r>
+          </w:p>
+        </w:tc>
+        <w:tc>
+          <w:tcPr>
+            <w:tcW w:type="dxa" w:w="2771"/>
+          </w:tcPr>
+          <w:p>
+            <w:r/>
+            <w:r>
+              <w:rPr>
+                <w:rFonts w:ascii="Times New Roman" w:hAnsi="Times New Roman" w:eastAsia="宋体"/>
+                <w:sz w:val="21"/>
+              </w:rPr>
+              <w:t>百分比</w:t>
+            </w:r>
+          </w:p>
+        </w:tc>
+        <w:tc>
+          <w:tcPr>
+            <w:tcW w:type="dxa" w:w="2771"/>
+          </w:tcPr>
+          <w:p>
+            <w:r/>
+            <w:r>
+              <w:rPr>
+                <w:rFonts w:ascii="Times New Roman" w:hAnsi="Times New Roman" w:eastAsia="宋体"/>
+                <w:sz w:val="21"/>
+              </w:rPr>
+              <w:t>补水量 / 循环水量</w:t>
+            </w:r>
+          </w:p>
+        </w:tc>
+      </w:tr>
+      <w:tr>
+        <w:tc>
+          <w:tcPr>
+            <w:tcW w:type="dxa" w:w="2771"/>
+          </w:tcPr>
+          <w:p>
+            <w:r/>
+            <w:r>
+              <w:rPr>
+                <w:rFonts w:ascii="Times New Roman" w:hAnsi="Times New Roman" w:eastAsia="宋体"/>
+                <w:sz w:val="21"/>
+              </w:rPr>
+              <w:t>投诉工单</w:t>
+            </w:r>
+          </w:p>
+        </w:tc>
+        <w:tc>
+          <w:tcPr>
+            <w:tcW w:type="dxa" w:w="2771"/>
+          </w:tcPr>
+          <w:p>
+            <w:r/>
+            <w:r>
+              <w:rPr>
+                <w:rFonts w:ascii="Times New Roman" w:hAnsi="Times New Roman" w:eastAsia="宋体"/>
+                <w:sz w:val="21"/>
+              </w:rPr>
+              <w:t>整数</w:t>
+            </w:r>
+          </w:p>
+        </w:tc>
+        <w:tc>
+          <w:tcPr>
+            <w:tcW w:type="dxa" w:w="2771"/>
+          </w:tcPr>
+          <w:p>
+            <w:r/>
+            <w:r>
+              <w:rPr>
+                <w:rFonts w:ascii="Times New Roman" w:hAnsi="Times New Roman" w:eastAsia="宋体"/>
+                <w:sz w:val="21"/>
+              </w:rPr>
+              <w:t>按类型分类的投诉数量</w:t>
+            </w:r>
+          </w:p>
+        </w:tc>
+      </w:tr>
+    </w:tbl>
+    <w:p>
+      <w:pPr>
+        <w:spacing w:after="120"/>
+      </w:pPr>
+    </w:p>
+    <w:p>
+      <w:pPr>
+        <w:keepNext/>
+        <w:spacing w:before="160" w:after="120"/>
+        <w:ind w:firstLine="0"/>
+      </w:pPr>
+      <w:r>
+        <w:rPr>
+          <w:rFonts w:ascii="黑体" w:hAnsi="黑体" w:eastAsia="黑体"/>
+          <w:b/>
+          <w:sz w:val="24"/>
+        </w:rPr>
+        <w:t>4.7.4  操作步骤</w:t>
+      </w:r>
+    </w:p>
+    <w:p>
+      <w:pPr>
+        <w:spacing w:after="60"/>
+        <w:ind w:firstLine="0" w:left="576"/>
+      </w:pPr>
+      <w:r>
+        <w:rPr>
+          <w:rFonts w:ascii="Times New Roman" w:hAnsi="Times New Roman" w:eastAsia="宋体"/>
+          <w:sz w:val="24"/>
+        </w:rPr>
+        <w:t>1. 选择统计区间与小区范围；</w:t>
+      </w:r>
+    </w:p>
+    <w:p>
+      <w:pPr>
+        <w:spacing w:after="60"/>
+        <w:ind w:firstLine="0" w:left="576"/>
+      </w:pPr>
+      <w:r>
+        <w:rPr>
+          <w:rFonts w:ascii="Times New Roman" w:hAnsi="Times New Roman" w:eastAsia="宋体"/>
+          <w:sz w:val="24"/>
+        </w:rPr>
+        <w:t>2. 查看关键指标与分布图；</w:t>
+      </w:r>
+    </w:p>
+    <w:p>
+      <w:pPr>
+        <w:spacing w:after="60"/>
+        <w:ind w:firstLine="0" w:left="576"/>
+      </w:pPr>
+      <w:r>
+        <w:rPr>
+          <w:rFonts w:ascii="Times New Roman" w:hAnsi="Times New Roman" w:eastAsia="宋体"/>
+          <w:sz w:val="24"/>
+        </w:rPr>
+        <w:t>3. 点击指标下钻到明细；</w:t>
+      </w:r>
+    </w:p>
+    <w:p>
+      <w:pPr>
+        <w:spacing w:after="60"/>
+        <w:ind w:firstLine="0" w:left="576"/>
+      </w:pPr>
+      <w:r>
+        <w:rPr>
+          <w:rFonts w:ascii="Times New Roman" w:hAnsi="Times New Roman" w:eastAsia="宋体"/>
+          <w:sz w:val="24"/>
+        </w:rPr>
+        <w:t>4. 导出报表用于上报。</w:t>
+      </w:r>
+    </w:p>
+    <w:p>
+      <w:pPr>
+        <w:keepNext/>
+        <w:spacing w:before="160" w:after="120"/>
+        <w:ind w:firstLine="0"/>
+      </w:pPr>
+      <w:r>
+        <w:rPr>
+          <w:rFonts w:ascii="黑体" w:hAnsi="黑体" w:eastAsia="黑体"/>
+          <w:b/>
+          <w:sz w:val="24"/>
+        </w:rPr>
+        <w:t>4.7.5  业务规则</w:t>
+      </w:r>
+    </w:p>
+    <w:p>
+      <w:pPr>
+        <w:spacing w:after="60"/>
+        <w:ind w:firstLine="0" w:left="480"/>
+      </w:pPr>
+      <w:r>
+        <w:rPr>
+          <w:rFonts w:ascii="Times New Roman" w:hAnsi="Times New Roman" w:eastAsia="宋体"/>
+          <w:sz w:val="24"/>
+        </w:rPr>
+        <w:t>· 指标按日聚合，跨月汇总不重复计算。</w:t>
+      </w:r>
+    </w:p>
+    <w:p>
+      <w:pPr>
+        <w:spacing w:after="60"/>
+        <w:ind w:firstLine="0" w:left="480"/>
+      </w:pPr>
+      <w:r>
+        <w:rPr>
+          <w:rFonts w:ascii="Times New Roman" w:hAnsi="Times New Roman" w:eastAsia="宋体"/>
+          <w:sz w:val="24"/>
+        </w:rPr>
+        <w:t>· 小区归属调整后历史数据仍按当时归属统计。</w:t>
+      </w:r>
+    </w:p>
+    <w:p>
+      <w:pPr>
+        <w:spacing w:before="120" w:after="40"/>
+        <w:ind w:firstLine="0"/>
+        <w:jc w:val="center"/>
+      </w:pPr>
+      <w:r>
+        <w:drawing>
+          <wp:inline xmlns:a="http://schemas.openxmlformats.org/drawingml/2006/main" xmlns:pic="http://schemas.openxmlformats.org/drawingml/2006/picture">
+            <wp:extent cx="5040000" cy="3150000"/>
+            <wp:docPr id="10" name="Picture 10"/>
+            <wp:cNvGraphicFramePr>
+              <a:graphicFrameLocks noChangeAspect="1"/>
+            </wp:cNvGraphicFramePr>
+            <a:graphic>
+              <a:graphicData uri="http://schemas.openxmlformats.org/drawingml/2006/picture">
+                <pic:pic>
+                  <pic:nvPicPr>
+                    <pic:cNvPr id="0" name="05-报表-运行报表.png"/>
+                    <pic:cNvPicPr/>
+                  </pic:nvPicPr>
+                  <pic:blipFill>
+                    <a:blip r:embed="rId14"/>
+                    <a:stretch>
+                      <a:fillRect/>
+                    </a:stretch>
+                  </pic:blipFill>
+                  <pic:spPr>
+                    <a:xfrm>
+                      <a:off x="0" y="0"/>
+                      <a:ext cx="5040000" cy="3150000"/>
+                    </a:xfrm>
+                    <a:prstGeom prst="rect"/>
+                  </pic:spPr>
+                </pic:pic>
+              </a:graphicData>
+            </a:graphic>
+          </wp:inline>
+        </w:drawing>
+      </w:r>
+    </w:p>
+    <w:p>
+      <w:pPr>
+        <w:spacing w:after="160"/>
+        <w:ind w:firstLine="0"/>
+        <w:jc w:val="center"/>
+      </w:pPr>
+      <w:r>
+        <w:rPr>
+          <w:rFonts w:ascii="Times New Roman" w:hAnsi="Times New Roman" w:eastAsia="宋体"/>
+          <w:sz w:val="21"/>
+        </w:rPr>
+        <w:t>图 6  运行报表页面</w:t>
+      </w:r>
+    </w:p>
+    <w:p>
+      <w:pPr>
+        <w:keepNext/>
         <w:spacing w:before="240" w:after="120"/>
         <w:ind w:firstLine="0"/>
         <w:jc w:val="left"/>
@@ -1644,19 +5462,7 @@
           <w:b/>
           <w:sz w:val="32"/>
         </w:rPr>
-        <w:t>4  操作说明</w:t>
-      </w:r>
-    </w:p>
-    <w:p>
-      <w:pPr>
-        <w:jc w:val="both"/>
-      </w:pPr>
-      <w:r>
-        <w:rPr>
-          <w:rFonts w:ascii="Times New Roman" w:hAnsi="Times New Roman" w:eastAsia="宋体"/>
-          <w:sz w:val="24"/>
-        </w:rPr>
-        <w:t>本章说明系统的常规操作流程，适用于已获得账号的使用人员。</w:t>
+        <w:t>5  数据结构</w:t>
       </w:r>
     </w:p>
     <w:p>
@@ -1671,7 +5477,7 @@
           <w:b/>
           <w:sz w:val="28"/>
         </w:rPr>
-        <w:t>4.1  登录与退出</w:t>
+        <w:t>5.1  设计原则</w:t>
       </w:r>
     </w:p>
     <w:p>
@@ -1683,7 +5489,7 @@
           <w:rFonts w:ascii="Times New Roman" w:hAnsi="Times New Roman" w:eastAsia="宋体"/>
           <w:sz w:val="24"/>
         </w:rPr>
-        <w:t>在浏览器地址栏输入系统访问地址进入登录页，输入账号与密码后登录。首次登录需修改初始密码，长时间无操作时系统自动退出。</w:t>
+        <w:t>系统以站点与小区为全局主数据，运行、收费与巡检数据均通过站点编码关联，避免同一站点在不同模块中存在多个副本。运行数据按分钟级写入原始表，报表读取按日预聚合的结果，聚合结果可重算。</w:t>
       </w:r>
     </w:p>
     <w:p>
@@ -1698,59 +5504,19 @@
           <w:b/>
           <w:sz w:val="28"/>
         </w:rPr>
-        <w:t>4.2  典型业务操作</w:t>
+        <w:t>5.2  主要数据表</w:t>
       </w:r>
     </w:p>
     <w:p>
       <w:pPr>
-        <w:spacing w:after="60"/>
-        <w:ind w:firstLine="0" w:left="480"/>
+        <w:jc w:val="both"/>
       </w:pPr>
       <w:r>
         <w:rPr>
           <w:rFonts w:ascii="Times New Roman" w:hAnsi="Times New Roman" w:eastAsia="宋体"/>
           <w:sz w:val="24"/>
         </w:rPr>
-        <w:t>· 调节站点温度：换热站监控 → 选择站点 → 修改二次供温设定 → 提交 → 调度确认；</w:t>
-      </w:r>
-    </w:p>
-    <w:p>
-      <w:pPr>
-        <w:spacing w:after="60"/>
-        <w:ind w:firstLine="0" w:left="480"/>
-      </w:pPr>
-      <w:r>
-        <w:rPr>
-          <w:rFonts w:ascii="Times New Roman" w:hAnsi="Times New Roman" w:eastAsia="宋体"/>
-          <w:sz w:val="24"/>
-        </w:rPr>
-        <w:t>· 下达调度指令：供热总览 → 调度指令 → 新建 → 选择站点与调节量 → 下发；</w:t>
-      </w:r>
-    </w:p>
-    <w:p>
-      <w:pPr>
-        <w:spacing w:after="60"/>
-        <w:ind w:firstLine="0" w:left="480"/>
-      </w:pPr>
-      <w:r>
-        <w:rPr>
-          <w:rFonts w:ascii="Times New Roman" w:hAnsi="Times New Roman" w:eastAsia="宋体"/>
-          <w:sz w:val="24"/>
-        </w:rPr>
-        <w:t>· 录入收费：收费管理 → 新增缴费 → 输入户号 → 核对金额 → 选择方式 → 保存；</w:t>
-      </w:r>
-    </w:p>
-    <w:p>
-      <w:pPr>
-        <w:spacing w:after="60"/>
-        <w:ind w:firstLine="0" w:left="480"/>
-      </w:pPr>
-      <w:r>
-        <w:rPr>
-          <w:rFonts w:ascii="Times New Roman" w:hAnsi="Times New Roman" w:eastAsia="宋体"/>
-          <w:sz w:val="24"/>
-        </w:rPr>
-        <w:t>· 上报隐患：巡检管理 → 我的任务 → 执行 → 发现隐患 → 填写描述与照片 → 提交。</w:t>
+        <w:t>系统核心数据表包括站点档案、小区档案、用户档案、运行参数、缴费记录、巡检任务与隐患台账等，具体表名与主要字段见附录「数据表清单」（若从代码模型导出）。</w:t>
       </w:r>
     </w:p>
     <w:p>
@@ -1766,7 +5532,22 @@
           <w:b/>
           <w:sz w:val="32"/>
         </w:rPr>
-        <w:t>5  技术特点</w:t>
+        <w:t>6  权限设计</w:t>
+      </w:r>
+    </w:p>
+    <w:p>
+      <w:pPr>
+        <w:keepNext/>
+        <w:spacing w:before="160" w:after="120"/>
+        <w:ind w:firstLine="0"/>
+      </w:pPr>
+      <w:r>
+        <w:rPr>
+          <w:rFonts w:ascii="黑体" w:hAnsi="黑体" w:eastAsia="黑体"/>
+          <w:b/>
+          <w:sz w:val="28"/>
+        </w:rPr>
+        <w:t>6.1  权限模型</w:t>
       </w:r>
     </w:p>
     <w:p>
@@ -1778,60 +5559,1184 @@
           <w:rFonts w:ascii="Times New Roman" w:hAnsi="Times New Roman" w:eastAsia="宋体"/>
           <w:sz w:val="24"/>
         </w:rPr>
-        <w:t>系统采用 B/S 架构与前后端分离设计，站点主数据集中管理，运行数据与收费数据按站点与小区关联，支撑从热源到用户的贯通分析。</w:t>
+        <w:t>系统采用基于角色的访问控制：角色绑定功能权限点决定菜单与按钮可见性，组织范围决定可查看的站点与小区集合；两者同时满足才允许访问。</w:t>
       </w:r>
     </w:p>
     <w:p>
       <w:pPr>
+        <w:keepNext/>
+        <w:spacing w:before="160" w:after="120"/>
+        <w:ind w:firstLine="0"/>
+      </w:pPr>
+      <w:r>
+        <w:rPr>
+          <w:rFonts w:ascii="黑体" w:hAnsi="黑体" w:eastAsia="黑体"/>
+          <w:b/>
+          <w:sz w:val="28"/>
+        </w:rPr>
+        <w:t>6.2  权限分配</w:t>
+      </w:r>
+    </w:p>
+    <w:tbl>
+      <w:tblPr>
+        <w:tblStyle w:val="TableGrid"/>
+        <w:tblW w:type="auto" w:w="0"/>
+        <w:jc w:val="center"/>
+        <w:tblLook w:firstColumn="1" w:firstRow="1" w:lastColumn="0" w:lastRow="0" w:noHBand="0" w:noVBand="1" w:val="04A0"/>
+      </w:tblPr>
+      <w:tblGrid>
+        <w:gridCol w:w="1385"/>
+        <w:gridCol w:w="1385"/>
+        <w:gridCol w:w="1385"/>
+        <w:gridCol w:w="1385"/>
+        <w:gridCol w:w="1385"/>
+        <w:gridCol w:w="1385"/>
+      </w:tblGrid>
+      <w:tr>
+        <w:tc>
+          <w:tcPr>
+            <w:tcW w:type="dxa" w:w="1385"/>
+          </w:tcPr>
+          <w:p>
+            <w:pPr>
+              <w:jc w:val="center"/>
+            </w:pPr>
+            <w:r/>
+            <w:r>
+              <w:rPr>
+                <w:rFonts w:ascii="黑体" w:hAnsi="黑体" w:eastAsia="黑体"/>
+                <w:b/>
+                <w:sz w:val="21"/>
+              </w:rPr>
+              <w:t>功能</w:t>
+            </w:r>
+          </w:p>
+        </w:tc>
+        <w:tc>
+          <w:tcPr>
+            <w:tcW w:type="dxa" w:w="1385"/>
+          </w:tcPr>
+          <w:p>
+            <w:pPr>
+              <w:jc w:val="center"/>
+            </w:pPr>
+            <w:r/>
+            <w:r>
+              <w:rPr>
+                <w:rFonts w:ascii="黑体" w:hAnsi="黑体" w:eastAsia="黑体"/>
+                <w:b/>
+                <w:sz w:val="21"/>
+              </w:rPr>
+              <w:t>系统管理员</w:t>
+            </w:r>
+          </w:p>
+        </w:tc>
+        <w:tc>
+          <w:tcPr>
+            <w:tcW w:type="dxa" w:w="1385"/>
+          </w:tcPr>
+          <w:p>
+            <w:pPr>
+              <w:jc w:val="center"/>
+            </w:pPr>
+            <w:r/>
+            <w:r>
+              <w:rPr>
+                <w:rFonts w:ascii="黑体" w:hAnsi="黑体" w:eastAsia="黑体"/>
+                <w:b/>
+                <w:sz w:val="21"/>
+              </w:rPr>
+              <w:t>调度员</w:t>
+            </w:r>
+          </w:p>
+        </w:tc>
+        <w:tc>
+          <w:tcPr>
+            <w:tcW w:type="dxa" w:w="1385"/>
+          </w:tcPr>
+          <w:p>
+            <w:pPr>
+              <w:jc w:val="center"/>
+            </w:pPr>
+            <w:r/>
+            <w:r>
+              <w:rPr>
+                <w:rFonts w:ascii="黑体" w:hAnsi="黑体" w:eastAsia="黑体"/>
+                <w:b/>
+                <w:sz w:val="21"/>
+              </w:rPr>
+              <w:t>站务员</w:t>
+            </w:r>
+          </w:p>
+        </w:tc>
+        <w:tc>
+          <w:tcPr>
+            <w:tcW w:type="dxa" w:w="1385"/>
+          </w:tcPr>
+          <w:p>
+            <w:pPr>
+              <w:jc w:val="center"/>
+            </w:pPr>
+            <w:r/>
+            <w:r>
+              <w:rPr>
+                <w:rFonts w:ascii="黑体" w:hAnsi="黑体" w:eastAsia="黑体"/>
+                <w:b/>
+                <w:sz w:val="21"/>
+              </w:rPr>
+              <w:t>收费员</w:t>
+            </w:r>
+          </w:p>
+        </w:tc>
+        <w:tc>
+          <w:tcPr>
+            <w:tcW w:type="dxa" w:w="1385"/>
+          </w:tcPr>
+          <w:p>
+            <w:pPr>
+              <w:jc w:val="center"/>
+            </w:pPr>
+            <w:r/>
+            <w:r>
+              <w:rPr>
+                <w:rFonts w:ascii="黑体" w:hAnsi="黑体" w:eastAsia="黑体"/>
+                <w:b/>
+                <w:sz w:val="21"/>
+              </w:rPr>
+              <w:t>经营主管</w:t>
+            </w:r>
+          </w:p>
+        </w:tc>
+      </w:tr>
+      <w:tr>
+        <w:tc>
+          <w:tcPr>
+            <w:tcW w:type="dxa" w:w="1385"/>
+          </w:tcPr>
+          <w:p>
+            <w:r/>
+            <w:r>
+              <w:rPr>
+                <w:rFonts w:ascii="Times New Roman" w:hAnsi="Times New Roman" w:eastAsia="宋体"/>
+                <w:sz w:val="21"/>
+              </w:rPr>
+              <w:t>供热总览</w:t>
+            </w:r>
+          </w:p>
+        </w:tc>
+        <w:tc>
+          <w:tcPr>
+            <w:tcW w:type="dxa" w:w="1385"/>
+          </w:tcPr>
+          <w:p>
+            <w:r/>
+            <w:r>
+              <w:rPr>
+                <w:rFonts w:ascii="Times New Roman" w:hAnsi="Times New Roman" w:eastAsia="宋体"/>
+                <w:sz w:val="21"/>
+              </w:rPr>
+              <w:t>√</w:t>
+            </w:r>
+          </w:p>
+        </w:tc>
+        <w:tc>
+          <w:tcPr>
+            <w:tcW w:type="dxa" w:w="1385"/>
+          </w:tcPr>
+          <w:p>
+            <w:r/>
+            <w:r>
+              <w:rPr>
+                <w:rFonts w:ascii="Times New Roman" w:hAnsi="Times New Roman" w:eastAsia="宋体"/>
+                <w:sz w:val="21"/>
+              </w:rPr>
+              <w:t>√</w:t>
+            </w:r>
+          </w:p>
+        </w:tc>
+        <w:tc>
+          <w:tcPr>
+            <w:tcW w:type="dxa" w:w="1385"/>
+          </w:tcPr>
+          <w:p>
+            <w:r/>
+            <w:r>
+              <w:rPr>
+                <w:rFonts w:ascii="Times New Roman" w:hAnsi="Times New Roman" w:eastAsia="宋体"/>
+                <w:sz w:val="21"/>
+              </w:rPr>
+              <w:t>√</w:t>
+            </w:r>
+          </w:p>
+        </w:tc>
+        <w:tc>
+          <w:tcPr>
+            <w:tcW w:type="dxa" w:w="1385"/>
+          </w:tcPr>
+          <w:p>
+            <w:r/>
+            <w:r>
+              <w:rPr>
+                <w:rFonts w:ascii="Times New Roman" w:hAnsi="Times New Roman" w:eastAsia="宋体"/>
+                <w:sz w:val="21"/>
+              </w:rPr>
+              <w:t>√</w:t>
+            </w:r>
+          </w:p>
+        </w:tc>
+        <w:tc>
+          <w:tcPr>
+            <w:tcW w:type="dxa" w:w="1385"/>
+          </w:tcPr>
+          <w:p>
+            <w:r/>
+            <w:r>
+              <w:rPr>
+                <w:rFonts w:ascii="Times New Roman" w:hAnsi="Times New Roman" w:eastAsia="宋体"/>
+                <w:sz w:val="21"/>
+              </w:rPr>
+              <w:t>√</w:t>
+            </w:r>
+          </w:p>
+        </w:tc>
+      </w:tr>
+      <w:tr>
+        <w:tc>
+          <w:tcPr>
+            <w:tcW w:type="dxa" w:w="1385"/>
+          </w:tcPr>
+          <w:p>
+            <w:r/>
+            <w:r>
+              <w:rPr>
+                <w:rFonts w:ascii="Times New Roman" w:hAnsi="Times New Roman" w:eastAsia="宋体"/>
+                <w:sz w:val="21"/>
+              </w:rPr>
+              <w:t>站点参数查看</w:t>
+            </w:r>
+          </w:p>
+        </w:tc>
+        <w:tc>
+          <w:tcPr>
+            <w:tcW w:type="dxa" w:w="1385"/>
+          </w:tcPr>
+          <w:p>
+            <w:r/>
+            <w:r>
+              <w:rPr>
+                <w:rFonts w:ascii="Times New Roman" w:hAnsi="Times New Roman" w:eastAsia="宋体"/>
+                <w:sz w:val="21"/>
+              </w:rPr>
+              <w:t>√</w:t>
+            </w:r>
+          </w:p>
+        </w:tc>
+        <w:tc>
+          <w:tcPr>
+            <w:tcW w:type="dxa" w:w="1385"/>
+          </w:tcPr>
+          <w:p>
+            <w:r/>
+            <w:r>
+              <w:rPr>
+                <w:rFonts w:ascii="Times New Roman" w:hAnsi="Times New Roman" w:eastAsia="宋体"/>
+                <w:sz w:val="21"/>
+              </w:rPr>
+              <w:t>√</w:t>
+            </w:r>
+          </w:p>
+        </w:tc>
+        <w:tc>
+          <w:tcPr>
+            <w:tcW w:type="dxa" w:w="1385"/>
+          </w:tcPr>
+          <w:p>
+            <w:r/>
+            <w:r>
+              <w:rPr>
+                <w:rFonts w:ascii="Times New Roman" w:hAnsi="Times New Roman" w:eastAsia="宋体"/>
+                <w:sz w:val="21"/>
+              </w:rPr>
+              <w:t>本站</w:t>
+            </w:r>
+          </w:p>
+        </w:tc>
+        <w:tc>
+          <w:tcPr>
+            <w:tcW w:type="dxa" w:w="1385"/>
+          </w:tcPr>
+          <w:p>
+            <w:r/>
+            <w:r>
+              <w:rPr>
+                <w:rFonts w:ascii="Times New Roman" w:hAnsi="Times New Roman" w:eastAsia="宋体"/>
+                <w:sz w:val="21"/>
+              </w:rPr>
+              <w:t>—</w:t>
+            </w:r>
+          </w:p>
+        </w:tc>
+        <w:tc>
+          <w:tcPr>
+            <w:tcW w:type="dxa" w:w="1385"/>
+          </w:tcPr>
+          <w:p>
+            <w:r/>
+            <w:r>
+              <w:rPr>
+                <w:rFonts w:ascii="Times New Roman" w:hAnsi="Times New Roman" w:eastAsia="宋体"/>
+                <w:sz w:val="21"/>
+              </w:rPr>
+              <w:t>查看</w:t>
+            </w:r>
+          </w:p>
+        </w:tc>
+      </w:tr>
+      <w:tr>
+        <w:tc>
+          <w:tcPr>
+            <w:tcW w:type="dxa" w:w="1385"/>
+          </w:tcPr>
+          <w:p>
+            <w:r/>
+            <w:r>
+              <w:rPr>
+                <w:rFonts w:ascii="Times New Roman" w:hAnsi="Times New Roman" w:eastAsia="宋体"/>
+                <w:sz w:val="21"/>
+              </w:rPr>
+              <w:t>参数调节</w:t>
+            </w:r>
+          </w:p>
+        </w:tc>
+        <w:tc>
+          <w:tcPr>
+            <w:tcW w:type="dxa" w:w="1385"/>
+          </w:tcPr>
+          <w:p>
+            <w:r/>
+            <w:r>
+              <w:rPr>
+                <w:rFonts w:ascii="Times New Roman" w:hAnsi="Times New Roman" w:eastAsia="宋体"/>
+                <w:sz w:val="21"/>
+              </w:rPr>
+              <w:t>√</w:t>
+            </w:r>
+          </w:p>
+        </w:tc>
+        <w:tc>
+          <w:tcPr>
+            <w:tcW w:type="dxa" w:w="1385"/>
+          </w:tcPr>
+          <w:p>
+            <w:r/>
+            <w:r>
+              <w:rPr>
+                <w:rFonts w:ascii="Times New Roman" w:hAnsi="Times New Roman" w:eastAsia="宋体"/>
+                <w:sz w:val="21"/>
+              </w:rPr>
+              <w:t>√</w:t>
+            </w:r>
+          </w:p>
+        </w:tc>
+        <w:tc>
+          <w:tcPr>
+            <w:tcW w:type="dxa" w:w="1385"/>
+          </w:tcPr>
+          <w:p>
+            <w:r/>
+            <w:r>
+              <w:rPr>
+                <w:rFonts w:ascii="Times New Roman" w:hAnsi="Times New Roman" w:eastAsia="宋体"/>
+                <w:sz w:val="21"/>
+              </w:rPr>
+              <w:t>本站</w:t>
+            </w:r>
+          </w:p>
+        </w:tc>
+        <w:tc>
+          <w:tcPr>
+            <w:tcW w:type="dxa" w:w="1385"/>
+          </w:tcPr>
+          <w:p>
+            <w:r/>
+            <w:r>
+              <w:rPr>
+                <w:rFonts w:ascii="Times New Roman" w:hAnsi="Times New Roman" w:eastAsia="宋体"/>
+                <w:sz w:val="21"/>
+              </w:rPr>
+              <w:t>—</w:t>
+            </w:r>
+          </w:p>
+        </w:tc>
+        <w:tc>
+          <w:tcPr>
+            <w:tcW w:type="dxa" w:w="1385"/>
+          </w:tcPr>
+          <w:p>
+            <w:r/>
+            <w:r>
+              <w:rPr>
+                <w:rFonts w:ascii="Times New Roman" w:hAnsi="Times New Roman" w:eastAsia="宋体"/>
+                <w:sz w:val="21"/>
+              </w:rPr>
+              <w:t>—</w:t>
+            </w:r>
+          </w:p>
+        </w:tc>
+      </w:tr>
+      <w:tr>
+        <w:tc>
+          <w:tcPr>
+            <w:tcW w:type="dxa" w:w="1385"/>
+          </w:tcPr>
+          <w:p>
+            <w:r/>
+            <w:r>
+              <w:rPr>
+                <w:rFonts w:ascii="Times New Roman" w:hAnsi="Times New Roman" w:eastAsia="宋体"/>
+                <w:sz w:val="21"/>
+              </w:rPr>
+              <w:t>收费操作</w:t>
+            </w:r>
+          </w:p>
+        </w:tc>
+        <w:tc>
+          <w:tcPr>
+            <w:tcW w:type="dxa" w:w="1385"/>
+          </w:tcPr>
+          <w:p>
+            <w:r/>
+            <w:r>
+              <w:rPr>
+                <w:rFonts w:ascii="Times New Roman" w:hAnsi="Times New Roman" w:eastAsia="宋体"/>
+                <w:sz w:val="21"/>
+              </w:rPr>
+              <w:t>√</w:t>
+            </w:r>
+          </w:p>
+        </w:tc>
+        <w:tc>
+          <w:tcPr>
+            <w:tcW w:type="dxa" w:w="1385"/>
+          </w:tcPr>
+          <w:p>
+            <w:r/>
+            <w:r>
+              <w:rPr>
+                <w:rFonts w:ascii="Times New Roman" w:hAnsi="Times New Roman" w:eastAsia="宋体"/>
+                <w:sz w:val="21"/>
+              </w:rPr>
+              <w:t>—</w:t>
+            </w:r>
+          </w:p>
+        </w:tc>
+        <w:tc>
+          <w:tcPr>
+            <w:tcW w:type="dxa" w:w="1385"/>
+          </w:tcPr>
+          <w:p>
+            <w:r/>
+            <w:r>
+              <w:rPr>
+                <w:rFonts w:ascii="Times New Roman" w:hAnsi="Times New Roman" w:eastAsia="宋体"/>
+                <w:sz w:val="21"/>
+              </w:rPr>
+              <w:t>—</w:t>
+            </w:r>
+          </w:p>
+        </w:tc>
+        <w:tc>
+          <w:tcPr>
+            <w:tcW w:type="dxa" w:w="1385"/>
+          </w:tcPr>
+          <w:p>
+            <w:r/>
+            <w:r>
+              <w:rPr>
+                <w:rFonts w:ascii="Times New Roman" w:hAnsi="Times New Roman" w:eastAsia="宋体"/>
+                <w:sz w:val="21"/>
+              </w:rPr>
+              <w:t>√</w:t>
+            </w:r>
+          </w:p>
+        </w:tc>
+        <w:tc>
+          <w:tcPr>
+            <w:tcW w:type="dxa" w:w="1385"/>
+          </w:tcPr>
+          <w:p>
+            <w:r/>
+            <w:r>
+              <w:rPr>
+                <w:rFonts w:ascii="Times New Roman" w:hAnsi="Times New Roman" w:eastAsia="宋体"/>
+                <w:sz w:val="21"/>
+              </w:rPr>
+              <w:t>查看</w:t>
+            </w:r>
+          </w:p>
+        </w:tc>
+      </w:tr>
+      <w:tr>
+        <w:tc>
+          <w:tcPr>
+            <w:tcW w:type="dxa" w:w="1385"/>
+          </w:tcPr>
+          <w:p>
+            <w:r/>
+            <w:r>
+              <w:rPr>
+                <w:rFonts w:ascii="Times New Roman" w:hAnsi="Times New Roman" w:eastAsia="宋体"/>
+                <w:sz w:val="21"/>
+              </w:rPr>
+              <w:t>巡检执行</w:t>
+            </w:r>
+          </w:p>
+        </w:tc>
+        <w:tc>
+          <w:tcPr>
+            <w:tcW w:type="dxa" w:w="1385"/>
+          </w:tcPr>
+          <w:p>
+            <w:r/>
+            <w:r>
+              <w:rPr>
+                <w:rFonts w:ascii="Times New Roman" w:hAnsi="Times New Roman" w:eastAsia="宋体"/>
+                <w:sz w:val="21"/>
+              </w:rPr>
+              <w:t>—</w:t>
+            </w:r>
+          </w:p>
+        </w:tc>
+        <w:tc>
+          <w:tcPr>
+            <w:tcW w:type="dxa" w:w="1385"/>
+          </w:tcPr>
+          <w:p>
+            <w:r/>
+            <w:r>
+              <w:rPr>
+                <w:rFonts w:ascii="Times New Roman" w:hAnsi="Times New Roman" w:eastAsia="宋体"/>
+                <w:sz w:val="21"/>
+              </w:rPr>
+              <w:t>查看</w:t>
+            </w:r>
+          </w:p>
+        </w:tc>
+        <w:tc>
+          <w:tcPr>
+            <w:tcW w:type="dxa" w:w="1385"/>
+          </w:tcPr>
+          <w:p>
+            <w:r/>
+            <w:r>
+              <w:rPr>
+                <w:rFonts w:ascii="Times New Roman" w:hAnsi="Times New Roman" w:eastAsia="宋体"/>
+                <w:sz w:val="21"/>
+              </w:rPr>
+              <w:t>√</w:t>
+            </w:r>
+          </w:p>
+        </w:tc>
+        <w:tc>
+          <w:tcPr>
+            <w:tcW w:type="dxa" w:w="1385"/>
+          </w:tcPr>
+          <w:p>
+            <w:r/>
+            <w:r>
+              <w:rPr>
+                <w:rFonts w:ascii="Times New Roman" w:hAnsi="Times New Roman" w:eastAsia="宋体"/>
+                <w:sz w:val="21"/>
+              </w:rPr>
+              <w:t>—</w:t>
+            </w:r>
+          </w:p>
+        </w:tc>
+        <w:tc>
+          <w:tcPr>
+            <w:tcW w:type="dxa" w:w="1385"/>
+          </w:tcPr>
+          <w:p>
+            <w:r/>
+            <w:r>
+              <w:rPr>
+                <w:rFonts w:ascii="Times New Roman" w:hAnsi="Times New Roman" w:eastAsia="宋体"/>
+                <w:sz w:val="21"/>
+              </w:rPr>
+              <w:t>—</w:t>
+            </w:r>
+          </w:p>
+        </w:tc>
+      </w:tr>
+      <w:tr>
+        <w:tc>
+          <w:tcPr>
+            <w:tcW w:type="dxa" w:w="1385"/>
+          </w:tcPr>
+          <w:p>
+            <w:r/>
+            <w:r>
+              <w:rPr>
+                <w:rFonts w:ascii="Times New Roman" w:hAnsi="Times New Roman" w:eastAsia="宋体"/>
+                <w:sz w:val="21"/>
+              </w:rPr>
+              <w:t>报表查看</w:t>
+            </w:r>
+          </w:p>
+        </w:tc>
+        <w:tc>
+          <w:tcPr>
+            <w:tcW w:type="dxa" w:w="1385"/>
+          </w:tcPr>
+          <w:p>
+            <w:r/>
+            <w:r>
+              <w:rPr>
+                <w:rFonts w:ascii="Times New Roman" w:hAnsi="Times New Roman" w:eastAsia="宋体"/>
+                <w:sz w:val="21"/>
+              </w:rPr>
+              <w:t>√</w:t>
+            </w:r>
+          </w:p>
+        </w:tc>
+        <w:tc>
+          <w:tcPr>
+            <w:tcW w:type="dxa" w:w="1385"/>
+          </w:tcPr>
+          <w:p>
+            <w:r/>
+            <w:r>
+              <w:rPr>
+                <w:rFonts w:ascii="Times New Roman" w:hAnsi="Times New Roman" w:eastAsia="宋体"/>
+                <w:sz w:val="21"/>
+              </w:rPr>
+              <w:t>√</w:t>
+            </w:r>
+          </w:p>
+        </w:tc>
+        <w:tc>
+          <w:tcPr>
+            <w:tcW w:type="dxa" w:w="1385"/>
+          </w:tcPr>
+          <w:p>
+            <w:r/>
+            <w:r>
+              <w:rPr>
+                <w:rFonts w:ascii="Times New Roman" w:hAnsi="Times New Roman" w:eastAsia="宋体"/>
+                <w:sz w:val="21"/>
+              </w:rPr>
+              <w:t>−</w:t>
+            </w:r>
+          </w:p>
+        </w:tc>
+        <w:tc>
+          <w:tcPr>
+            <w:tcW w:type="dxa" w:w="1385"/>
+          </w:tcPr>
+          <w:p>
+            <w:r/>
+            <w:r>
+              <w:rPr>
+                <w:rFonts w:ascii="Times New Roman" w:hAnsi="Times New Roman" w:eastAsia="宋体"/>
+                <w:sz w:val="21"/>
+              </w:rPr>
+              <w:t>—</w:t>
+            </w:r>
+          </w:p>
+        </w:tc>
+        <w:tc>
+          <w:tcPr>
+            <w:tcW w:type="dxa" w:w="1385"/>
+          </w:tcPr>
+          <w:p>
+            <w:r/>
+            <w:r>
+              <w:rPr>
+                <w:rFonts w:ascii="Times New Roman" w:hAnsi="Times New Roman" w:eastAsia="宋体"/>
+                <w:sz w:val="21"/>
+              </w:rPr>
+              <w:t>√</w:t>
+            </w:r>
+          </w:p>
+        </w:tc>
+      </w:tr>
+    </w:tbl>
+    <w:p>
+      <w:pPr>
+        <w:spacing w:after="120"/>
+      </w:pPr>
+    </w:p>
+    <w:p>
+      <w:pPr>
+        <w:keepNext/>
+        <w:spacing w:before="240" w:after="120"/>
+        <w:ind w:firstLine="0"/>
+        <w:jc w:val="left"/>
+      </w:pPr>
+      <w:r>
+        <w:rPr>
+          <w:rFonts w:ascii="黑体" w:hAnsi="黑体" w:eastAsia="黑体"/>
+          <w:b/>
+          <w:sz w:val="32"/>
+        </w:rPr>
+        <w:t>7  部署与运维</w:t>
+      </w:r>
+    </w:p>
+    <w:p>
+      <w:pPr>
+        <w:keepNext/>
+        <w:spacing w:before="160" w:after="120"/>
+        <w:ind w:firstLine="0"/>
+      </w:pPr>
+      <w:r>
+        <w:rPr>
+          <w:rFonts w:ascii="黑体" w:hAnsi="黑体" w:eastAsia="黑体"/>
+          <w:b/>
+          <w:sz w:val="28"/>
+        </w:rPr>
+        <w:t>7.1  部署步骤</w:t>
+      </w:r>
+    </w:p>
+    <w:p>
+      <w:pPr>
         <w:spacing w:after="60"/>
-        <w:ind w:firstLine="0" w:left="480"/>
+        <w:ind w:firstLine="0" w:left="576"/>
       </w:pPr>
       <w:r>
         <w:rPr>
           <w:rFonts w:ascii="Times New Roman" w:hAnsi="Times New Roman" w:eastAsia="宋体"/>
           <w:sz w:val="24"/>
         </w:rPr>
-        <w:t>· 站点与小区统一主数据，监控、收费、巡检共用同一标识；</w:t>
+        <w:t>1. 准备服务器并安装数据库与运行时；</w:t>
       </w:r>
     </w:p>
     <w:p>
       <w:pPr>
         <w:spacing w:after="60"/>
-        <w:ind w:firstLine="0" w:left="480"/>
+        <w:ind w:firstLine="0" w:left="576"/>
       </w:pPr>
       <w:r>
         <w:rPr>
           <w:rFonts w:ascii="Times New Roman" w:hAnsi="Times New Roman" w:eastAsia="宋体"/>
           <w:sz w:val="24"/>
         </w:rPr>
-        <w:t>· 室温达标率按分钟级采集计算，不依赖人工抽样；</w:t>
+        <w:t>2. 导入站点与小区基础档案；</w:t>
       </w:r>
     </w:p>
     <w:p>
       <w:pPr>
         <w:spacing w:after="60"/>
-        <w:ind w:firstLine="0" w:left="480"/>
+        <w:ind w:firstLine="0" w:left="576"/>
       </w:pPr>
       <w:r>
         <w:rPr>
           <w:rFonts w:ascii="Times New Roman" w:hAnsi="Times New Roman" w:eastAsia="宋体"/>
           <w:sz w:val="24"/>
         </w:rPr>
-        <w:t>· 调度指令与巡检隐患全程留痕，可追溯；</w:t>
+        <w:t>3. 配置自控系统数据接口地址与采集周期；</w:t>
       </w:r>
     </w:p>
     <w:p>
       <w:pPr>
         <w:spacing w:after="60"/>
-        <w:ind w:firstLine="0" w:left="480"/>
+        <w:ind w:firstLine="0" w:left="576"/>
       </w:pPr>
       <w:r>
         <w:rPr>
           <w:rFonts w:ascii="Times New Roman" w:hAnsi="Times New Roman" w:eastAsia="宋体"/>
           <w:sz w:val="24"/>
         </w:rPr>
-        <w:t>· 按角色划分数据范围，收费数据与运行数据分权查看。</w:t>
+        <w:t>4. 启动服务并完成健康检查；</w:t>
       </w:r>
+    </w:p>
+    <w:p>
+      <w:pPr>
+        <w:spacing w:after="60"/>
+        <w:ind w:firstLine="0" w:left="576"/>
+      </w:pPr>
+      <w:r>
+        <w:rPr>
+          <w:rFonts w:ascii="Times New Roman" w:hAnsi="Times New Roman" w:eastAsia="宋体"/>
+          <w:sz w:val="24"/>
+        </w:rPr>
+        <w:t>5. 使用测试账号验证数据采集与报表。</w:t>
+      </w:r>
+    </w:p>
+    <w:p>
+      <w:pPr>
+        <w:keepNext/>
+        <w:spacing w:before="160" w:after="120"/>
+        <w:ind w:firstLine="0"/>
+      </w:pPr>
+      <w:r>
+        <w:rPr>
+          <w:rFonts w:ascii="黑体" w:hAnsi="黑体" w:eastAsia="黑体"/>
+          <w:b/>
+          <w:sz w:val="28"/>
+        </w:rPr>
+        <w:t>7.2  运维要点</w:t>
+      </w:r>
+    </w:p>
+    <w:p>
+      <w:pPr>
+        <w:spacing w:after="60"/>
+        <w:ind w:firstLine="0" w:left="480"/>
+      </w:pPr>
+      <w:r>
+        <w:rPr>
+          <w:rFonts w:ascii="Times New Roman" w:hAnsi="Times New Roman" w:eastAsia="宋体"/>
+          <w:sz w:val="24"/>
+        </w:rPr>
+        <w:t>· 每日检查采集是否连续，缺失时段需补采；</w:t>
+      </w:r>
+    </w:p>
+    <w:p>
+      <w:pPr>
+        <w:spacing w:after="60"/>
+        <w:ind w:firstLine="0" w:left="480"/>
+      </w:pPr>
+      <w:r>
+        <w:rPr>
+          <w:rFonts w:ascii="Times New Roman" w:hAnsi="Times New Roman" w:eastAsia="宋体"/>
+          <w:sz w:val="24"/>
+        </w:rPr>
+        <w:t>· 每周核对收费流水与银行对账；</w:t>
+      </w:r>
+    </w:p>
+    <w:p>
+      <w:pPr>
+        <w:spacing w:after="60"/>
+        <w:ind w:firstLine="0" w:left="480"/>
+      </w:pPr>
+      <w:r>
+        <w:rPr>
+          <w:rFonts w:ascii="Times New Roman" w:hAnsi="Times New Roman" w:eastAsia="宋体"/>
+          <w:sz w:val="24"/>
+        </w:rPr>
+        <w:t>· 每月重算报表聚合结果并与原始数据比对；</w:t>
+      </w:r>
+    </w:p>
+    <w:p>
+      <w:pPr>
+        <w:spacing w:after="60"/>
+        <w:ind w:firstLine="0" w:left="480"/>
+      </w:pPr>
+      <w:r>
+        <w:rPr>
+          <w:rFonts w:ascii="Times New Roman" w:hAnsi="Times New Roman" w:eastAsia="宋体"/>
+          <w:sz w:val="24"/>
+        </w:rPr>
+        <w:t>· 采暖季前进行容量评估与压力测试。</w:t>
+      </w:r>
+    </w:p>
+    <w:p>
+      <w:pPr>
+        <w:keepNext/>
+        <w:spacing w:before="240" w:after="120"/>
+        <w:ind w:firstLine="0"/>
+        <w:jc w:val="left"/>
+      </w:pPr>
+      <w:r>
+        <w:rPr>
+          <w:rFonts w:ascii="黑体" w:hAnsi="黑体" w:eastAsia="黑体"/>
+          <w:b/>
+          <w:sz w:val="32"/>
+        </w:rPr>
+        <w:t>8  常见问题</w:t>
+      </w:r>
+    </w:p>
+    <w:p>
+      <w:pPr>
+        <w:keepNext/>
+        <w:spacing w:before="160" w:after="120"/>
+        <w:ind w:firstLine="0"/>
+      </w:pPr>
+      <w:r>
+        <w:rPr>
+          <w:rFonts w:ascii="黑体" w:hAnsi="黑体" w:eastAsia="黑体"/>
+          <w:b/>
+          <w:sz w:val="28"/>
+        </w:rPr>
+        <w:t>8.1  使用类问题</w:t>
+      </w:r>
+    </w:p>
+    <w:p>
+      <w:pPr>
+        <w:spacing w:after="60"/>
+        <w:ind w:firstLine="0" w:left="480"/>
+      </w:pPr>
+      <w:r>
+        <w:rPr>
+          <w:rFonts w:ascii="Times New Roman" w:hAnsi="Times New Roman" w:eastAsia="宋体"/>
+          <w:sz w:val="24"/>
+        </w:rPr>
+        <w:t>· 站点参数不刷新：先确认采集服务是否存活，再看接口是否返回数据；</w:t>
+      </w:r>
+    </w:p>
+    <w:p>
+      <w:pPr>
+        <w:spacing w:after="60"/>
+        <w:ind w:firstLine="0" w:left="480"/>
+      </w:pPr>
+      <w:r>
+        <w:rPr>
+          <w:rFonts w:ascii="Times New Roman" w:hAnsi="Times New Roman" w:eastAsia="宋体"/>
+          <w:sz w:val="24"/>
+        </w:rPr>
+        <w:t>· 室温达标率异常偏低：核对采集设备在线率与阈值设置；</w:t>
+      </w:r>
+    </w:p>
+    <w:p>
+      <w:pPr>
+        <w:spacing w:after="60"/>
+        <w:ind w:firstLine="0" w:left="480"/>
+      </w:pPr>
+      <w:r>
+        <w:rPr>
+          <w:rFonts w:ascii="Times New Roman" w:hAnsi="Times New Roman" w:eastAsia="宋体"/>
+          <w:sz w:val="24"/>
+        </w:rPr>
+        <w:t>· 收费金额与实际不符：检查采暖季单价与面积变更记录。</w:t>
+      </w:r>
+    </w:p>
+    <w:p>
+      <w:pPr>
+        <w:keepNext/>
+        <w:spacing w:before="160" w:after="120"/>
+        <w:ind w:firstLine="0"/>
+      </w:pPr>
+      <w:r>
+        <w:rPr>
+          <w:rFonts w:ascii="黑体" w:hAnsi="黑体" w:eastAsia="黑体"/>
+          <w:b/>
+          <w:sz w:val="28"/>
+        </w:rPr>
+        <w:t>8.2  运维类问题</w:t>
+      </w:r>
+    </w:p>
+    <w:p>
+      <w:pPr>
+        <w:spacing w:after="60"/>
+        <w:ind w:firstLine="0" w:left="480"/>
+      </w:pPr>
+      <w:r>
+        <w:rPr>
+          <w:rFonts w:ascii="Times New Roman" w:hAnsi="Times New Roman" w:eastAsia="宋体"/>
+          <w:sz w:val="24"/>
+        </w:rPr>
+        <w:t>· 采集延迟：检查采集进程与网络链路，必要时临时提高采集频率；</w:t>
+      </w:r>
+    </w:p>
+    <w:p>
+      <w:pPr>
+        <w:spacing w:after="60"/>
+        <w:ind w:firstLine="0" w:left="480"/>
+      </w:pPr>
+      <w:r>
+        <w:rPr>
+          <w:rFonts w:ascii="Times New Roman" w:hAnsi="Times New Roman" w:eastAsia="宋体"/>
+          <w:sz w:val="24"/>
+        </w:rPr>
+        <w:t>· 报表数据与原始数据不一致：以原始表为准重算聚合。</w:t>
+      </w:r>
+    </w:p>
+    <w:p>
+      <w:pPr>
+        <w:keepNext/>
+        <w:spacing w:before="160" w:after="120"/>
+        <w:ind w:firstLine="0"/>
+      </w:pPr>
+      <w:r>
+        <w:rPr>
+          <w:rFonts w:ascii="黑体" w:hAnsi="黑体" w:eastAsia="黑体"/>
+          <w:b/>
+          <w:sz w:val="28"/>
+        </w:rPr>
+        <w:t>8.3  源代码组织</w:t>
+      </w:r>
+    </w:p>
+    <w:p>
+      <w:pPr>
+        <w:jc w:val="both"/>
+      </w:pPr>
+      <w:r>
+        <w:rPr>
+          <w:rFonts w:ascii="Times New Roman" w:hAnsi="Times New Roman" w:eastAsia="宋体"/>
+          <w:sz w:val="24"/>
+        </w:rPr>
+        <w:t>本系统源代码按目录组织，主要目录的文件数与有效代码行数如下表。统计范围为 religuanxian-frontend 仓库内的业务源代码，不含依赖包与第三方静态资源。</w:t>
+      </w:r>
+    </w:p>
+    <w:tbl>
+      <w:tblPr>
+        <w:tblStyle w:val="TableGrid"/>
+        <w:tblW w:type="auto" w:w="0"/>
+        <w:jc w:val="center"/>
+        <w:tblLook w:firstColumn="1" w:firstRow="1" w:lastColumn="0" w:lastRow="0" w:noHBand="0" w:noVBand="1" w:val="04A0"/>
+      </w:tblPr>
+      <w:tblGrid>
+        <w:gridCol w:w="2771"/>
+        <w:gridCol w:w="2771"/>
+        <w:gridCol w:w="2771"/>
+      </w:tblGrid>
+      <w:tr>
+        <w:tc>
+          <w:tcPr>
+            <w:tcW w:type="dxa" w:w="2771"/>
+          </w:tcPr>
+          <w:p>
+            <w:pPr>
+              <w:jc w:val="center"/>
+            </w:pPr>
+            <w:r/>
+            <w:r>
+              <w:rPr>
+                <w:rFonts w:ascii="黑体" w:hAnsi="黑体" w:eastAsia="黑体"/>
+                <w:b/>
+                <w:sz w:val="21"/>
+              </w:rPr>
+              <w:t>目录</w:t>
+            </w:r>
+          </w:p>
+        </w:tc>
+        <w:tc>
+          <w:tcPr>
+            <w:tcW w:type="dxa" w:w="2771"/>
+          </w:tcPr>
+          <w:p>
+            <w:pPr>
+              <w:jc w:val="center"/>
+            </w:pPr>
+            <w:r/>
+            <w:r>
+              <w:rPr>
+                <w:rFonts w:ascii="黑体" w:hAnsi="黑体" w:eastAsia="黑体"/>
+                <w:b/>
+                <w:sz w:val="21"/>
+              </w:rPr>
+              <w:t>文件数</w:t>
+            </w:r>
+          </w:p>
+        </w:tc>
+        <w:tc>
+          <w:tcPr>
+            <w:tcW w:type="dxa" w:w="2771"/>
+          </w:tcPr>
+          <w:p>
+            <w:pPr>
+              <w:jc w:val="center"/>
+            </w:pPr>
+            <w:r/>
+            <w:r>
+              <w:rPr>
+                <w:rFonts w:ascii="黑体" w:hAnsi="黑体" w:eastAsia="黑体"/>
+                <w:b/>
+                <w:sz w:val="21"/>
+              </w:rPr>
+              <w:t>有效行数</w:t>
+            </w:r>
+          </w:p>
+        </w:tc>
+      </w:tr>
+      <w:tr>
+        <w:tc>
+          <w:tcPr>
+            <w:tcW w:type="dxa" w:w="2771"/>
+          </w:tcPr>
+          <w:p>
+            <w:r/>
+            <w:r>
+              <w:rPr>
+                <w:rFonts w:ascii="Times New Roman" w:hAnsi="Times New Roman" w:eastAsia="宋体"/>
+                <w:sz w:val="21"/>
+              </w:rPr>
+              <w:t>src</w:t>
+            </w:r>
+          </w:p>
+        </w:tc>
+        <w:tc>
+          <w:tcPr>
+            <w:tcW w:type="dxa" w:w="2771"/>
+          </w:tcPr>
+          <w:p>
+            <w:r/>
+            <w:r>
+              <w:rPr>
+                <w:rFonts w:ascii="Times New Roman" w:hAnsi="Times New Roman" w:eastAsia="宋体"/>
+                <w:sz w:val="21"/>
+              </w:rPr>
+              <w:t>342</w:t>
+            </w:r>
+          </w:p>
+        </w:tc>
+        <w:tc>
+          <w:tcPr>
+            <w:tcW w:type="dxa" w:w="2771"/>
+          </w:tcPr>
+          <w:p>
+            <w:r/>
+            <w:r>
+              <w:rPr>
+                <w:rFonts w:ascii="Times New Roman" w:hAnsi="Times New Roman" w:eastAsia="宋体"/>
+                <w:sz w:val="21"/>
+              </w:rPr>
+              <w:t>100694</w:t>
+            </w:r>
+          </w:p>
+        </w:tc>
+      </w:tr>
+      <w:tr>
+        <w:tc>
+          <w:tcPr>
+            <w:tcW w:type="dxa" w:w="2771"/>
+          </w:tcPr>
+          <w:p>
+            <w:r/>
+            <w:r>
+              <w:rPr>
+                <w:rFonts w:ascii="Times New Roman" w:hAnsi="Times New Roman" w:eastAsia="宋体"/>
+                <w:sz w:val="21"/>
+              </w:rPr>
+              <w:t>.</w:t>
+            </w:r>
+          </w:p>
+        </w:tc>
+        <w:tc>
+          <w:tcPr>
+            <w:tcW w:type="dxa" w:w="2771"/>
+          </w:tcPr>
+          <w:p>
+            <w:r/>
+            <w:r>
+              <w:rPr>
+                <w:rFonts w:ascii="Times New Roman" w:hAnsi="Times New Roman" w:eastAsia="宋体"/>
+                <w:sz w:val="21"/>
+              </w:rPr>
+              <w:t>4</w:t>
+            </w:r>
+          </w:p>
+        </w:tc>
+        <w:tc>
+          <w:tcPr>
+            <w:tcW w:type="dxa" w:w="2771"/>
+          </w:tcPr>
+          <w:p>
+            <w:r/>
+            <w:r>
+              <w:rPr>
+                <w:rFonts w:ascii="Times New Roman" w:hAnsi="Times New Roman" w:eastAsia="宋体"/>
+                <w:sz w:val="21"/>
+              </w:rPr>
+              <w:t>100</w:t>
+            </w:r>
+          </w:p>
+        </w:tc>
+      </w:tr>
+    </w:tbl>
+    <w:p>
+      <w:pPr>
+        <w:spacing w:after="120"/>
+      </w:pPr>
     </w:p>
     <w:sectPr>
       <w:headerReference w:type="default" r:id="rId9"/>
